--- a/explanation_docs/Code Explanation.docx
+++ b/explanation_docs/Code Explanation.docx
@@ -1,17 +1,13 @@
 
 <file path=word/document.xml><?xml version="1.0" encoding="utf-8"?>
-<w:document xmlns:mc="http://schemas.openxmlformats.org/markup-compatibility/2006" xmlns:o="urn:schemas-microsoft-com:office:office" xmlns:r="http://schemas.openxmlformats.org/officeDocument/2006/relationships" xmlns:m="http://schemas.openxmlformats.org/officeDocument/2006/math" xmlns:v="urn:schemas-microsoft-com:vml" xmlns:wp="http://schemas.openxmlformats.org/drawingml/2006/wordprocessingDrawing" xmlns:w10="urn:schemas-microsoft-com:office:word" xmlns:w="http://schemas.openxmlformats.org/wordprocessingml/2006/main" xmlns:wne="http://schemas.microsoft.com/office/word/2006/wordml" xmlns:sl="http://schemas.openxmlformats.org/schemaLibrary/2006/main" xmlns:a="http://schemas.openxmlformats.org/drawingml/2006/main" xmlns:pic="http://schemas.openxmlformats.org/drawingml/2006/picture" xmlns:c="http://schemas.openxmlformats.org/drawingml/2006/chart" xmlns:lc="http://schemas.openxmlformats.org/drawingml/2006/lockedCanvas" xmlns:dgm="http://schemas.openxmlformats.org/drawingml/2006/diagram" xmlns:wps="http://schemas.microsoft.com/office/word/2010/wordprocessingShape" xmlns:wpg="http://schemas.microsoft.com/office/word/2010/wordprocessingGroup" xmlns:w14="http://schemas.microsoft.com/office/word/2010/wordml" xmlns:w15="http://schemas.microsoft.com/office/word/2012/wordml" xmlns:w16="http://schemas.microsoft.com/office/word/2018/wordml" xmlns:w16cex="http://schemas.microsoft.com/office/word/2018/wordml/cex" xmlns:w16cid="http://schemas.microsoft.com/office/word/2016/wordml/cid" xmlns="http://schemas.microsoft.com/office/tasks/2019/documenttasks" xmlns:cr="http://schemas.microsoft.com/office/comments/2020/reactions">
+<w:document xmlns:wpc="http://schemas.microsoft.com/office/word/2010/wordprocessingCanvas" xmlns:cx="http://schemas.microsoft.com/office/drawing/2014/chartex" xmlns:cx1="http://schemas.microsoft.com/office/drawing/2015/9/8/chartex" xmlns:cx2="http://schemas.microsoft.com/office/drawing/2015/10/21/chartex" xmlns:cx3="http://schemas.microsoft.com/office/drawing/2016/5/9/chartex" xmlns:cx4="http://schemas.microsoft.com/office/drawing/2016/5/10/chartex" xmlns:cx5="http://schemas.microsoft.com/office/drawing/2016/5/11/chartex" xmlns:cx6="http://schemas.microsoft.com/office/drawing/2016/5/12/chartex" xmlns:cx7="http://schemas.microsoft.com/office/drawing/2016/5/13/chartex" xmlns:cx8="http://schemas.microsoft.com/office/drawing/2016/5/14/chartex" xmlns:mc="http://schemas.openxmlformats.org/markup-compatibility/2006" xmlns:aink="http://schemas.microsoft.com/office/drawing/2016/ink" xmlns:am3d="http://schemas.microsoft.com/office/drawing/2017/model3d" xmlns:o="urn:schemas-microsoft-com:office:office" xmlns:oel="http://schemas.microsoft.com/office/2019/extlst" xmlns:r="http://schemas.openxmlformats.org/officeDocument/2006/relationships" xmlns:m="http://schemas.openxmlformats.org/officeDocument/2006/math" xmlns:v="urn:schemas-microsoft-com:vml" xmlns:wp14="http://schemas.microsoft.com/office/word/2010/wordprocessingDrawing" xmlns:wp="http://schemas.openxmlformats.org/drawingml/2006/wordprocessingDrawing" xmlns:w10="urn:schemas-microsoft-com:office:word" xmlns:w="http://schemas.openxmlformats.org/wordprocessingml/2006/main" xmlns:w14="http://schemas.microsoft.com/office/word/2010/wordml" xmlns:w15="http://schemas.microsoft.com/office/word/2012/wordml" xmlns:w16cex="http://schemas.microsoft.com/office/word/2018/wordml/cex" xmlns:w16cid="http://schemas.microsoft.com/office/word/2016/wordml/cid" xmlns:w16="http://schemas.microsoft.com/office/word/2018/wordml" xmlns:w16du="http://schemas.microsoft.com/office/word/2023/wordml/word16du" xmlns:w16sdtdh="http://schemas.microsoft.com/office/word/2020/wordml/sdtdatahash" xmlns:w16sdtfl="http://schemas.microsoft.com/office/word/2024/wordml/sdtformatlock" xmlns:w16se="http://schemas.microsoft.com/office/word/2015/wordml/symex" xmlns:wpg="http://schemas.microsoft.com/office/word/2010/wordprocessingGroup" xmlns:wpi="http://schemas.microsoft.com/office/word/2010/wordprocessingInk" xmlns:wne="http://schemas.microsoft.com/office/word/2006/wordml" xmlns:wps="http://schemas.microsoft.com/office/word/2010/wordprocessingShape" mc:Ignorable="w14 w15 w16se w16cid w16 w16cex w16sdtdh w16sdtfl w16du wp14">
   <w:body>
     <w:p>
       <w:pPr>
-        <w:spacing w:after="240" w:lineRule="auto"/>
-        <w:rPr/>
-      </w:pPr>
-      <w:r>
-        <w:rPr>
-          <w:rtl w:val="0"/>
-        </w:rPr>
-        <w:t xml:space="preserve">file-by-file breakdown explaining the imported libraries, the functions created, and a step-by-step explanation of what the code does in simple terms.</w:t>
+        <w:spacing w:after="240"/>
+      </w:pPr>
+      <w:r>
+        <w:t>file-by-file breakdown explaining the imported libraries, the functions created, and a step-by-step explanation of what the code does in simple terms.</w:t>
       </w:r>
     </w:p>
     <w:p>
@@ -19,79 +15,71 @@
         <w:pStyle w:val="Heading3"/>
         <w:keepNext w:val="0"/>
         <w:keepLines w:val="0"/>
-        <w:spacing w:before="280" w:lineRule="auto"/>
-        <w:rPr>
-          <w:b w:val="1"/>
-          <w:bCs w:val="1"/>
+        <w:spacing w:before="280"/>
+        <w:rPr>
+          <w:b/>
+          <w:bCs/>
           <w:color w:val="000000"/>
           <w:sz w:val="26"/>
           <w:szCs w:val="26"/>
         </w:rPr>
       </w:pPr>
-      <w:bookmarkStart w:colFirst="0" w:colLast="0" w:name="_3940fgxx9248" w:id="0"/>
+      <w:bookmarkStart w:id="0" w:name="_3940fgxx9248" w:colFirst="0" w:colLast="0"/>
       <w:bookmarkEnd w:id="0"/>
       <w:r>
         <w:rPr>
-          <w:b w:val="1"/>
-          <w:bCs w:val="1"/>
+          <w:b/>
+          <w:bCs/>
           <w:color w:val="000000"/>
           <w:sz w:val="26"/>
           <w:szCs w:val="26"/>
-          <w:rtl w:val="0"/>
         </w:rPr>
         <w:t xml:space="preserve">1. </w:t>
       </w:r>
       <w:r>
         <w:rPr>
-          <w:rFonts w:ascii="Roboto Mono" w:cs="Roboto Mono" w:eastAsia="Roboto Mono" w:hAnsi="Roboto Mono"/>
-          <w:b w:val="1"/>
-          <w:bCs w:val="1"/>
+          <w:rFonts w:ascii="Roboto Mono" w:eastAsia="Roboto Mono" w:hAnsi="Roboto Mono" w:cs="Roboto Mono"/>
+          <w:b/>
+          <w:bCs/>
           <w:color w:val="188038"/>
           <w:sz w:val="26"/>
           <w:szCs w:val="26"/>
-          <w:rtl w:val="0"/>
-        </w:rPr>
-        <w:t xml:space="preserve">db.py</w:t>
-      </w:r>
-      <w:r>
-        <w:rPr>
-          <w:b w:val="1"/>
-          <w:bCs w:val="1"/>
+        </w:rPr>
+        <w:t>db.py</w:t>
+      </w:r>
+      <w:r>
+        <w:rPr>
+          <w:b/>
+          <w:bCs/>
           <w:color w:val="000000"/>
           <w:sz w:val="26"/>
           <w:szCs w:val="26"/>
-          <w:rtl w:val="0"/>
         </w:rPr>
         <w:t xml:space="preserve"> (Database Configuration)</w:t>
       </w:r>
     </w:p>
     <w:p>
       <w:pPr>
-        <w:spacing w:after="240" w:before="240" w:lineRule="auto"/>
-        <w:rPr/>
-      </w:pPr>
-      <w:r>
-        <w:rPr>
-          <w:rtl w:val="0"/>
-        </w:rPr>
-        <w:t xml:space="preserve">This file handles the connection to your SQLite database and defines the structure of your tables.</w:t>
-      </w:r>
-    </w:p>
-    <w:p>
-      <w:pPr>
-        <w:spacing w:after="240" w:before="240" w:lineRule="auto"/>
-        <w:rPr>
-          <w:b w:val="1"/>
-          <w:bCs w:val="1"/>
-        </w:rPr>
-      </w:pPr>
-      <w:r>
-        <w:rPr>
-          <w:b w:val="1"/>
-          <w:bCs w:val="1"/>
-          <w:rtl w:val="0"/>
-        </w:rPr>
-        <w:t xml:space="preserve">Imported Libraries &amp; Functions:</w:t>
+        <w:spacing w:before="240" w:after="240"/>
+      </w:pPr>
+      <w:r>
+        <w:t>This file handles the connection to your SQLite database and defines the structure of your tables.</w:t>
+      </w:r>
+    </w:p>
+    <w:p>
+      <w:pPr>
+        <w:spacing w:before="240" w:after="240"/>
+        <w:rPr>
+          <w:b/>
+          <w:bCs/>
+        </w:rPr>
+      </w:pPr>
+      <w:r>
+        <w:rPr>
+          <w:b/>
+          <w:bCs/>
+        </w:rPr>
+        <w:t>Imported Libraries &amp; Functions:</w:t>
       </w:r>
     </w:p>
     <w:p>
@@ -100,22 +88,21 @@
           <w:ilvl w:val="0"/>
           <w:numId w:val="2"/>
         </w:numPr>
-        <w:spacing w:after="0" w:afterAutospacing="0" w:before="240" w:lineRule="auto"/>
-        <w:ind w:left="720" w:hanging="360"/>
-      </w:pPr>
-      <w:r>
-        <w:rPr>
-          <w:rFonts w:ascii="Roboto Mono" w:cs="Roboto Mono" w:eastAsia="Roboto Mono" w:hAnsi="Roboto Mono"/>
-          <w:color w:val="188038"/>
-          <w:rtl w:val="0"/>
-        </w:rPr>
-        <w:t xml:space="preserve">collections.abc.AsyncGenerator</w:t>
-      </w:r>
-      <w:r>
-        <w:rPr>
-          <w:rtl w:val="0"/>
-        </w:rPr>
-        <w:t xml:space="preserve">: Used for type hinting to tell Python a function will yield values asynchronously.</w:t>
+        <w:spacing w:before="240"/>
+      </w:pPr>
+      <w:proofErr w:type="spellStart"/>
+      <w:proofErr w:type="gramStart"/>
+      <w:r>
+        <w:rPr>
+          <w:rFonts w:ascii="Roboto Mono" w:eastAsia="Roboto Mono" w:hAnsi="Roboto Mono" w:cs="Roboto Mono"/>
+          <w:color w:val="188038"/>
+        </w:rPr>
+        <w:t>collections.abc.AsyncGenerator</w:t>
+      </w:r>
+      <w:proofErr w:type="spellEnd"/>
+      <w:proofErr w:type="gramEnd"/>
+      <w:r>
+        <w:t>: Used for type hinting to tell Python a function will yield values asynchronously.</w:t>
       </w:r>
     </w:p>
     <w:p>
@@ -124,22 +111,18 @@
           <w:ilvl w:val="0"/>
           <w:numId w:val="2"/>
         </w:numPr>
-        <w:spacing w:after="0" w:afterAutospacing="0" w:before="0" w:beforeAutospacing="0" w:lineRule="auto"/>
-        <w:ind w:left="720" w:hanging="360"/>
-      </w:pPr>
-      <w:r>
-        <w:rPr>
-          <w:rFonts w:ascii="Roboto Mono" w:cs="Roboto Mono" w:eastAsia="Roboto Mono" w:hAnsi="Roboto Mono"/>
-          <w:color w:val="188038"/>
-          <w:rtl w:val="0"/>
-        </w:rPr>
-        <w:t xml:space="preserve">uuid</w:t>
-      </w:r>
-      <w:r>
-        <w:rPr>
-          <w:rtl w:val="0"/>
-        </w:rPr>
-        <w:t xml:space="preserve">: Generates mathematically unique identifiers (UUIDs).</w:t>
+      </w:pPr>
+      <w:proofErr w:type="spellStart"/>
+      <w:r>
+        <w:rPr>
+          <w:rFonts w:ascii="Roboto Mono" w:eastAsia="Roboto Mono" w:hAnsi="Roboto Mono" w:cs="Roboto Mono"/>
+          <w:color w:val="188038"/>
+        </w:rPr>
+        <w:t>uuid</w:t>
+      </w:r>
+      <w:proofErr w:type="spellEnd"/>
+      <w:r>
+        <w:t>: Generates mathematically unique identifiers (UUIDs).</w:t>
       </w:r>
     </w:p>
     <w:p>
@@ -148,49 +131,41 @@
           <w:ilvl w:val="0"/>
           <w:numId w:val="2"/>
         </w:numPr>
-        <w:spacing w:after="0" w:afterAutospacing="0" w:before="0" w:beforeAutospacing="0" w:lineRule="auto"/>
-        <w:ind w:left="720" w:hanging="360"/>
-      </w:pPr>
-      <w:r>
-        <w:rPr>
-          <w:rFonts w:ascii="Roboto Mono" w:cs="Roboto Mono" w:eastAsia="Roboto Mono" w:hAnsi="Roboto Mono"/>
-          <w:color w:val="188038"/>
-          <w:rtl w:val="0"/>
-        </w:rPr>
-        <w:t xml:space="preserve">sqlalchemy</w:t>
-      </w:r>
-      <w:r>
-        <w:rPr>
-          <w:rtl w:val="0"/>
-        </w:rPr>
+      </w:pPr>
+      <w:proofErr w:type="spellStart"/>
+      <w:r>
+        <w:rPr>
+          <w:rFonts w:ascii="Roboto Mono" w:eastAsia="Roboto Mono" w:hAnsi="Roboto Mono" w:cs="Roboto Mono"/>
+          <w:color w:val="188038"/>
+        </w:rPr>
+        <w:t>sqlalchemy</w:t>
+      </w:r>
+      <w:proofErr w:type="spellEnd"/>
+      <w:r>
         <w:t xml:space="preserve"> (and its submodules): The core Object-Relational Mapper (ORM). It lets you write Python classes that translate into database tables. </w:t>
       </w:r>
-      <w:r>
-        <w:rPr>
-          <w:rFonts w:ascii="Roboto Mono" w:cs="Roboto Mono" w:eastAsia="Roboto Mono" w:hAnsi="Roboto Mono"/>
-          <w:color w:val="188038"/>
-          <w:rtl w:val="0"/>
-        </w:rPr>
-        <w:t xml:space="preserve">create_async_engine</w:t>
-      </w:r>
-      <w:r>
-        <w:rPr>
-          <w:rtl w:val="0"/>
-        </w:rPr>
+      <w:proofErr w:type="spellStart"/>
+      <w:r>
+        <w:rPr>
+          <w:rFonts w:ascii="Roboto Mono" w:eastAsia="Roboto Mono" w:hAnsi="Roboto Mono" w:cs="Roboto Mono"/>
+          <w:color w:val="188038"/>
+        </w:rPr>
+        <w:t>create_async_engine</w:t>
+      </w:r>
+      <w:proofErr w:type="spellEnd"/>
+      <w:r>
         <w:t xml:space="preserve"> creates a non-blocking database connection, and </w:t>
       </w:r>
-      <w:r>
-        <w:rPr>
-          <w:rFonts w:ascii="Roboto Mono" w:cs="Roboto Mono" w:eastAsia="Roboto Mono" w:hAnsi="Roboto Mono"/>
-          <w:color w:val="188038"/>
-          <w:rtl w:val="0"/>
-        </w:rPr>
-        <w:t xml:space="preserve">async_sessionmaker</w:t>
-      </w:r>
-      <w:r>
-        <w:rPr>
-          <w:rtl w:val="0"/>
-        </w:rPr>
+      <w:proofErr w:type="spellStart"/>
+      <w:r>
+        <w:rPr>
+          <w:rFonts w:ascii="Roboto Mono" w:eastAsia="Roboto Mono" w:hAnsi="Roboto Mono" w:cs="Roboto Mono"/>
+          <w:color w:val="188038"/>
+        </w:rPr>
+        <w:t>async_sessionmaker</w:t>
+      </w:r>
+      <w:proofErr w:type="spellEnd"/>
+      <w:r>
         <w:t xml:space="preserve"> creates temporary database sessions.</w:t>
       </w:r>
     </w:p>
@@ -200,22 +175,16 @@
           <w:ilvl w:val="0"/>
           <w:numId w:val="2"/>
         </w:numPr>
-        <w:spacing w:after="0" w:afterAutospacing="0" w:before="0" w:beforeAutospacing="0" w:lineRule="auto"/>
-        <w:ind w:left="720" w:hanging="360"/>
-      </w:pPr>
-      <w:r>
-        <w:rPr>
-          <w:rFonts w:ascii="Roboto Mono" w:cs="Roboto Mono" w:eastAsia="Roboto Mono" w:hAnsi="Roboto Mono"/>
-          <w:color w:val="188038"/>
-          <w:rtl w:val="0"/>
-        </w:rPr>
-        <w:t xml:space="preserve">datetime</w:t>
-      </w:r>
-      <w:r>
-        <w:rPr>
-          <w:rtl w:val="0"/>
-        </w:rPr>
-        <w:t xml:space="preserve">: Handles dates and times.</w:t>
+      </w:pPr>
+      <w:r>
+        <w:rPr>
+          <w:rFonts w:ascii="Roboto Mono" w:eastAsia="Roboto Mono" w:hAnsi="Roboto Mono" w:cs="Roboto Mono"/>
+          <w:color w:val="188038"/>
+        </w:rPr>
+        <w:t>datetime</w:t>
+      </w:r>
+      <w:r>
+        <w:t>: Handles dates and times.</w:t>
       </w:r>
     </w:p>
     <w:p>
@@ -224,22 +193,18 @@
           <w:ilvl w:val="0"/>
           <w:numId w:val="2"/>
         </w:numPr>
-        <w:spacing w:after="0" w:afterAutospacing="0" w:before="0" w:beforeAutospacing="0" w:lineRule="auto"/>
-        <w:ind w:left="720" w:hanging="360"/>
-      </w:pPr>
-      <w:r>
-        <w:rPr>
-          <w:rFonts w:ascii="Roboto Mono" w:cs="Roboto Mono" w:eastAsia="Roboto Mono" w:hAnsi="Roboto Mono"/>
-          <w:color w:val="188038"/>
-          <w:rtl w:val="0"/>
-        </w:rPr>
-        <w:t xml:space="preserve">fastapi_users.db</w:t>
-      </w:r>
-      <w:r>
-        <w:rPr>
-          <w:rtl w:val="0"/>
-        </w:rPr>
-        <w:t xml:space="preserve">: Provides pre-built database table structures for handling users securely.</w:t>
+      </w:pPr>
+      <w:proofErr w:type="spellStart"/>
+      <w:r>
+        <w:rPr>
+          <w:rFonts w:ascii="Roboto Mono" w:eastAsia="Roboto Mono" w:hAnsi="Roboto Mono" w:cs="Roboto Mono"/>
+          <w:color w:val="188038"/>
+        </w:rPr>
+        <w:t>fastapi_users.db</w:t>
+      </w:r>
+      <w:proofErr w:type="spellEnd"/>
+      <w:r>
+        <w:t>: Provides pre-built database table structures for handling users securely.</w:t>
       </w:r>
     </w:p>
     <w:p>
@@ -248,39 +213,37 @@
           <w:ilvl w:val="0"/>
           <w:numId w:val="2"/>
         </w:numPr>
-        <w:spacing w:after="240" w:before="0" w:beforeAutospacing="0" w:lineRule="auto"/>
-        <w:ind w:left="720" w:hanging="360"/>
-      </w:pPr>
-      <w:r>
-        <w:rPr>
-          <w:rFonts w:ascii="Roboto Mono" w:cs="Roboto Mono" w:eastAsia="Roboto Mono" w:hAnsi="Roboto Mono"/>
-          <w:color w:val="188038"/>
-          <w:rtl w:val="0"/>
-        </w:rPr>
-        <w:t xml:space="preserve">fastapi.Depends</w:t>
-      </w:r>
-      <w:r>
-        <w:rPr>
-          <w:rtl w:val="0"/>
-        </w:rPr>
-        <w:t xml:space="preserve">: Used to inject dependencies (like database sessions) into routes.</w:t>
-      </w:r>
-    </w:p>
-    <w:p>
-      <w:pPr>
-        <w:spacing w:after="240" w:before="240" w:lineRule="auto"/>
-        <w:rPr>
-          <w:b w:val="1"/>
-          <w:bCs w:val="1"/>
-        </w:rPr>
-      </w:pPr>
-      <w:r>
-        <w:rPr>
-          <w:b w:val="1"/>
-          <w:bCs w:val="1"/>
-          <w:rtl w:val="0"/>
-        </w:rPr>
-        <w:t xml:space="preserve">Created Functions:</w:t>
+        <w:spacing w:after="240"/>
+      </w:pPr>
+      <w:proofErr w:type="spellStart"/>
+      <w:proofErr w:type="gramStart"/>
+      <w:r>
+        <w:rPr>
+          <w:rFonts w:ascii="Roboto Mono" w:eastAsia="Roboto Mono" w:hAnsi="Roboto Mono" w:cs="Roboto Mono"/>
+          <w:color w:val="188038"/>
+        </w:rPr>
+        <w:t>fastapi.Depends</w:t>
+      </w:r>
+      <w:proofErr w:type="spellEnd"/>
+      <w:proofErr w:type="gramEnd"/>
+      <w:r>
+        <w:t>: Used to inject dependencies (like database sessions) into routes.</w:t>
+      </w:r>
+    </w:p>
+    <w:p>
+      <w:pPr>
+        <w:spacing w:before="240" w:after="240"/>
+        <w:rPr>
+          <w:b/>
+          <w:bCs/>
+        </w:rPr>
+      </w:pPr>
+      <w:r>
+        <w:rPr>
+          <w:b/>
+          <w:bCs/>
+        </w:rPr>
+        <w:t>Created Functions:</w:t>
       </w:r>
     </w:p>
     <w:p>
@@ -289,22 +252,42 @@
           <w:ilvl w:val="0"/>
           <w:numId w:val="1"/>
         </w:numPr>
-        <w:spacing w:after="0" w:afterAutospacing="0" w:before="240" w:lineRule="auto"/>
-        <w:ind w:left="720" w:hanging="360"/>
-      </w:pPr>
-      <w:r>
-        <w:rPr>
-          <w:rFonts w:ascii="Roboto Mono" w:cs="Roboto Mono" w:eastAsia="Roboto Mono" w:hAnsi="Roboto Mono"/>
-          <w:color w:val="188038"/>
-          <w:rtl w:val="0"/>
-        </w:rPr>
-        <w:t xml:space="preserve">create_db_and_tables()</w:t>
-      </w:r>
-      <w:r>
-        <w:rPr>
-          <w:rtl w:val="0"/>
-        </w:rPr>
-        <w:t xml:space="preserve">: Safely creates the actual tables in the SQLite database based on the Python classes when the app starts.</w:t>
+        <w:spacing w:before="240"/>
+      </w:pPr>
+      <w:proofErr w:type="spellStart"/>
+      <w:r>
+        <w:rPr>
+          <w:rFonts w:ascii="Roboto Mono" w:eastAsia="Roboto Mono" w:hAnsi="Roboto Mono" w:cs="Roboto Mono"/>
+          <w:color w:val="188038"/>
+        </w:rPr>
+        <w:t>create_db_and_</w:t>
+      </w:r>
+      <w:proofErr w:type="gramStart"/>
+      <w:r>
+        <w:rPr>
+          <w:rFonts w:ascii="Roboto Mono" w:eastAsia="Roboto Mono" w:hAnsi="Roboto Mono" w:cs="Roboto Mono"/>
+          <w:color w:val="188038"/>
+        </w:rPr>
+        <w:t>tables</w:t>
+      </w:r>
+      <w:proofErr w:type="spellEnd"/>
+      <w:r>
+        <w:rPr>
+          <w:rFonts w:ascii="Roboto Mono" w:eastAsia="Roboto Mono" w:hAnsi="Roboto Mono" w:cs="Roboto Mono"/>
+          <w:color w:val="188038"/>
+        </w:rPr>
+        <w:t>(</w:t>
+      </w:r>
+      <w:proofErr w:type="gramEnd"/>
+      <w:r>
+        <w:rPr>
+          <w:rFonts w:ascii="Roboto Mono" w:eastAsia="Roboto Mono" w:hAnsi="Roboto Mono" w:cs="Roboto Mono"/>
+          <w:color w:val="188038"/>
+        </w:rPr>
+        <w:t>)</w:t>
+      </w:r>
+      <w:r>
+        <w:t>: Safely creates the actual tables in the SQLite database based on the Python classes when the app starts.</w:t>
       </w:r>
     </w:p>
     <w:p>
@@ -313,22 +296,41 @@
           <w:ilvl w:val="0"/>
           <w:numId w:val="1"/>
         </w:numPr>
-        <w:spacing w:after="0" w:afterAutospacing="0" w:before="0" w:beforeAutospacing="0" w:lineRule="auto"/>
-        <w:ind w:left="720" w:hanging="360"/>
-      </w:pPr>
-      <w:r>
-        <w:rPr>
-          <w:rFonts w:ascii="Roboto Mono" w:cs="Roboto Mono" w:eastAsia="Roboto Mono" w:hAnsi="Roboto Mono"/>
-          <w:color w:val="188038"/>
-          <w:rtl w:val="0"/>
-        </w:rPr>
-        <w:t xml:space="preserve">get_async_session()</w:t>
-      </w:r>
-      <w:r>
-        <w:rPr>
-          <w:rtl w:val="0"/>
-        </w:rPr>
-        <w:t xml:space="preserve">: Creates a temporary, individual connection to the database for a single user request, and closes it when the request is done.</w:t>
+      </w:pPr>
+      <w:proofErr w:type="spellStart"/>
+      <w:r>
+        <w:rPr>
+          <w:rFonts w:ascii="Roboto Mono" w:eastAsia="Roboto Mono" w:hAnsi="Roboto Mono" w:cs="Roboto Mono"/>
+          <w:color w:val="188038"/>
+        </w:rPr>
+        <w:t>get_async_</w:t>
+      </w:r>
+      <w:proofErr w:type="gramStart"/>
+      <w:r>
+        <w:rPr>
+          <w:rFonts w:ascii="Roboto Mono" w:eastAsia="Roboto Mono" w:hAnsi="Roboto Mono" w:cs="Roboto Mono"/>
+          <w:color w:val="188038"/>
+        </w:rPr>
+        <w:t>session</w:t>
+      </w:r>
+      <w:proofErr w:type="spellEnd"/>
+      <w:r>
+        <w:rPr>
+          <w:rFonts w:ascii="Roboto Mono" w:eastAsia="Roboto Mono" w:hAnsi="Roboto Mono" w:cs="Roboto Mono"/>
+          <w:color w:val="188038"/>
+        </w:rPr>
+        <w:t>(</w:t>
+      </w:r>
+      <w:proofErr w:type="gramEnd"/>
+      <w:r>
+        <w:rPr>
+          <w:rFonts w:ascii="Roboto Mono" w:eastAsia="Roboto Mono" w:hAnsi="Roboto Mono" w:cs="Roboto Mono"/>
+          <w:color w:val="188038"/>
+        </w:rPr>
+        <w:t>)</w:t>
+      </w:r>
+      <w:r>
+        <w:t>: Creates a temporary, individual connection to the database for a single user request, and closes it when the request is done.</w:t>
       </w:r>
     </w:p>
     <w:p>
@@ -337,67 +339,87 @@
           <w:ilvl w:val="0"/>
           <w:numId w:val="1"/>
         </w:numPr>
-        <w:spacing w:after="240" w:before="0" w:beforeAutospacing="0" w:lineRule="auto"/>
-        <w:ind w:left="720" w:hanging="360"/>
-      </w:pPr>
-      <w:r>
-        <w:rPr>
-          <w:rFonts w:ascii="Roboto Mono" w:cs="Roboto Mono" w:eastAsia="Roboto Mono" w:hAnsi="Roboto Mono"/>
-          <w:color w:val="188038"/>
-          <w:rtl w:val="0"/>
-        </w:rPr>
-        <w:t xml:space="preserve">get_user_db()</w:t>
-      </w:r>
-      <w:r>
-        <w:rPr>
-          <w:rtl w:val="0"/>
-        </w:rPr>
+        <w:spacing w:after="240"/>
+      </w:pPr>
+      <w:proofErr w:type="spellStart"/>
+      <w:r>
+        <w:rPr>
+          <w:rFonts w:ascii="Roboto Mono" w:eastAsia="Roboto Mono" w:hAnsi="Roboto Mono" w:cs="Roboto Mono"/>
+          <w:color w:val="188038"/>
+        </w:rPr>
+        <w:t>get_user_</w:t>
+      </w:r>
+      <w:proofErr w:type="gramStart"/>
+      <w:r>
+        <w:rPr>
+          <w:rFonts w:ascii="Roboto Mono" w:eastAsia="Roboto Mono" w:hAnsi="Roboto Mono" w:cs="Roboto Mono"/>
+          <w:color w:val="188038"/>
+        </w:rPr>
+        <w:t>db</w:t>
+      </w:r>
+      <w:proofErr w:type="spellEnd"/>
+      <w:r>
+        <w:rPr>
+          <w:rFonts w:ascii="Roboto Mono" w:eastAsia="Roboto Mono" w:hAnsi="Roboto Mono" w:cs="Roboto Mono"/>
+          <w:color w:val="188038"/>
+        </w:rPr>
+        <w:t>(</w:t>
+      </w:r>
+      <w:proofErr w:type="gramEnd"/>
+      <w:r>
+        <w:rPr>
+          <w:rFonts w:ascii="Roboto Mono" w:eastAsia="Roboto Mono" w:hAnsi="Roboto Mono" w:cs="Roboto Mono"/>
+          <w:color w:val="188038"/>
+        </w:rPr>
+        <w:t>)</w:t>
+      </w:r>
+      <w:r>
         <w:t xml:space="preserve">: Connects the </w:t>
       </w:r>
-      <w:r>
-        <w:rPr>
-          <w:rFonts w:ascii="Roboto Mono" w:cs="Roboto Mono" w:eastAsia="Roboto Mono" w:hAnsi="Roboto Mono"/>
-          <w:color w:val="188038"/>
-          <w:rtl w:val="0"/>
-        </w:rPr>
-        <w:t xml:space="preserve">fastapi-users</w:t>
-      </w:r>
-      <w:r>
-        <w:rPr>
-          <w:rtl w:val="0"/>
-        </w:rPr>
+      <w:proofErr w:type="spellStart"/>
+      <w:r>
+        <w:rPr>
+          <w:rFonts w:ascii="Roboto Mono" w:eastAsia="Roboto Mono" w:hAnsi="Roboto Mono" w:cs="Roboto Mono"/>
+          <w:color w:val="188038"/>
+        </w:rPr>
+        <w:t>fastapi</w:t>
+      </w:r>
+      <w:proofErr w:type="spellEnd"/>
+      <w:r>
+        <w:rPr>
+          <w:rFonts w:ascii="Roboto Mono" w:eastAsia="Roboto Mono" w:hAnsi="Roboto Mono" w:cs="Roboto Mono"/>
+          <w:color w:val="188038"/>
+        </w:rPr>
+        <w:t>-users</w:t>
+      </w:r>
+      <w:r>
         <w:t xml:space="preserve"> library to your specific </w:t>
       </w:r>
       <w:r>
         <w:rPr>
-          <w:rFonts w:ascii="Roboto Mono" w:cs="Roboto Mono" w:eastAsia="Roboto Mono" w:hAnsi="Roboto Mono"/>
-          <w:color w:val="188038"/>
-          <w:rtl w:val="0"/>
-        </w:rPr>
-        <w:t xml:space="preserve">User</w:t>
-      </w:r>
-      <w:r>
-        <w:rPr>
-          <w:rtl w:val="0"/>
-        </w:rPr>
+          <w:rFonts w:ascii="Roboto Mono" w:eastAsia="Roboto Mono" w:hAnsi="Roboto Mono" w:cs="Roboto Mono"/>
+          <w:color w:val="188038"/>
+        </w:rPr>
+        <w:t>User</w:t>
+      </w:r>
+      <w:r>
         <w:t xml:space="preserve"> database table.</w:t>
       </w:r>
     </w:p>
     <w:p>
       <w:pPr>
-        <w:spacing w:after="240" w:before="240" w:lineRule="auto"/>
-        <w:rPr>
-          <w:b w:val="1"/>
-          <w:bCs w:val="1"/>
-        </w:rPr>
-      </w:pPr>
-      <w:r>
-        <w:rPr>
-          <w:b w:val="1"/>
-          <w:bCs w:val="1"/>
-          <w:rtl w:val="0"/>
-        </w:rPr>
-        <w:t xml:space="preserve">Code Explanation (Block-by-Block):</w:t>
+        <w:spacing w:before="240" w:after="240"/>
+        <w:rPr>
+          <w:b/>
+          <w:bCs/>
+        </w:rPr>
+      </w:pPr>
+      <w:r>
+        <w:rPr>
+          <w:b/>
+          <w:bCs/>
+        </w:rPr>
+        <w:t>Code Explanation (Block-by-Block):</w:t>
       </w:r>
     </w:p>
     <w:p>
@@ -406,22 +428,49 @@
           <w:ilvl w:val="0"/>
           <w:numId w:val="4"/>
         </w:numPr>
-        <w:spacing w:after="0" w:afterAutospacing="0" w:before="240" w:lineRule="auto"/>
-        <w:ind w:left="720" w:hanging="360"/>
-      </w:pPr>
-      <w:r>
-        <w:rPr>
-          <w:rFonts w:ascii="Roboto Mono" w:cs="Roboto Mono" w:eastAsia="Roboto Mono" w:hAnsi="Roboto Mono"/>
-          <w:color w:val="188038"/>
-          <w:rtl w:val="0"/>
-        </w:rPr>
-        <w:t xml:space="preserve">DATABASE_URL = "sqlite+aiosqlite:///./test.db"</w:t>
-      </w:r>
-      <w:r>
-        <w:rPr>
-          <w:rtl w:val="0"/>
-        </w:rPr>
-        <w:t xml:space="preserve">: Defines where the local SQLite database file will be stored.</w:t>
+        <w:spacing w:before="240"/>
+      </w:pPr>
+      <w:r>
+        <w:rPr>
+          <w:rFonts w:ascii="Roboto Mono" w:eastAsia="Roboto Mono" w:hAnsi="Roboto Mono" w:cs="Roboto Mono"/>
+          <w:color w:val="188038"/>
+        </w:rPr>
+        <w:t>DATABASE_URL = "</w:t>
+      </w:r>
+      <w:proofErr w:type="spellStart"/>
+      <w:r>
+        <w:rPr>
+          <w:rFonts w:ascii="Roboto Mono" w:eastAsia="Roboto Mono" w:hAnsi="Roboto Mono" w:cs="Roboto Mono"/>
+          <w:color w:val="188038"/>
+        </w:rPr>
+        <w:t>sqlite+aiosqlite</w:t>
+      </w:r>
+      <w:proofErr w:type="spellEnd"/>
+      <w:r>
+        <w:rPr>
+          <w:rFonts w:ascii="Roboto Mono" w:eastAsia="Roboto Mono" w:hAnsi="Roboto Mono" w:cs="Roboto Mono"/>
+          <w:color w:val="188038"/>
+        </w:rPr>
+        <w:t>:///./</w:t>
+      </w:r>
+      <w:proofErr w:type="spellStart"/>
+      <w:r>
+        <w:rPr>
+          <w:rFonts w:ascii="Roboto Mono" w:eastAsia="Roboto Mono" w:hAnsi="Roboto Mono" w:cs="Roboto Mono"/>
+          <w:color w:val="188038"/>
+        </w:rPr>
+        <w:t>test.db</w:t>
+      </w:r>
+      <w:proofErr w:type="spellEnd"/>
+      <w:r>
+        <w:rPr>
+          <w:rFonts w:ascii="Roboto Mono" w:eastAsia="Roboto Mono" w:hAnsi="Roboto Mono" w:cs="Roboto Mono"/>
+          <w:color w:val="188038"/>
+        </w:rPr>
+        <w:t>"</w:t>
+      </w:r>
+      <w:r>
+        <w:t>: Defines where the local SQLite database file will be stored.</w:t>
       </w:r>
     </w:p>
     <w:p>
@@ -430,22 +479,41 @@
           <w:ilvl w:val="0"/>
           <w:numId w:val="4"/>
         </w:numPr>
-        <w:spacing w:after="0" w:afterAutospacing="0" w:before="0" w:beforeAutospacing="0" w:lineRule="auto"/>
-        <w:ind w:left="720" w:hanging="360"/>
-      </w:pPr>
-      <w:r>
-        <w:rPr>
-          <w:rFonts w:ascii="Roboto Mono" w:cs="Roboto Mono" w:eastAsia="Roboto Mono" w:hAnsi="Roboto Mono"/>
-          <w:color w:val="188038"/>
-          <w:rtl w:val="0"/>
-        </w:rPr>
-        <w:t xml:space="preserve">class Base(DeclarativeBase): pass</w:t>
-      </w:r>
-      <w:r>
-        <w:rPr>
-          <w:rtl w:val="0"/>
-        </w:rPr>
-        <w:t xml:space="preserve">: Creates a foundation class that all your database models will inherit from.</w:t>
+      </w:pPr>
+      <w:r>
+        <w:rPr>
+          <w:rFonts w:ascii="Roboto Mono" w:eastAsia="Roboto Mono" w:hAnsi="Roboto Mono" w:cs="Roboto Mono"/>
+          <w:color w:val="188038"/>
+        </w:rPr>
+        <w:t xml:space="preserve">class </w:t>
+      </w:r>
+      <w:proofErr w:type="gramStart"/>
+      <w:r>
+        <w:rPr>
+          <w:rFonts w:ascii="Roboto Mono" w:eastAsia="Roboto Mono" w:hAnsi="Roboto Mono" w:cs="Roboto Mono"/>
+          <w:color w:val="188038"/>
+        </w:rPr>
+        <w:t>Base(</w:t>
+      </w:r>
+      <w:proofErr w:type="spellStart"/>
+      <w:proofErr w:type="gramEnd"/>
+      <w:r>
+        <w:rPr>
+          <w:rFonts w:ascii="Roboto Mono" w:eastAsia="Roboto Mono" w:hAnsi="Roboto Mono" w:cs="Roboto Mono"/>
+          <w:color w:val="188038"/>
+        </w:rPr>
+        <w:t>DeclarativeBase</w:t>
+      </w:r>
+      <w:proofErr w:type="spellEnd"/>
+      <w:r>
+        <w:rPr>
+          <w:rFonts w:ascii="Roboto Mono" w:eastAsia="Roboto Mono" w:hAnsi="Roboto Mono" w:cs="Roboto Mono"/>
+          <w:color w:val="188038"/>
+        </w:rPr>
+        <w:t>): pass</w:t>
+      </w:r>
+      <w:r>
+        <w:t>: Creates a foundation class that all your database models will inherit from.</w:t>
       </w:r>
     </w:p>
     <w:p>
@@ -454,36 +522,34 @@
           <w:ilvl w:val="0"/>
           <w:numId w:val="4"/>
         </w:numPr>
-        <w:spacing w:after="0" w:afterAutospacing="0" w:before="0" w:beforeAutospacing="0" w:lineRule="auto"/>
-        <w:ind w:left="720" w:hanging="360"/>
-      </w:pPr>
-      <w:r>
-        <w:rPr>
-          <w:rFonts w:ascii="Roboto Mono" w:cs="Roboto Mono" w:eastAsia="Roboto Mono" w:hAnsi="Roboto Mono"/>
-          <w:color w:val="188038"/>
-          <w:rtl w:val="0"/>
-        </w:rPr>
-        <w:t xml:space="preserve">class User(...)</w:t>
-      </w:r>
-      <w:r>
-        <w:rPr>
-          <w:rtl w:val="0"/>
-        </w:rPr>
+      </w:pPr>
+      <w:r>
+        <w:rPr>
+          <w:rFonts w:ascii="Roboto Mono" w:eastAsia="Roboto Mono" w:hAnsi="Roboto Mono" w:cs="Roboto Mono"/>
+          <w:color w:val="188038"/>
+        </w:rPr>
+        <w:t>class User(...)</w:t>
+      </w:r>
+      <w:r>
         <w:t xml:space="preserve">: Defines the </w:t>
       </w:r>
       <w:r>
         <w:rPr>
-          <w:rFonts w:ascii="Roboto Mono" w:cs="Roboto Mono" w:eastAsia="Roboto Mono" w:hAnsi="Roboto Mono"/>
-          <w:color w:val="188038"/>
-          <w:rtl w:val="0"/>
-        </w:rPr>
-        <w:t xml:space="preserve">User</w:t>
-      </w:r>
-      <w:r>
-        <w:rPr>
-          <w:rtl w:val="0"/>
-        </w:rPr>
-        <w:t xml:space="preserve"> table using a secure template provided by FastAPI Users. It also sets up a relationship, meaning one user can have many posts.</w:t>
+          <w:rFonts w:ascii="Roboto Mono" w:eastAsia="Roboto Mono" w:hAnsi="Roboto Mono" w:cs="Roboto Mono"/>
+          <w:color w:val="188038"/>
+        </w:rPr>
+        <w:t>User</w:t>
+      </w:r>
+      <w:r>
+        <w:t xml:space="preserve"> table using a secure template provided by </w:t>
+      </w:r>
+      <w:proofErr w:type="spellStart"/>
+      <w:r>
+        <w:t>FastAPI</w:t>
+      </w:r>
+      <w:proofErr w:type="spellEnd"/>
+      <w:r>
+        <w:t xml:space="preserve"> Users. It also sets up a relationship, meaning one user can have many posts.</w:t>
       </w:r>
     </w:p>
     <w:p>
@@ -492,133 +558,105 @@
           <w:ilvl w:val="0"/>
           <w:numId w:val="4"/>
         </w:numPr>
-        <w:spacing w:after="0" w:afterAutospacing="0" w:before="0" w:beforeAutospacing="0" w:lineRule="auto"/>
-        <w:ind w:left="720" w:hanging="360"/>
-      </w:pPr>
-      <w:r>
-        <w:rPr>
-          <w:rFonts w:ascii="Roboto Mono" w:cs="Roboto Mono" w:eastAsia="Roboto Mono" w:hAnsi="Roboto Mono"/>
-          <w:color w:val="188038"/>
-          <w:rtl w:val="0"/>
-        </w:rPr>
-        <w:t xml:space="preserve">class Post(...)</w:t>
-      </w:r>
-      <w:r>
-        <w:rPr>
-          <w:rtl w:val="0"/>
-        </w:rPr>
+      </w:pPr>
+      <w:r>
+        <w:rPr>
+          <w:rFonts w:ascii="Roboto Mono" w:eastAsia="Roboto Mono" w:hAnsi="Roboto Mono" w:cs="Roboto Mono"/>
+          <w:color w:val="188038"/>
+        </w:rPr>
+        <w:t>class Post(...)</w:t>
+      </w:r>
+      <w:r>
         <w:t xml:space="preserve">: Defines the </w:t>
       </w:r>
       <w:r>
         <w:rPr>
-          <w:rFonts w:ascii="Roboto Mono" w:cs="Roboto Mono" w:eastAsia="Roboto Mono" w:hAnsi="Roboto Mono"/>
-          <w:color w:val="188038"/>
-          <w:rtl w:val="0"/>
-        </w:rPr>
-        <w:t xml:space="preserve">posts</w:t>
-      </w:r>
-      <w:r>
-        <w:rPr>
-          <w:rtl w:val="0"/>
-        </w:rPr>
+          <w:rFonts w:ascii="Roboto Mono" w:eastAsia="Roboto Mono" w:hAnsi="Roboto Mono" w:cs="Roboto Mono"/>
+          <w:color w:val="188038"/>
+        </w:rPr>
+        <w:t>posts</w:t>
+      </w:r>
+      <w:r>
         <w:t xml:space="preserve"> table. It includes columns for a unique </w:t>
       </w:r>
       <w:r>
         <w:rPr>
-          <w:rFonts w:ascii="Roboto Mono" w:cs="Roboto Mono" w:eastAsia="Roboto Mono" w:hAnsi="Roboto Mono"/>
-          <w:color w:val="188038"/>
-          <w:rtl w:val="0"/>
-        </w:rPr>
-        <w:t xml:space="preserve">id</w:t>
-      </w:r>
-      <w:r>
-        <w:rPr>
-          <w:rtl w:val="0"/>
-        </w:rPr>
+          <w:rFonts w:ascii="Roboto Mono" w:eastAsia="Roboto Mono" w:hAnsi="Roboto Mono" w:cs="Roboto Mono"/>
+          <w:color w:val="188038"/>
+        </w:rPr>
+        <w:t>id</w:t>
+      </w:r>
+      <w:r>
         <w:t xml:space="preserve"> (using UUIDs), </w:t>
       </w:r>
-      <w:r>
-        <w:rPr>
-          <w:rFonts w:ascii="Roboto Mono" w:cs="Roboto Mono" w:eastAsia="Roboto Mono" w:hAnsi="Roboto Mono"/>
-          <w:color w:val="188038"/>
-          <w:rtl w:val="0"/>
-        </w:rPr>
-        <w:t xml:space="preserve">user_id</w:t>
-      </w:r>
-      <w:r>
-        <w:rPr>
-          <w:rtl w:val="0"/>
-        </w:rPr>
+      <w:proofErr w:type="spellStart"/>
+      <w:r>
+        <w:rPr>
+          <w:rFonts w:ascii="Roboto Mono" w:eastAsia="Roboto Mono" w:hAnsi="Roboto Mono" w:cs="Roboto Mono"/>
+          <w:color w:val="188038"/>
+        </w:rPr>
+        <w:t>user_id</w:t>
+      </w:r>
+      <w:proofErr w:type="spellEnd"/>
+      <w:r>
         <w:t xml:space="preserve"> (linking to the author), text </w:t>
       </w:r>
       <w:r>
         <w:rPr>
-          <w:rFonts w:ascii="Roboto Mono" w:cs="Roboto Mono" w:eastAsia="Roboto Mono" w:hAnsi="Roboto Mono"/>
-          <w:color w:val="188038"/>
-          <w:rtl w:val="0"/>
-        </w:rPr>
-        <w:t xml:space="preserve">caption</w:t>
-      </w:r>
-      <w:r>
-        <w:rPr>
-          <w:rtl w:val="0"/>
-        </w:rPr>
+          <w:rFonts w:ascii="Roboto Mono" w:eastAsia="Roboto Mono" w:hAnsi="Roboto Mono" w:cs="Roboto Mono"/>
+          <w:color w:val="188038"/>
+        </w:rPr>
+        <w:t>caption</w:t>
+      </w:r>
+      <w:r>
         <w:t xml:space="preserve">, media </w:t>
       </w:r>
-      <w:r>
-        <w:rPr>
-          <w:rFonts w:ascii="Roboto Mono" w:cs="Roboto Mono" w:eastAsia="Roboto Mono" w:hAnsi="Roboto Mono"/>
-          <w:color w:val="188038"/>
-          <w:rtl w:val="0"/>
-        </w:rPr>
-        <w:t xml:space="preserve">url</w:t>
-      </w:r>
-      <w:r>
-        <w:rPr>
-          <w:rtl w:val="0"/>
-        </w:rPr>
+      <w:proofErr w:type="spellStart"/>
+      <w:r>
+        <w:rPr>
+          <w:rFonts w:ascii="Roboto Mono" w:eastAsia="Roboto Mono" w:hAnsi="Roboto Mono" w:cs="Roboto Mono"/>
+          <w:color w:val="188038"/>
+        </w:rPr>
+        <w:t>url</w:t>
+      </w:r>
+      <w:proofErr w:type="spellEnd"/>
+      <w:r>
         <w:t xml:space="preserve">, </w:t>
       </w:r>
-      <w:r>
-        <w:rPr>
-          <w:rFonts w:ascii="Roboto Mono" w:cs="Roboto Mono" w:eastAsia="Roboto Mono" w:hAnsi="Roboto Mono"/>
-          <w:color w:val="188038"/>
-          <w:rtl w:val="0"/>
-        </w:rPr>
-        <w:t xml:space="preserve">file_type</w:t>
-      </w:r>
-      <w:r>
-        <w:rPr>
-          <w:rtl w:val="0"/>
-        </w:rPr>
+      <w:proofErr w:type="spellStart"/>
+      <w:r>
+        <w:rPr>
+          <w:rFonts w:ascii="Roboto Mono" w:eastAsia="Roboto Mono" w:hAnsi="Roboto Mono" w:cs="Roboto Mono"/>
+          <w:color w:val="188038"/>
+        </w:rPr>
+        <w:t>file_type</w:t>
+      </w:r>
+      <w:proofErr w:type="spellEnd"/>
+      <w:r>
         <w:t xml:space="preserve">, </w:t>
       </w:r>
-      <w:r>
-        <w:rPr>
-          <w:rFonts w:ascii="Roboto Mono" w:cs="Roboto Mono" w:eastAsia="Roboto Mono" w:hAnsi="Roboto Mono"/>
-          <w:color w:val="188038"/>
-          <w:rtl w:val="0"/>
-        </w:rPr>
-        <w:t xml:space="preserve">file_name</w:t>
-      </w:r>
-      <w:r>
-        <w:rPr>
-          <w:rtl w:val="0"/>
-        </w:rPr>
+      <w:proofErr w:type="spellStart"/>
+      <w:r>
+        <w:rPr>
+          <w:rFonts w:ascii="Roboto Mono" w:eastAsia="Roboto Mono" w:hAnsi="Roboto Mono" w:cs="Roboto Mono"/>
+          <w:color w:val="188038"/>
+        </w:rPr>
+        <w:t>file_name</w:t>
+      </w:r>
+      <w:proofErr w:type="spellEnd"/>
+      <w:r>
         <w:t xml:space="preserve">, and a </w:t>
       </w:r>
-      <w:r>
-        <w:rPr>
-          <w:rFonts w:ascii="Roboto Mono" w:cs="Roboto Mono" w:eastAsia="Roboto Mono" w:hAnsi="Roboto Mono"/>
-          <w:color w:val="188038"/>
-          <w:rtl w:val="0"/>
-        </w:rPr>
-        <w:t xml:space="preserve">created_at</w:t>
-      </w:r>
-      <w:r>
-        <w:rPr>
-          <w:rtl w:val="0"/>
-        </w:rPr>
+      <w:proofErr w:type="spellStart"/>
+      <w:r>
+        <w:rPr>
+          <w:rFonts w:ascii="Roboto Mono" w:eastAsia="Roboto Mono" w:hAnsi="Roboto Mono" w:cs="Roboto Mono"/>
+          <w:color w:val="188038"/>
+        </w:rPr>
+        <w:t>created_at</w:t>
+      </w:r>
+      <w:proofErr w:type="spellEnd"/>
+      <w:r>
         <w:t xml:space="preserve"> timestamp.</w:t>
       </w:r>
     </w:p>
@@ -628,22 +666,33 @@
           <w:ilvl w:val="0"/>
           <w:numId w:val="4"/>
         </w:numPr>
-        <w:spacing w:after="0" w:afterAutospacing="0" w:before="0" w:beforeAutospacing="0" w:lineRule="auto"/>
-        <w:ind w:left="720" w:hanging="360"/>
-      </w:pPr>
-      <w:r>
-        <w:rPr>
-          <w:rFonts w:ascii="Roboto Mono" w:cs="Roboto Mono" w:eastAsia="Roboto Mono" w:hAnsi="Roboto Mono"/>
-          <w:color w:val="188038"/>
-          <w:rtl w:val="0"/>
-        </w:rPr>
-        <w:t xml:space="preserve">engine = create_async_engine(...)</w:t>
-      </w:r>
-      <w:r>
-        <w:rPr>
-          <w:rtl w:val="0"/>
-        </w:rPr>
-        <w:t xml:space="preserve">: Establishes the core asynchronous connection to the database.</w:t>
+      </w:pPr>
+      <w:r>
+        <w:rPr>
+          <w:rFonts w:ascii="Roboto Mono" w:eastAsia="Roboto Mono" w:hAnsi="Roboto Mono" w:cs="Roboto Mono"/>
+          <w:color w:val="188038"/>
+        </w:rPr>
+        <w:lastRenderedPageBreak/>
+        <w:t xml:space="preserve">engine = </w:t>
+      </w:r>
+      <w:proofErr w:type="spellStart"/>
+      <w:r>
+        <w:rPr>
+          <w:rFonts w:ascii="Roboto Mono" w:eastAsia="Roboto Mono" w:hAnsi="Roboto Mono" w:cs="Roboto Mono"/>
+          <w:color w:val="188038"/>
+        </w:rPr>
+        <w:t>create_async_engine</w:t>
+      </w:r>
+      <w:proofErr w:type="spellEnd"/>
+      <w:r>
+        <w:rPr>
+          <w:rFonts w:ascii="Roboto Mono" w:eastAsia="Roboto Mono" w:hAnsi="Roboto Mono" w:cs="Roboto Mono"/>
+          <w:color w:val="188038"/>
+        </w:rPr>
+        <w:t>(...)</w:t>
+      </w:r>
+      <w:r>
+        <w:t>: Establishes the core asynchronous connection to the database.</w:t>
       </w:r>
     </w:p>
     <w:p>
@@ -652,35 +701,43 @@
           <w:ilvl w:val="0"/>
           <w:numId w:val="4"/>
         </w:numPr>
-        <w:spacing w:after="0" w:afterAutospacing="0" w:before="0" w:beforeAutospacing="0" w:lineRule="auto"/>
-        <w:ind w:left="720" w:hanging="360"/>
-      </w:pPr>
-      <w:r>
-        <w:rPr>
-          <w:rFonts w:ascii="Roboto Mono" w:cs="Roboto Mono" w:eastAsia="Roboto Mono" w:hAnsi="Roboto Mono"/>
-          <w:color w:val="188038"/>
-          <w:rtl w:val="0"/>
-        </w:rPr>
-        <w:t xml:space="preserve">async_session_maker =...</w:t>
-      </w:r>
-      <w:r>
-        <w:rPr>
-          <w:rtl w:val="0"/>
-        </w:rPr>
+      </w:pPr>
+      <w:proofErr w:type="spellStart"/>
+      <w:r>
+        <w:rPr>
+          <w:rFonts w:ascii="Roboto Mono" w:eastAsia="Roboto Mono" w:hAnsi="Roboto Mono" w:cs="Roboto Mono"/>
+          <w:color w:val="188038"/>
+        </w:rPr>
+        <w:t>async_session_maker</w:t>
+      </w:r>
+      <w:proofErr w:type="spellEnd"/>
+      <w:r>
+        <w:rPr>
+          <w:rFonts w:ascii="Roboto Mono" w:eastAsia="Roboto Mono" w:hAnsi="Roboto Mono" w:cs="Roboto Mono"/>
+          <w:color w:val="188038"/>
+        </w:rPr>
+        <w:t xml:space="preserve"> =...</w:t>
+      </w:r>
+      <w:r>
         <w:t xml:space="preserve">: Sets up a factory to produce database sessions. </w:t>
       </w:r>
-      <w:r>
-        <w:rPr>
-          <w:rFonts w:ascii="Roboto Mono" w:cs="Roboto Mono" w:eastAsia="Roboto Mono" w:hAnsi="Roboto Mono"/>
-          <w:color w:val="188038"/>
-          <w:rtl w:val="0"/>
-        </w:rPr>
-        <w:t xml:space="preserve">expire_on_commit=False</w:t>
-      </w:r>
-      <w:r>
-        <w:rPr>
-          <w:rtl w:val="0"/>
-        </w:rPr>
+      <w:proofErr w:type="spellStart"/>
+      <w:r>
+        <w:rPr>
+          <w:rFonts w:ascii="Roboto Mono" w:eastAsia="Roboto Mono" w:hAnsi="Roboto Mono" w:cs="Roboto Mono"/>
+          <w:color w:val="188038"/>
+        </w:rPr>
+        <w:t>expire_on_commit</w:t>
+      </w:r>
+      <w:proofErr w:type="spellEnd"/>
+      <w:r>
+        <w:rPr>
+          <w:rFonts w:ascii="Roboto Mono" w:eastAsia="Roboto Mono" w:hAnsi="Roboto Mono" w:cs="Roboto Mono"/>
+          <w:color w:val="188038"/>
+        </w:rPr>
+        <w:t>=False</w:t>
+      </w:r>
+      <w:r>
         <w:t xml:space="preserve"> ensures that after you save data, Python doesn't forget the data in memory.</w:t>
       </w:r>
     </w:p>
@@ -690,35 +747,76 @@
           <w:ilvl w:val="0"/>
           <w:numId w:val="4"/>
         </w:numPr>
-        <w:spacing w:after="240" w:before="0" w:beforeAutospacing="0" w:lineRule="auto"/>
-        <w:ind w:left="720" w:hanging="360"/>
-      </w:pPr>
-      <w:r>
-        <w:rPr>
-          <w:rFonts w:ascii="Roboto Mono" w:cs="Roboto Mono" w:eastAsia="Roboto Mono" w:hAnsi="Roboto Mono"/>
-          <w:color w:val="188038"/>
-          <w:rtl w:val="0"/>
-        </w:rPr>
-        <w:t xml:space="preserve">await conn.run_sync(Base.metadata.create_all)</w:t>
-      </w:r>
-      <w:r>
-        <w:rPr>
-          <w:rtl w:val="0"/>
-        </w:rPr>
+        <w:spacing w:after="240"/>
+      </w:pPr>
+      <w:r>
+        <w:rPr>
+          <w:rFonts w:ascii="Roboto Mono" w:eastAsia="Roboto Mono" w:hAnsi="Roboto Mono" w:cs="Roboto Mono"/>
+          <w:color w:val="188038"/>
+        </w:rPr>
+        <w:t xml:space="preserve">await </w:t>
+      </w:r>
+      <w:proofErr w:type="spellStart"/>
+      <w:r>
+        <w:rPr>
+          <w:rFonts w:ascii="Roboto Mono" w:eastAsia="Roboto Mono" w:hAnsi="Roboto Mono" w:cs="Roboto Mono"/>
+          <w:color w:val="188038"/>
+        </w:rPr>
+        <w:t>conn.run_</w:t>
+      </w:r>
+      <w:proofErr w:type="gramStart"/>
+      <w:r>
+        <w:rPr>
+          <w:rFonts w:ascii="Roboto Mono" w:eastAsia="Roboto Mono" w:hAnsi="Roboto Mono" w:cs="Roboto Mono"/>
+          <w:color w:val="188038"/>
+        </w:rPr>
+        <w:t>sync</w:t>
+      </w:r>
+      <w:proofErr w:type="spellEnd"/>
+      <w:r>
+        <w:rPr>
+          <w:rFonts w:ascii="Roboto Mono" w:eastAsia="Roboto Mono" w:hAnsi="Roboto Mono" w:cs="Roboto Mono"/>
+          <w:color w:val="188038"/>
+        </w:rPr>
+        <w:t>(</w:t>
+      </w:r>
+      <w:proofErr w:type="spellStart"/>
+      <w:r>
+        <w:rPr>
+          <w:rFonts w:ascii="Roboto Mono" w:eastAsia="Roboto Mono" w:hAnsi="Roboto Mono" w:cs="Roboto Mono"/>
+          <w:color w:val="188038"/>
+        </w:rPr>
+        <w:t>Base.metadata.create</w:t>
+      </w:r>
+      <w:proofErr w:type="gramEnd"/>
+      <w:r>
+        <w:rPr>
+          <w:rFonts w:ascii="Roboto Mono" w:eastAsia="Roboto Mono" w:hAnsi="Roboto Mono" w:cs="Roboto Mono"/>
+          <w:color w:val="188038"/>
+        </w:rPr>
+        <w:t>_all</w:t>
+      </w:r>
+      <w:proofErr w:type="spellEnd"/>
+      <w:r>
+        <w:rPr>
+          <w:rFonts w:ascii="Roboto Mono" w:eastAsia="Roboto Mono" w:hAnsi="Roboto Mono" w:cs="Roboto Mono"/>
+          <w:color w:val="188038"/>
+        </w:rPr>
+        <w:t>)</w:t>
+      </w:r>
+      <w:r>
         <w:t xml:space="preserve">: Because creating tables is natively a blocking, synchronous action, </w:t>
       </w:r>
-      <w:r>
-        <w:rPr>
-          <w:rFonts w:ascii="Roboto Mono" w:cs="Roboto Mono" w:eastAsia="Roboto Mono" w:hAnsi="Roboto Mono"/>
-          <w:color w:val="188038"/>
-          <w:rtl w:val="0"/>
-        </w:rPr>
-        <w:t xml:space="preserve">run_sync</w:t>
-      </w:r>
-      <w:r>
-        <w:rPr>
-          <w:rtl w:val="0"/>
-        </w:rPr>
+      <w:proofErr w:type="spellStart"/>
+      <w:r>
+        <w:rPr>
+          <w:rFonts w:ascii="Roboto Mono" w:eastAsia="Roboto Mono" w:hAnsi="Roboto Mono" w:cs="Roboto Mono"/>
+          <w:color w:val="188038"/>
+        </w:rPr>
+        <w:t>run_sync</w:t>
+      </w:r>
+      <w:proofErr w:type="spellEnd"/>
+      <w:r>
         <w:t xml:space="preserve"> acts as a bridge to run this safely inside your high-speed asynchronous app without crashing the event loop.</w:t>
       </w:r>
     </w:p>
@@ -727,79 +825,71 @@
         <w:pStyle w:val="Heading3"/>
         <w:keepNext w:val="0"/>
         <w:keepLines w:val="0"/>
-        <w:spacing w:before="280" w:lineRule="auto"/>
-        <w:rPr>
-          <w:b w:val="1"/>
-          <w:bCs w:val="1"/>
+        <w:spacing w:before="280"/>
+        <w:rPr>
+          <w:b/>
+          <w:bCs/>
           <w:color w:val="000000"/>
           <w:sz w:val="26"/>
           <w:szCs w:val="26"/>
         </w:rPr>
       </w:pPr>
-      <w:bookmarkStart w:colFirst="0" w:colLast="0" w:name="_hnpjnhc53r7n" w:id="1"/>
+      <w:bookmarkStart w:id="1" w:name="_hnpjnhc53r7n" w:colFirst="0" w:colLast="0"/>
       <w:bookmarkEnd w:id="1"/>
       <w:r>
         <w:rPr>
-          <w:b w:val="1"/>
-          <w:bCs w:val="1"/>
+          <w:b/>
+          <w:bCs/>
           <w:color w:val="000000"/>
           <w:sz w:val="26"/>
           <w:szCs w:val="26"/>
-          <w:rtl w:val="0"/>
         </w:rPr>
         <w:t xml:space="preserve">2. </w:t>
       </w:r>
       <w:r>
         <w:rPr>
-          <w:rFonts w:ascii="Roboto Mono" w:cs="Roboto Mono" w:eastAsia="Roboto Mono" w:hAnsi="Roboto Mono"/>
-          <w:b w:val="1"/>
-          <w:bCs w:val="1"/>
+          <w:rFonts w:ascii="Roboto Mono" w:eastAsia="Roboto Mono" w:hAnsi="Roboto Mono" w:cs="Roboto Mono"/>
+          <w:b/>
+          <w:bCs/>
           <w:color w:val="188038"/>
           <w:sz w:val="26"/>
           <w:szCs w:val="26"/>
-          <w:rtl w:val="0"/>
-        </w:rPr>
-        <w:t xml:space="preserve">schemas.py</w:t>
-      </w:r>
-      <w:r>
-        <w:rPr>
-          <w:b w:val="1"/>
-          <w:bCs w:val="1"/>
+        </w:rPr>
+        <w:t>schemas.py</w:t>
+      </w:r>
+      <w:r>
+        <w:rPr>
+          <w:b/>
+          <w:bCs/>
           <w:color w:val="000000"/>
           <w:sz w:val="26"/>
           <w:szCs w:val="26"/>
-          <w:rtl w:val="0"/>
         </w:rPr>
         <w:t xml:space="preserve"> (Data Validation)</w:t>
       </w:r>
     </w:p>
     <w:p>
       <w:pPr>
-        <w:spacing w:after="240" w:before="240" w:lineRule="auto"/>
-        <w:rPr/>
-      </w:pPr>
-      <w:r>
-        <w:rPr>
-          <w:rtl w:val="0"/>
-        </w:rPr>
-        <w:t xml:space="preserve">This file strictly defines what incoming and outgoing data should look like.</w:t>
-      </w:r>
-    </w:p>
-    <w:p>
-      <w:pPr>
-        <w:spacing w:after="240" w:before="240" w:lineRule="auto"/>
-        <w:rPr>
-          <w:b w:val="1"/>
-          <w:bCs w:val="1"/>
-        </w:rPr>
-      </w:pPr>
-      <w:r>
-        <w:rPr>
-          <w:b w:val="1"/>
-          <w:bCs w:val="1"/>
-          <w:rtl w:val="0"/>
-        </w:rPr>
-        <w:t xml:space="preserve">Imported Libraries &amp; Functions:</w:t>
+        <w:spacing w:before="240" w:after="240"/>
+      </w:pPr>
+      <w:r>
+        <w:t>This file strictly defines what incoming and outgoing data should look like.</w:t>
+      </w:r>
+    </w:p>
+    <w:p>
+      <w:pPr>
+        <w:spacing w:before="240" w:after="240"/>
+        <w:rPr>
+          <w:b/>
+          <w:bCs/>
+        </w:rPr>
+      </w:pPr>
+      <w:r>
+        <w:rPr>
+          <w:b/>
+          <w:bCs/>
+        </w:rPr>
+        <w:t>Imported Libraries &amp; Functions:</w:t>
       </w:r>
     </w:p>
     <w:p>
@@ -808,22 +898,21 @@
           <w:ilvl w:val="0"/>
           <w:numId w:val="3"/>
         </w:numPr>
-        <w:spacing w:after="0" w:afterAutospacing="0" w:before="240" w:lineRule="auto"/>
-        <w:ind w:left="720" w:hanging="360"/>
-      </w:pPr>
-      <w:r>
-        <w:rPr>
-          <w:rFonts w:ascii="Roboto Mono" w:cs="Roboto Mono" w:eastAsia="Roboto Mono" w:hAnsi="Roboto Mono"/>
-          <w:color w:val="188038"/>
-          <w:rtl w:val="0"/>
-        </w:rPr>
-        <w:t xml:space="preserve">pydantic.BaseModel</w:t>
-      </w:r>
-      <w:r>
-        <w:rPr>
-          <w:rtl w:val="0"/>
-        </w:rPr>
-        <w:t xml:space="preserve">: The core tool used to enforce data types (e.g., ensuring an age is a number, not text).</w:t>
+        <w:spacing w:before="240"/>
+      </w:pPr>
+      <w:proofErr w:type="spellStart"/>
+      <w:proofErr w:type="gramStart"/>
+      <w:r>
+        <w:rPr>
+          <w:rFonts w:ascii="Roboto Mono" w:eastAsia="Roboto Mono" w:hAnsi="Roboto Mono" w:cs="Roboto Mono"/>
+          <w:color w:val="188038"/>
+        </w:rPr>
+        <w:t>pydantic.BaseModel</w:t>
+      </w:r>
+      <w:proofErr w:type="spellEnd"/>
+      <w:proofErr w:type="gramEnd"/>
+      <w:r>
+        <w:t>: The core tool used to enforce data types (e.g., ensuring an age is a number, not text).</w:t>
       </w:r>
     </w:p>
     <w:p>
@@ -832,104 +921,96 @@
           <w:ilvl w:val="0"/>
           <w:numId w:val="3"/>
         </w:numPr>
-        <w:spacing w:after="240" w:before="0" w:beforeAutospacing="0" w:lineRule="auto"/>
-        <w:ind w:left="720" w:hanging="360"/>
-      </w:pPr>
-      <w:r>
-        <w:rPr>
-          <w:rFonts w:ascii="Roboto Mono" w:cs="Roboto Mono" w:eastAsia="Roboto Mono" w:hAnsi="Roboto Mono"/>
-          <w:color w:val="188038"/>
-          <w:rtl w:val="0"/>
-        </w:rPr>
-        <w:t xml:space="preserve">fastapi_users.schemas</w:t>
-      </w:r>
-      <w:r>
-        <w:rPr>
-          <w:rtl w:val="0"/>
-        </w:rPr>
-        <w:t xml:space="preserve">: Provides pre-built shapes for user registration and reading user data.</w:t>
-      </w:r>
-    </w:p>
-    <w:p>
-      <w:pPr>
-        <w:spacing w:after="240" w:before="240" w:lineRule="auto"/>
-        <w:rPr>
-          <w:b w:val="1"/>
-          <w:bCs w:val="1"/>
-        </w:rPr>
-      </w:pPr>
-      <w:r>
-        <w:rPr>
-          <w:b w:val="1"/>
-          <w:bCs w:val="1"/>
-          <w:rtl w:val="0"/>
-        </w:rPr>
-        <w:t xml:space="preserve">Created Classes (Schemas):</w:t>
+        <w:spacing w:after="240"/>
+      </w:pPr>
+      <w:proofErr w:type="spellStart"/>
+      <w:r>
+        <w:rPr>
+          <w:rFonts w:ascii="Roboto Mono" w:eastAsia="Roboto Mono" w:hAnsi="Roboto Mono" w:cs="Roboto Mono"/>
+          <w:color w:val="188038"/>
+        </w:rPr>
+        <w:t>fastapi_</w:t>
+      </w:r>
+      <w:proofErr w:type="gramStart"/>
+      <w:r>
+        <w:rPr>
+          <w:rFonts w:ascii="Roboto Mono" w:eastAsia="Roboto Mono" w:hAnsi="Roboto Mono" w:cs="Roboto Mono"/>
+          <w:color w:val="188038"/>
+        </w:rPr>
+        <w:t>users.schemas</w:t>
+      </w:r>
+      <w:proofErr w:type="spellEnd"/>
+      <w:proofErr w:type="gramEnd"/>
+      <w:r>
+        <w:t>: Provides pre-built shapes for user registration and reading user data.</w:t>
+      </w:r>
+    </w:p>
+    <w:p>
+      <w:pPr>
+        <w:spacing w:before="240" w:after="240"/>
+        <w:rPr>
+          <w:b/>
+          <w:bCs/>
+        </w:rPr>
+      </w:pPr>
+      <w:r>
+        <w:rPr>
+          <w:b/>
+          <w:bCs/>
+        </w:rPr>
+        <w:t>Created Classes (Schemas):</w:t>
       </w:r>
     </w:p>
     <w:p>
       <w:pPr>
         <w:numPr>
           <w:ilvl w:val="0"/>
-          <w:numId w:val="11"/>
-        </w:numPr>
-        <w:spacing w:after="0" w:afterAutospacing="0" w:before="240" w:lineRule="auto"/>
-        <w:ind w:left="720" w:hanging="360"/>
-      </w:pPr>
-      <w:r>
-        <w:rPr>
-          <w:rFonts w:ascii="Roboto Mono" w:cs="Roboto Mono" w:eastAsia="Roboto Mono" w:hAnsi="Roboto Mono"/>
-          <w:color w:val="188038"/>
-          <w:rtl w:val="0"/>
-        </w:rPr>
-        <w:t xml:space="preserve">PostCreate</w:t>
-      </w:r>
-      <w:r>
-        <w:rPr>
-          <w:rtl w:val="0"/>
-        </w:rPr>
+          <w:numId w:val="12"/>
+        </w:numPr>
+        <w:spacing w:before="240"/>
+      </w:pPr>
+      <w:proofErr w:type="spellStart"/>
+      <w:r>
+        <w:rPr>
+          <w:rFonts w:ascii="Roboto Mono" w:eastAsia="Roboto Mono" w:hAnsi="Roboto Mono" w:cs="Roboto Mono"/>
+          <w:color w:val="188038"/>
+        </w:rPr>
+        <w:t>PostCreate</w:t>
+      </w:r>
+      <w:proofErr w:type="spellEnd"/>
+      <w:r>
         <w:t xml:space="preserve"> &amp; </w:t>
       </w:r>
-      <w:r>
-        <w:rPr>
-          <w:rFonts w:ascii="Roboto Mono" w:cs="Roboto Mono" w:eastAsia="Roboto Mono" w:hAnsi="Roboto Mono"/>
-          <w:color w:val="188038"/>
-          <w:rtl w:val="0"/>
-        </w:rPr>
-        <w:t xml:space="preserve">PostResponse</w:t>
-      </w:r>
-      <w:r>
-        <w:rPr>
-          <w:rtl w:val="0"/>
-        </w:rPr>
+      <w:proofErr w:type="spellStart"/>
+      <w:r>
+        <w:rPr>
+          <w:rFonts w:ascii="Roboto Mono" w:eastAsia="Roboto Mono" w:hAnsi="Roboto Mono" w:cs="Roboto Mono"/>
+          <w:color w:val="188038"/>
+        </w:rPr>
+        <w:t>PostResponse</w:t>
+      </w:r>
+      <w:proofErr w:type="spellEnd"/>
+      <w:r>
         <w:t xml:space="preserve">: Defines that when creating or responding with a post, it must have a </w:t>
       </w:r>
       <w:r>
         <w:rPr>
-          <w:rFonts w:ascii="Roboto Mono" w:cs="Roboto Mono" w:eastAsia="Roboto Mono" w:hAnsi="Roboto Mono"/>
-          <w:color w:val="188038"/>
-          <w:rtl w:val="0"/>
-        </w:rPr>
-        <w:t xml:space="preserve">title</w:t>
-      </w:r>
-      <w:r>
-        <w:rPr>
-          <w:rtl w:val="0"/>
-        </w:rPr>
+          <w:rFonts w:ascii="Roboto Mono" w:eastAsia="Roboto Mono" w:hAnsi="Roboto Mono" w:cs="Roboto Mono"/>
+          <w:color w:val="188038"/>
+        </w:rPr>
+        <w:t>title</w:t>
+      </w:r>
+      <w:r>
         <w:t xml:space="preserve"> and </w:t>
       </w:r>
       <w:r>
         <w:rPr>
-          <w:rFonts w:ascii="Roboto Mono" w:cs="Roboto Mono" w:eastAsia="Roboto Mono" w:hAnsi="Roboto Mono"/>
-          <w:color w:val="188038"/>
-          <w:rtl w:val="0"/>
-        </w:rPr>
-        <w:t xml:space="preserve">content</w:t>
-      </w:r>
-      <w:r>
-        <w:rPr>
-          <w:rtl w:val="0"/>
-        </w:rPr>
+          <w:rFonts w:ascii="Roboto Mono" w:eastAsia="Roboto Mono" w:hAnsi="Roboto Mono" w:cs="Roboto Mono"/>
+          <w:color w:val="188038"/>
+        </w:rPr>
+        <w:t>content</w:t>
+      </w:r>
+      <w:r>
         <w:t xml:space="preserve"> (though these specific schemas are not actively used in your main upload route).</w:t>
       </w:r>
     </w:p>
@@ -937,52 +1018,53 @@
       <w:pPr>
         <w:numPr>
           <w:ilvl w:val="0"/>
-          <w:numId w:val="11"/>
-        </w:numPr>
-        <w:spacing w:after="240" w:before="0" w:beforeAutospacing="0" w:lineRule="auto"/>
-        <w:ind w:left="720" w:hanging="360"/>
-      </w:pPr>
-      <w:r>
-        <w:rPr>
-          <w:rFonts w:ascii="Roboto Mono" w:cs="Roboto Mono" w:eastAsia="Roboto Mono" w:hAnsi="Roboto Mono"/>
-          <w:color w:val="188038"/>
-          <w:rtl w:val="0"/>
-        </w:rPr>
-        <w:t xml:space="preserve">UserRead</w:t>
-      </w:r>
-      <w:r>
-        <w:rPr>
-          <w:rtl w:val="0"/>
-        </w:rPr>
+          <w:numId w:val="12"/>
+        </w:numPr>
+        <w:spacing w:after="240"/>
+      </w:pPr>
+      <w:proofErr w:type="spellStart"/>
+      <w:r>
+        <w:rPr>
+          <w:rFonts w:ascii="Roboto Mono" w:eastAsia="Roboto Mono" w:hAnsi="Roboto Mono" w:cs="Roboto Mono"/>
+          <w:color w:val="188038"/>
+        </w:rPr>
+        <w:t>UserRead</w:t>
+      </w:r>
+      <w:proofErr w:type="spellEnd"/>
+      <w:r>
         <w:t xml:space="preserve">, </w:t>
       </w:r>
-      <w:r>
-        <w:rPr>
-          <w:rFonts w:ascii="Roboto Mono" w:cs="Roboto Mono" w:eastAsia="Roboto Mono" w:hAnsi="Roboto Mono"/>
-          <w:color w:val="188038"/>
-          <w:rtl w:val="0"/>
-        </w:rPr>
-        <w:t xml:space="preserve">UserCreate</w:t>
-      </w:r>
-      <w:r>
-        <w:rPr>
-          <w:rtl w:val="0"/>
-        </w:rPr>
+      <w:proofErr w:type="spellStart"/>
+      <w:r>
+        <w:rPr>
+          <w:rFonts w:ascii="Roboto Mono" w:eastAsia="Roboto Mono" w:hAnsi="Roboto Mono" w:cs="Roboto Mono"/>
+          <w:color w:val="188038"/>
+        </w:rPr>
+        <w:t>UserCreate</w:t>
+      </w:r>
+      <w:proofErr w:type="spellEnd"/>
+      <w:r>
         <w:t xml:space="preserve">, </w:t>
       </w:r>
-      <w:r>
-        <w:rPr>
-          <w:rFonts w:ascii="Roboto Mono" w:cs="Roboto Mono" w:eastAsia="Roboto Mono" w:hAnsi="Roboto Mono"/>
-          <w:color w:val="188038"/>
-          <w:rtl w:val="0"/>
-        </w:rPr>
-        <w:t xml:space="preserve">UserUpdate</w:t>
-      </w:r>
-      <w:r>
-        <w:rPr>
-          <w:rtl w:val="0"/>
-        </w:rPr>
-        <w:t xml:space="preserve">: Inherit standard fields (like email and password) from the FastAPI Users library, ensuring all incoming user credentials are automatically validated.</w:t>
+      <w:proofErr w:type="spellStart"/>
+      <w:r>
+        <w:rPr>
+          <w:rFonts w:ascii="Roboto Mono" w:eastAsia="Roboto Mono" w:hAnsi="Roboto Mono" w:cs="Roboto Mono"/>
+          <w:color w:val="188038"/>
+        </w:rPr>
+        <w:t>UserUpdate</w:t>
+      </w:r>
+      <w:proofErr w:type="spellEnd"/>
+      <w:r>
+        <w:t xml:space="preserve">: Inherit standard fields (like email and password) from the </w:t>
+      </w:r>
+      <w:proofErr w:type="spellStart"/>
+      <w:r>
+        <w:t>FastAPI</w:t>
+      </w:r>
+      <w:proofErr w:type="spellEnd"/>
+      <w:r>
+        <w:t xml:space="preserve"> Users library, ensuring all incoming user credentials are automatically validated.</w:t>
       </w:r>
     </w:p>
     <w:p>
@@ -990,79 +1072,79 @@
         <w:pStyle w:val="Heading3"/>
         <w:keepNext w:val="0"/>
         <w:keepLines w:val="0"/>
-        <w:spacing w:before="280" w:lineRule="auto"/>
-        <w:rPr>
-          <w:b w:val="1"/>
-          <w:bCs w:val="1"/>
+        <w:spacing w:before="280"/>
+        <w:rPr>
+          <w:b/>
+          <w:bCs/>
           <w:color w:val="000000"/>
           <w:sz w:val="26"/>
           <w:szCs w:val="26"/>
         </w:rPr>
       </w:pPr>
-      <w:bookmarkStart w:colFirst="0" w:colLast="0" w:name="_k0m45axvs0v9" w:id="2"/>
+      <w:bookmarkStart w:id="2" w:name="_k0m45axvs0v9" w:colFirst="0" w:colLast="0"/>
       <w:bookmarkEnd w:id="2"/>
       <w:r>
         <w:rPr>
-          <w:b w:val="1"/>
-          <w:bCs w:val="1"/>
+          <w:b/>
+          <w:bCs/>
           <w:color w:val="000000"/>
           <w:sz w:val="26"/>
           <w:szCs w:val="26"/>
-          <w:rtl w:val="0"/>
         </w:rPr>
         <w:t xml:space="preserve">3. </w:t>
       </w:r>
       <w:r>
         <w:rPr>
-          <w:rFonts w:ascii="Roboto Mono" w:cs="Roboto Mono" w:eastAsia="Roboto Mono" w:hAnsi="Roboto Mono"/>
-          <w:b w:val="1"/>
-          <w:bCs w:val="1"/>
+          <w:rFonts w:ascii="Roboto Mono" w:eastAsia="Roboto Mono" w:hAnsi="Roboto Mono" w:cs="Roboto Mono"/>
+          <w:b/>
+          <w:bCs/>
           <w:color w:val="188038"/>
           <w:sz w:val="26"/>
           <w:szCs w:val="26"/>
-          <w:rtl w:val="0"/>
-        </w:rPr>
-        <w:t xml:space="preserve">images.py</w:t>
-      </w:r>
-      <w:r>
-        <w:rPr>
-          <w:b w:val="1"/>
-          <w:bCs w:val="1"/>
+        </w:rPr>
+        <w:t>images.py</w:t>
+      </w:r>
+      <w:r>
+        <w:rPr>
+          <w:b/>
+          <w:bCs/>
           <w:color w:val="000000"/>
           <w:sz w:val="26"/>
           <w:szCs w:val="26"/>
-          <w:rtl w:val="0"/>
         </w:rPr>
         <w:t xml:space="preserve"> (Media Management)</w:t>
       </w:r>
     </w:p>
     <w:p>
       <w:pPr>
-        <w:spacing w:after="240" w:before="240" w:lineRule="auto"/>
-        <w:rPr/>
-      </w:pPr>
-      <w:r>
-        <w:rPr>
-          <w:rtl w:val="0"/>
-        </w:rPr>
-        <w:t xml:space="preserve">This file configures the connection to ImageKit, an external service that hosts and processes your media.</w:t>
-      </w:r>
-    </w:p>
-    <w:p>
-      <w:pPr>
-        <w:spacing w:after="240" w:before="240" w:lineRule="auto"/>
-        <w:rPr>
-          <w:b w:val="1"/>
-          <w:bCs w:val="1"/>
-        </w:rPr>
-      </w:pPr>
-      <w:r>
-        <w:rPr>
-          <w:b w:val="1"/>
-          <w:bCs w:val="1"/>
-          <w:rtl w:val="0"/>
-        </w:rPr>
-        <w:t xml:space="preserve">Imported Libraries &amp; Functions:</w:t>
+        <w:spacing w:before="240" w:after="240"/>
+      </w:pPr>
+      <w:r>
+        <w:t xml:space="preserve">This file configures the connection to </w:t>
+      </w:r>
+      <w:proofErr w:type="spellStart"/>
+      <w:r>
+        <w:t>ImageKit</w:t>
+      </w:r>
+      <w:proofErr w:type="spellEnd"/>
+      <w:r>
+        <w:t>, an external service that hosts and processes your media.</w:t>
+      </w:r>
+    </w:p>
+    <w:p>
+      <w:pPr>
+        <w:spacing w:before="240" w:after="240"/>
+        <w:rPr>
+          <w:b/>
+          <w:bCs/>
+        </w:rPr>
+      </w:pPr>
+      <w:r>
+        <w:rPr>
+          <w:b/>
+          <w:bCs/>
+        </w:rPr>
+        <w:t>Imported Libraries &amp; Functions:</w:t>
       </w:r>
     </w:p>
     <w:p>
@@ -1071,35 +1153,37 @@
           <w:ilvl w:val="0"/>
           <w:numId w:val="9"/>
         </w:numPr>
-        <w:spacing w:after="0" w:afterAutospacing="0" w:before="240" w:lineRule="auto"/>
-        <w:ind w:left="720" w:hanging="360"/>
-      </w:pPr>
-      <w:r>
-        <w:rPr>
-          <w:rFonts w:ascii="Roboto Mono" w:cs="Roboto Mono" w:eastAsia="Roboto Mono" w:hAnsi="Roboto Mono"/>
-          <w:color w:val="188038"/>
-          <w:rtl w:val="0"/>
-        </w:rPr>
-        <w:t xml:space="preserve">dotenv.load_dotenv</w:t>
-      </w:r>
-      <w:r>
-        <w:rPr>
-          <w:rtl w:val="0"/>
-        </w:rPr>
+        <w:spacing w:before="240"/>
+      </w:pPr>
+      <w:proofErr w:type="spellStart"/>
+      <w:proofErr w:type="gramStart"/>
+      <w:r>
+        <w:rPr>
+          <w:rFonts w:ascii="Roboto Mono" w:eastAsia="Roboto Mono" w:hAnsi="Roboto Mono" w:cs="Roboto Mono"/>
+          <w:color w:val="188038"/>
+        </w:rPr>
+        <w:t>dotenv.load</w:t>
+      </w:r>
+      <w:proofErr w:type="gramEnd"/>
+      <w:r>
+        <w:rPr>
+          <w:rFonts w:ascii="Roboto Mono" w:eastAsia="Roboto Mono" w:hAnsi="Roboto Mono" w:cs="Roboto Mono"/>
+          <w:color w:val="188038"/>
+        </w:rPr>
+        <w:t>_dotenv</w:t>
+      </w:r>
+      <w:proofErr w:type="spellEnd"/>
+      <w:r>
         <w:t xml:space="preserve">: Reads secret variables from a hidden </w:t>
       </w:r>
       <w:r>
         <w:rPr>
-          <w:rFonts w:ascii="Roboto Mono" w:cs="Roboto Mono" w:eastAsia="Roboto Mono" w:hAnsi="Roboto Mono"/>
-          <w:color w:val="188038"/>
-          <w:rtl w:val="0"/>
-        </w:rPr>
-        <w:t xml:space="preserve">.env</w:t>
-      </w:r>
-      <w:r>
-        <w:rPr>
-          <w:rtl w:val="0"/>
-        </w:rPr>
+          <w:rFonts w:ascii="Roboto Mono" w:eastAsia="Roboto Mono" w:hAnsi="Roboto Mono" w:cs="Roboto Mono"/>
+          <w:color w:val="188038"/>
+        </w:rPr>
+        <w:t>.env</w:t>
+      </w:r>
+      <w:r>
         <w:t xml:space="preserve"> file.</w:t>
       </w:r>
     </w:p>
@@ -1109,22 +1193,28 @@
           <w:ilvl w:val="0"/>
           <w:numId w:val="9"/>
         </w:numPr>
-        <w:spacing w:after="0" w:afterAutospacing="0" w:before="0" w:beforeAutospacing="0" w:lineRule="auto"/>
-        <w:ind w:left="720" w:hanging="360"/>
-      </w:pPr>
-      <w:r>
-        <w:rPr>
-          <w:rFonts w:ascii="Roboto Mono" w:cs="Roboto Mono" w:eastAsia="Roboto Mono" w:hAnsi="Roboto Mono"/>
-          <w:color w:val="188038"/>
-          <w:rtl w:val="0"/>
-        </w:rPr>
-        <w:t xml:space="preserve">imagekitio.ImageKit</w:t>
-      </w:r>
-      <w:r>
-        <w:rPr>
-          <w:rtl w:val="0"/>
-        </w:rPr>
-        <w:t xml:space="preserve">: The official toolkit for communicating with the ImageKit servers.</w:t>
+      </w:pPr>
+      <w:proofErr w:type="spellStart"/>
+      <w:proofErr w:type="gramStart"/>
+      <w:r>
+        <w:rPr>
+          <w:rFonts w:ascii="Roboto Mono" w:eastAsia="Roboto Mono" w:hAnsi="Roboto Mono" w:cs="Roboto Mono"/>
+          <w:color w:val="188038"/>
+        </w:rPr>
+        <w:t>imagekitio.ImageKit</w:t>
+      </w:r>
+      <w:proofErr w:type="spellEnd"/>
+      <w:proofErr w:type="gramEnd"/>
+      <w:r>
+        <w:t xml:space="preserve">: The official toolkit for communicating with the </w:t>
+      </w:r>
+      <w:proofErr w:type="spellStart"/>
+      <w:r>
+        <w:t>ImageKit</w:t>
+      </w:r>
+      <w:proofErr w:type="spellEnd"/>
+      <w:r>
+        <w:t xml:space="preserve"> servers.</w:t>
       </w:r>
     </w:p>
     <w:p>
@@ -1133,76 +1223,89 @@
           <w:ilvl w:val="0"/>
           <w:numId w:val="9"/>
         </w:numPr>
-        <w:spacing w:after="240" w:before="0" w:beforeAutospacing="0" w:lineRule="auto"/>
-        <w:ind w:left="720" w:hanging="360"/>
-      </w:pPr>
-      <w:r>
-        <w:rPr>
-          <w:rFonts w:ascii="Roboto Mono" w:cs="Roboto Mono" w:eastAsia="Roboto Mono" w:hAnsi="Roboto Mono"/>
-          <w:color w:val="188038"/>
-          <w:rtl w:val="0"/>
-        </w:rPr>
-        <w:t xml:space="preserve">os</w:t>
-      </w:r>
-      <w:r>
-        <w:rPr>
-          <w:rtl w:val="0"/>
-        </w:rPr>
-        <w:t xml:space="preserve">: Allows Python to read your computer's environment variables.</w:t>
-      </w:r>
-    </w:p>
-    <w:p>
-      <w:pPr>
-        <w:spacing w:after="240" w:before="240" w:lineRule="auto"/>
-        <w:rPr>
-          <w:b w:val="1"/>
-          <w:bCs w:val="1"/>
-        </w:rPr>
-      </w:pPr>
-      <w:r>
-        <w:rPr>
-          <w:b w:val="1"/>
-          <w:bCs w:val="1"/>
-          <w:rtl w:val="0"/>
-        </w:rPr>
-        <w:t xml:space="preserve">Code Explanation:</w:t>
+        <w:spacing w:after="240"/>
+      </w:pPr>
+      <w:proofErr w:type="spellStart"/>
+      <w:r>
+        <w:rPr>
+          <w:rFonts w:ascii="Roboto Mono" w:eastAsia="Roboto Mono" w:hAnsi="Roboto Mono" w:cs="Roboto Mono"/>
+          <w:color w:val="188038"/>
+        </w:rPr>
+        <w:t>os</w:t>
+      </w:r>
+      <w:proofErr w:type="spellEnd"/>
+      <w:r>
+        <w:t>: Allows Python to read your computer's environment variables.</w:t>
+      </w:r>
+    </w:p>
+    <w:p>
+      <w:pPr>
+        <w:spacing w:before="240" w:after="240"/>
+        <w:rPr>
+          <w:b/>
+          <w:bCs/>
+        </w:rPr>
+      </w:pPr>
+      <w:r>
+        <w:rPr>
+          <w:b/>
+          <w:bCs/>
+        </w:rPr>
+        <w:t>Code Explanation:</w:t>
       </w:r>
     </w:p>
     <w:p>
       <w:pPr>
         <w:numPr>
           <w:ilvl w:val="0"/>
-          <w:numId w:val="12"/>
-        </w:numPr>
-        <w:spacing w:after="0" w:afterAutospacing="0" w:before="240" w:lineRule="auto"/>
-        <w:ind w:left="720" w:hanging="360"/>
-      </w:pPr>
-      <w:r>
-        <w:rPr>
-          <w:rFonts w:ascii="Roboto Mono" w:cs="Roboto Mono" w:eastAsia="Roboto Mono" w:hAnsi="Roboto Mono"/>
-          <w:color w:val="188038"/>
-          <w:rtl w:val="0"/>
-        </w:rPr>
-        <w:t xml:space="preserve">load_dotenv()</w:t>
-      </w:r>
-      <w:r>
-        <w:rPr>
-          <w:rtl w:val="0"/>
-        </w:rPr>
+          <w:numId w:val="13"/>
+        </w:numPr>
+        <w:spacing w:before="240"/>
+      </w:pPr>
+      <w:proofErr w:type="spellStart"/>
+      <w:r>
+        <w:rPr>
+          <w:rFonts w:ascii="Roboto Mono" w:eastAsia="Roboto Mono" w:hAnsi="Roboto Mono" w:cs="Roboto Mono"/>
+          <w:color w:val="188038"/>
+        </w:rPr>
+        <w:lastRenderedPageBreak/>
+        <w:t>load_</w:t>
+      </w:r>
+      <w:proofErr w:type="gramStart"/>
+      <w:r>
+        <w:rPr>
+          <w:rFonts w:ascii="Roboto Mono" w:eastAsia="Roboto Mono" w:hAnsi="Roboto Mono" w:cs="Roboto Mono"/>
+          <w:color w:val="188038"/>
+        </w:rPr>
+        <w:t>dotenv</w:t>
+      </w:r>
+      <w:proofErr w:type="spellEnd"/>
+      <w:r>
+        <w:rPr>
+          <w:rFonts w:ascii="Roboto Mono" w:eastAsia="Roboto Mono" w:hAnsi="Roboto Mono" w:cs="Roboto Mono"/>
+          <w:color w:val="188038"/>
+        </w:rPr>
+        <w:t>(</w:t>
+      </w:r>
+      <w:proofErr w:type="gramEnd"/>
+      <w:r>
+        <w:rPr>
+          <w:rFonts w:ascii="Roboto Mono" w:eastAsia="Roboto Mono" w:hAnsi="Roboto Mono" w:cs="Roboto Mono"/>
+          <w:color w:val="188038"/>
+        </w:rPr>
+        <w:t>)</w:t>
+      </w:r>
+      <w:r>
         <w:t xml:space="preserve">: Looks for a </w:t>
       </w:r>
       <w:r>
         <w:rPr>
-          <w:rFonts w:ascii="Roboto Mono" w:cs="Roboto Mono" w:eastAsia="Roboto Mono" w:hAnsi="Roboto Mono"/>
-          <w:color w:val="188038"/>
-          <w:rtl w:val="0"/>
-        </w:rPr>
-        <w:t xml:space="preserve">.env</w:t>
-      </w:r>
-      <w:r>
-        <w:rPr>
-          <w:rtl w:val="0"/>
-        </w:rPr>
+          <w:rFonts w:ascii="Roboto Mono" w:eastAsia="Roboto Mono" w:hAnsi="Roboto Mono" w:cs="Roboto Mono"/>
+          <w:color w:val="188038"/>
+        </w:rPr>
+        <w:t>.env</w:t>
+      </w:r>
+      <w:r>
         <w:t xml:space="preserve"> file and loads the text inside it into the system memory.</w:t>
       </w:r>
     </w:p>
@@ -1210,38 +1313,58 @@
       <w:pPr>
         <w:numPr>
           <w:ilvl w:val="0"/>
-          <w:numId w:val="12"/>
-        </w:numPr>
-        <w:spacing w:after="240" w:before="0" w:beforeAutospacing="0" w:lineRule="auto"/>
-        <w:ind w:left="720" w:hanging="360"/>
-      </w:pPr>
-      <w:r>
-        <w:rPr>
-          <w:rFonts w:ascii="Roboto Mono" w:cs="Roboto Mono" w:eastAsia="Roboto Mono" w:hAnsi="Roboto Mono"/>
-          <w:color w:val="188038"/>
-          <w:rtl w:val="0"/>
-        </w:rPr>
-        <w:t xml:space="preserve">imagekit = ImageKit(...)</w:t>
-      </w:r>
-      <w:r>
-        <w:rPr>
-          <w:rtl w:val="0"/>
-        </w:rPr>
-        <w:t xml:space="preserve">: Creates the active client object. It grabs your private secret key from the environment variables (</w:t>
-      </w:r>
-      <w:r>
-        <w:rPr>
-          <w:rFonts w:ascii="Roboto Mono" w:cs="Roboto Mono" w:eastAsia="Roboto Mono" w:hAnsi="Roboto Mono"/>
-          <w:color w:val="188038"/>
-          <w:rtl w:val="0"/>
-        </w:rPr>
-        <w:t xml:space="preserve">os.getenv</w:t>
-      </w:r>
-      <w:r>
-        <w:rPr>
-          <w:rtl w:val="0"/>
-        </w:rPr>
-        <w:t xml:space="preserve">) so you don't accidentally share your password in your code.</w:t>
+          <w:numId w:val="13"/>
+        </w:numPr>
+        <w:spacing w:after="240"/>
+      </w:pPr>
+      <w:proofErr w:type="spellStart"/>
+      <w:r>
+        <w:rPr>
+          <w:rFonts w:ascii="Roboto Mono" w:eastAsia="Roboto Mono" w:hAnsi="Roboto Mono" w:cs="Roboto Mono"/>
+          <w:color w:val="188038"/>
+        </w:rPr>
+        <w:t>imagekit</w:t>
+      </w:r>
+      <w:proofErr w:type="spellEnd"/>
+      <w:r>
+        <w:rPr>
+          <w:rFonts w:ascii="Roboto Mono" w:eastAsia="Roboto Mono" w:hAnsi="Roboto Mono" w:cs="Roboto Mono"/>
+          <w:color w:val="188038"/>
+        </w:rPr>
+        <w:t xml:space="preserve"> = </w:t>
+      </w:r>
+      <w:proofErr w:type="spellStart"/>
+      <w:r>
+        <w:rPr>
+          <w:rFonts w:ascii="Roboto Mono" w:eastAsia="Roboto Mono" w:hAnsi="Roboto Mono" w:cs="Roboto Mono"/>
+          <w:color w:val="188038"/>
+        </w:rPr>
+        <w:t>ImageKit</w:t>
+      </w:r>
+      <w:proofErr w:type="spellEnd"/>
+      <w:r>
+        <w:rPr>
+          <w:rFonts w:ascii="Roboto Mono" w:eastAsia="Roboto Mono" w:hAnsi="Roboto Mono" w:cs="Roboto Mono"/>
+          <w:color w:val="188038"/>
+        </w:rPr>
+        <w:t>(...)</w:t>
+      </w:r>
+      <w:r>
+        <w:t>: Creates the active client object. It grabs your private secret key from the environment variables (</w:t>
+      </w:r>
+      <w:proofErr w:type="spellStart"/>
+      <w:proofErr w:type="gramStart"/>
+      <w:r>
+        <w:rPr>
+          <w:rFonts w:ascii="Roboto Mono" w:eastAsia="Roboto Mono" w:hAnsi="Roboto Mono" w:cs="Roboto Mono"/>
+          <w:color w:val="188038"/>
+        </w:rPr>
+        <w:t>os.getenv</w:t>
+      </w:r>
+      <w:proofErr w:type="spellEnd"/>
+      <w:proofErr w:type="gramEnd"/>
+      <w:r>
+        <w:t>) so you don't accidentally share your password in your code.</w:t>
       </w:r>
     </w:p>
     <w:p>
@@ -1249,79 +1372,71 @@
         <w:pStyle w:val="Heading3"/>
         <w:keepNext w:val="0"/>
         <w:keepLines w:val="0"/>
-        <w:spacing w:before="280" w:lineRule="auto"/>
-        <w:rPr>
-          <w:b w:val="1"/>
-          <w:bCs w:val="1"/>
+        <w:spacing w:before="280"/>
+        <w:rPr>
+          <w:b/>
+          <w:bCs/>
           <w:color w:val="000000"/>
           <w:sz w:val="26"/>
           <w:szCs w:val="26"/>
         </w:rPr>
       </w:pPr>
-      <w:bookmarkStart w:colFirst="0" w:colLast="0" w:name="_wp7fai9uepeg" w:id="3"/>
+      <w:bookmarkStart w:id="3" w:name="_wp7fai9uepeg" w:colFirst="0" w:colLast="0"/>
       <w:bookmarkEnd w:id="3"/>
       <w:r>
         <w:rPr>
-          <w:b w:val="1"/>
-          <w:bCs w:val="1"/>
+          <w:b/>
+          <w:bCs/>
           <w:color w:val="000000"/>
           <w:sz w:val="26"/>
           <w:szCs w:val="26"/>
-          <w:rtl w:val="0"/>
         </w:rPr>
         <w:t xml:space="preserve">4. </w:t>
       </w:r>
       <w:r>
         <w:rPr>
-          <w:rFonts w:ascii="Roboto Mono" w:cs="Roboto Mono" w:eastAsia="Roboto Mono" w:hAnsi="Roboto Mono"/>
-          <w:b w:val="1"/>
-          <w:bCs w:val="1"/>
+          <w:rFonts w:ascii="Roboto Mono" w:eastAsia="Roboto Mono" w:hAnsi="Roboto Mono" w:cs="Roboto Mono"/>
+          <w:b/>
+          <w:bCs/>
           <w:color w:val="188038"/>
           <w:sz w:val="26"/>
           <w:szCs w:val="26"/>
-          <w:rtl w:val="0"/>
-        </w:rPr>
-        <w:t xml:space="preserve">users.py</w:t>
-      </w:r>
-      <w:r>
-        <w:rPr>
-          <w:b w:val="1"/>
-          <w:bCs w:val="1"/>
+        </w:rPr>
+        <w:t>users.py</w:t>
+      </w:r>
+      <w:r>
+        <w:rPr>
+          <w:b/>
+          <w:bCs/>
           <w:color w:val="000000"/>
           <w:sz w:val="26"/>
           <w:szCs w:val="26"/>
-          <w:rtl w:val="0"/>
         </w:rPr>
         <w:t xml:space="preserve"> (Authentication &amp; Security)</w:t>
       </w:r>
     </w:p>
     <w:p>
       <w:pPr>
-        <w:spacing w:after="240" w:before="240" w:lineRule="auto"/>
-        <w:rPr/>
-      </w:pPr>
-      <w:r>
-        <w:rPr>
-          <w:rtl w:val="0"/>
-        </w:rPr>
-        <w:t xml:space="preserve">This file handles logging people in, checking passwords, and issuing secure access tokens.</w:t>
-      </w:r>
-    </w:p>
-    <w:p>
-      <w:pPr>
-        <w:spacing w:after="240" w:before="240" w:lineRule="auto"/>
-        <w:rPr>
-          <w:b w:val="1"/>
-          <w:bCs w:val="1"/>
-        </w:rPr>
-      </w:pPr>
-      <w:r>
-        <w:rPr>
-          <w:b w:val="1"/>
-          <w:bCs w:val="1"/>
-          <w:rtl w:val="0"/>
-        </w:rPr>
-        <w:t xml:space="preserve">Imported Libraries &amp; Functions:</w:t>
+        <w:spacing w:before="240" w:after="240"/>
+      </w:pPr>
+      <w:r>
+        <w:t>This file handles logging people in, checking passwords, and issuing secure access tokens.</w:t>
+      </w:r>
+    </w:p>
+    <w:p>
+      <w:pPr>
+        <w:spacing w:before="240" w:after="240"/>
+        <w:rPr>
+          <w:b/>
+          <w:bCs/>
+        </w:rPr>
+      </w:pPr>
+      <w:r>
+        <w:rPr>
+          <w:b/>
+          <w:bCs/>
+        </w:rPr>
+        <w:t>Imported Libraries &amp; Functions:</w:t>
       </w:r>
     </w:p>
     <w:p>
@@ -1330,39 +1445,44 @@
           <w:ilvl w:val="0"/>
           <w:numId w:val="6"/>
         </w:numPr>
-        <w:spacing w:after="240" w:before="240" w:lineRule="auto"/>
-        <w:ind w:left="720" w:hanging="360"/>
-      </w:pPr>
-      <w:r>
-        <w:rPr>
-          <w:rFonts w:ascii="Roboto Mono" w:cs="Roboto Mono" w:eastAsia="Roboto Mono" w:hAnsi="Roboto Mono"/>
-          <w:color w:val="188038"/>
-          <w:rtl w:val="0"/>
-        </w:rPr>
-        <w:t xml:space="preserve">fastapi_users</w:t>
-      </w:r>
-      <w:r>
-        <w:rPr>
-          <w:rtl w:val="0"/>
-        </w:rPr>
+        <w:spacing w:before="240" w:after="240"/>
+      </w:pPr>
+      <w:proofErr w:type="spellStart"/>
+      <w:r>
+        <w:rPr>
+          <w:rFonts w:ascii="Roboto Mono" w:eastAsia="Roboto Mono" w:hAnsi="Roboto Mono" w:cs="Roboto Mono"/>
+          <w:color w:val="188038"/>
+        </w:rPr>
+        <w:t>fastapi_</w:t>
+      </w:r>
+      <w:proofErr w:type="gramStart"/>
+      <w:r>
+        <w:rPr>
+          <w:rFonts w:ascii="Roboto Mono" w:eastAsia="Roboto Mono" w:hAnsi="Roboto Mono" w:cs="Roboto Mono"/>
+          <w:color w:val="188038"/>
+        </w:rPr>
+        <w:t>users</w:t>
+      </w:r>
+      <w:proofErr w:type="spellEnd"/>
+      <w:proofErr w:type="gramEnd"/>
+      <w:r>
         <w:t xml:space="preserve"> components: Tools specifically built to handle complex security, like JSON Web Tokens (JWT) and Bearer Transport (sending tokens in headers).</w:t>
       </w:r>
     </w:p>
     <w:p>
       <w:pPr>
-        <w:spacing w:after="240" w:before="240" w:lineRule="auto"/>
-        <w:rPr>
-          <w:b w:val="1"/>
-          <w:bCs w:val="1"/>
-        </w:rPr>
-      </w:pPr>
-      <w:r>
-        <w:rPr>
-          <w:b w:val="1"/>
-          <w:bCs w:val="1"/>
-          <w:rtl w:val="0"/>
-        </w:rPr>
-        <w:t xml:space="preserve">Created Functions:</w:t>
+        <w:spacing w:before="240" w:after="240"/>
+        <w:rPr>
+          <w:b/>
+          <w:bCs/>
+        </w:rPr>
+      </w:pPr>
+      <w:r>
+        <w:rPr>
+          <w:b/>
+          <w:bCs/>
+        </w:rPr>
+        <w:t>Created Functions:</w:t>
       </w:r>
     </w:p>
     <w:p>
@@ -1371,36 +1491,31 @@
           <w:ilvl w:val="0"/>
           <w:numId w:val="7"/>
         </w:numPr>
-        <w:spacing w:after="0" w:afterAutospacing="0" w:before="240" w:lineRule="auto"/>
-        <w:ind w:left="720" w:hanging="360"/>
-      </w:pPr>
-      <w:r>
-        <w:rPr>
-          <w:rFonts w:ascii="Roboto Mono" w:cs="Roboto Mono" w:eastAsia="Roboto Mono" w:hAnsi="Roboto Mono"/>
-          <w:color w:val="188038"/>
-          <w:rtl w:val="0"/>
-        </w:rPr>
-        <w:t xml:space="preserve">UserManager</w:t>
-      </w:r>
-      <w:r>
-        <w:rPr>
-          <w:rtl w:val="0"/>
-        </w:rPr>
+        <w:spacing w:before="240"/>
+      </w:pPr>
+      <w:proofErr w:type="spellStart"/>
+      <w:r>
+        <w:rPr>
+          <w:rFonts w:ascii="Roboto Mono" w:eastAsia="Roboto Mono" w:hAnsi="Roboto Mono" w:cs="Roboto Mono"/>
+          <w:color w:val="188038"/>
+        </w:rPr>
+        <w:t>UserManager</w:t>
+      </w:r>
+      <w:proofErr w:type="spellEnd"/>
+      <w:r>
         <w:t xml:space="preserve"> hooks (</w:t>
       </w:r>
-      <w:r>
-        <w:rPr>
-          <w:rFonts w:ascii="Roboto Mono" w:cs="Roboto Mono" w:eastAsia="Roboto Mono" w:hAnsi="Roboto Mono"/>
-          <w:color w:val="188038"/>
-          <w:rtl w:val="0"/>
-        </w:rPr>
-        <w:t xml:space="preserve">on_after_register</w:t>
-      </w:r>
-      <w:r>
-        <w:rPr>
-          <w:rtl w:val="0"/>
-        </w:rPr>
-        <w:t xml:space="preserve">, etc.): Functions that automatically run in the background when a user signs up or resets a password (currently just printing to the console).</w:t>
+      <w:proofErr w:type="spellStart"/>
+      <w:r>
+        <w:rPr>
+          <w:rFonts w:ascii="Roboto Mono" w:eastAsia="Roboto Mono" w:hAnsi="Roboto Mono" w:cs="Roboto Mono"/>
+          <w:color w:val="188038"/>
+        </w:rPr>
+        <w:t>on_after_register</w:t>
+      </w:r>
+      <w:proofErr w:type="spellEnd"/>
+      <w:r>
+        <w:t>, etc.): Functions that automatically run in the background when a user signs up or resets a password (currently just printing to the console).</w:t>
       </w:r>
     </w:p>
     <w:p>
@@ -1409,22 +1524,41 @@
           <w:ilvl w:val="0"/>
           <w:numId w:val="7"/>
         </w:numPr>
-        <w:spacing w:after="0" w:afterAutospacing="0" w:before="0" w:beforeAutospacing="0" w:lineRule="auto"/>
-        <w:ind w:left="720" w:hanging="360"/>
-      </w:pPr>
-      <w:r>
-        <w:rPr>
-          <w:rFonts w:ascii="Roboto Mono" w:cs="Roboto Mono" w:eastAsia="Roboto Mono" w:hAnsi="Roboto Mono"/>
-          <w:color w:val="188038"/>
-          <w:rtl w:val="0"/>
-        </w:rPr>
-        <w:t xml:space="preserve">get_user_manager()</w:t>
-      </w:r>
-      <w:r>
-        <w:rPr>
-          <w:rtl w:val="0"/>
-        </w:rPr>
-        <w:t xml:space="preserve">: Provides the manager object to the application.</w:t>
+      </w:pPr>
+      <w:proofErr w:type="spellStart"/>
+      <w:r>
+        <w:rPr>
+          <w:rFonts w:ascii="Roboto Mono" w:eastAsia="Roboto Mono" w:hAnsi="Roboto Mono" w:cs="Roboto Mono"/>
+          <w:color w:val="188038"/>
+        </w:rPr>
+        <w:t>get_user_</w:t>
+      </w:r>
+      <w:proofErr w:type="gramStart"/>
+      <w:r>
+        <w:rPr>
+          <w:rFonts w:ascii="Roboto Mono" w:eastAsia="Roboto Mono" w:hAnsi="Roboto Mono" w:cs="Roboto Mono"/>
+          <w:color w:val="188038"/>
+        </w:rPr>
+        <w:t>manager</w:t>
+      </w:r>
+      <w:proofErr w:type="spellEnd"/>
+      <w:r>
+        <w:rPr>
+          <w:rFonts w:ascii="Roboto Mono" w:eastAsia="Roboto Mono" w:hAnsi="Roboto Mono" w:cs="Roboto Mono"/>
+          <w:color w:val="188038"/>
+        </w:rPr>
+        <w:t>(</w:t>
+      </w:r>
+      <w:proofErr w:type="gramEnd"/>
+      <w:r>
+        <w:rPr>
+          <w:rFonts w:ascii="Roboto Mono" w:eastAsia="Roboto Mono" w:hAnsi="Roboto Mono" w:cs="Roboto Mono"/>
+          <w:color w:val="188038"/>
+        </w:rPr>
+        <w:t>)</w:t>
+      </w:r>
+      <w:r>
+        <w:t>: Provides the manager object to the application.</w:t>
       </w:r>
     </w:p>
     <w:p>
@@ -1433,196 +1567,293 @@
           <w:ilvl w:val="0"/>
           <w:numId w:val="7"/>
         </w:numPr>
-        <w:spacing w:after="240" w:before="0" w:beforeAutospacing="0" w:lineRule="auto"/>
-        <w:ind w:left="720" w:hanging="360"/>
-      </w:pPr>
-      <w:r>
-        <w:rPr>
-          <w:rFonts w:ascii="Roboto Mono" w:cs="Roboto Mono" w:eastAsia="Roboto Mono" w:hAnsi="Roboto Mono"/>
-          <w:color w:val="188038"/>
-          <w:rtl w:val="0"/>
-        </w:rPr>
-        <w:t xml:space="preserve">get_jwt_strategy()</w:t>
-      </w:r>
-      <w:r>
-        <w:rPr>
-          <w:rtl w:val="0"/>
-        </w:rPr>
-        <w:t xml:space="preserve">: Configures how long a login session lasts and what the secret key is.</w:t>
-      </w:r>
-    </w:p>
-    <w:p>
-      <w:pPr>
-        <w:spacing w:after="240" w:before="240" w:lineRule="auto"/>
-        <w:rPr>
-          <w:b w:val="1"/>
-          <w:bCs w:val="1"/>
-        </w:rPr>
-      </w:pPr>
-      <w:r>
-        <w:rPr>
-          <w:b w:val="1"/>
-          <w:bCs w:val="1"/>
-          <w:rtl w:val="0"/>
-        </w:rPr>
-        <w:t xml:space="preserve">Code Explanation (Block-by-Block):</w:t>
+        <w:spacing w:after="240"/>
+      </w:pPr>
+      <w:proofErr w:type="spellStart"/>
+      <w:r>
+        <w:rPr>
+          <w:rFonts w:ascii="Roboto Mono" w:eastAsia="Roboto Mono" w:hAnsi="Roboto Mono" w:cs="Roboto Mono"/>
+          <w:color w:val="188038"/>
+        </w:rPr>
+        <w:t>get_jwt_</w:t>
+      </w:r>
+      <w:proofErr w:type="gramStart"/>
+      <w:r>
+        <w:rPr>
+          <w:rFonts w:ascii="Roboto Mono" w:eastAsia="Roboto Mono" w:hAnsi="Roboto Mono" w:cs="Roboto Mono"/>
+          <w:color w:val="188038"/>
+        </w:rPr>
+        <w:t>strategy</w:t>
+      </w:r>
+      <w:proofErr w:type="spellEnd"/>
+      <w:r>
+        <w:rPr>
+          <w:rFonts w:ascii="Roboto Mono" w:eastAsia="Roboto Mono" w:hAnsi="Roboto Mono" w:cs="Roboto Mono"/>
+          <w:color w:val="188038"/>
+        </w:rPr>
+        <w:t>(</w:t>
+      </w:r>
+      <w:proofErr w:type="gramEnd"/>
+      <w:r>
+        <w:rPr>
+          <w:rFonts w:ascii="Roboto Mono" w:eastAsia="Roboto Mono" w:hAnsi="Roboto Mono" w:cs="Roboto Mono"/>
+          <w:color w:val="188038"/>
+        </w:rPr>
+        <w:t>)</w:t>
+      </w:r>
+      <w:r>
+        <w:t>: Configures how long a login session lasts and what the secret key is.</w:t>
+      </w:r>
+    </w:p>
+    <w:p>
+      <w:pPr>
+        <w:spacing w:before="240" w:after="240"/>
+        <w:rPr>
+          <w:b/>
+          <w:bCs/>
+        </w:rPr>
+      </w:pPr>
+      <w:r>
+        <w:rPr>
+          <w:b/>
+          <w:bCs/>
+        </w:rPr>
+        <w:t>Code Explanation (Block-by-Block):</w:t>
       </w:r>
     </w:p>
     <w:p>
       <w:pPr>
         <w:numPr>
           <w:ilvl w:val="0"/>
-          <w:numId w:val="16"/>
-        </w:numPr>
-        <w:spacing w:after="0" w:afterAutospacing="0" w:before="240" w:lineRule="auto"/>
-        <w:ind w:left="720" w:hanging="360"/>
-      </w:pPr>
-      <w:r>
-        <w:rPr>
-          <w:rFonts w:ascii="Roboto Mono" w:cs="Roboto Mono" w:eastAsia="Roboto Mono" w:hAnsi="Roboto Mono"/>
-          <w:color w:val="188038"/>
-          <w:rtl w:val="0"/>
-        </w:rPr>
-        <w:t xml:space="preserve">SECRET =...</w:t>
-      </w:r>
-      <w:r>
-        <w:rPr>
-          <w:rtl w:val="0"/>
-        </w:rPr>
-        <w:t xml:space="preserve">: A hardcoded cryptographic key used to digitally sign user login tokens.</w:t>
+          <w:numId w:val="17"/>
+        </w:numPr>
+        <w:spacing w:before="240"/>
+      </w:pPr>
+      <w:r>
+        <w:rPr>
+          <w:rFonts w:ascii="Roboto Mono" w:eastAsia="Roboto Mono" w:hAnsi="Roboto Mono" w:cs="Roboto Mono"/>
+          <w:color w:val="188038"/>
+        </w:rPr>
+        <w:t>SECRET =...</w:t>
+      </w:r>
+      <w:r>
+        <w:t>: A hardcoded cryptographic key used to digitally sign user login tokens.</w:t>
       </w:r>
     </w:p>
     <w:p>
       <w:pPr>
         <w:numPr>
           <w:ilvl w:val="0"/>
-          <w:numId w:val="16"/>
-        </w:numPr>
-        <w:spacing w:after="0" w:afterAutospacing="0" w:before="0" w:beforeAutospacing="0" w:lineRule="auto"/>
-        <w:ind w:left="720" w:hanging="360"/>
-      </w:pPr>
-      <w:r>
-        <w:rPr>
-          <w:rFonts w:ascii="Roboto Mono" w:cs="Roboto Mono" w:eastAsia="Roboto Mono" w:hAnsi="Roboto Mono"/>
-          <w:color w:val="188038"/>
-          <w:rtl w:val="0"/>
-        </w:rPr>
-        <w:t xml:space="preserve">bearer_transport = BearerTransport(...)</w:t>
-      </w:r>
-      <w:r>
-        <w:rPr>
-          <w:rtl w:val="0"/>
-        </w:rPr>
-        <w:t xml:space="preserve">: Tells the app that users will send their login tokens inside the HTTP authorization headers, and defines the login URL.</w:t>
+          <w:numId w:val="17"/>
+        </w:numPr>
+      </w:pPr>
+      <w:proofErr w:type="spellStart"/>
+      <w:r>
+        <w:rPr>
+          <w:rFonts w:ascii="Roboto Mono" w:eastAsia="Roboto Mono" w:hAnsi="Roboto Mono" w:cs="Roboto Mono"/>
+          <w:color w:val="188038"/>
+        </w:rPr>
+        <w:t>bearer_transport</w:t>
+      </w:r>
+      <w:proofErr w:type="spellEnd"/>
+      <w:r>
+        <w:rPr>
+          <w:rFonts w:ascii="Roboto Mono" w:eastAsia="Roboto Mono" w:hAnsi="Roboto Mono" w:cs="Roboto Mono"/>
+          <w:color w:val="188038"/>
+        </w:rPr>
+        <w:t xml:space="preserve"> = </w:t>
+      </w:r>
+      <w:proofErr w:type="spellStart"/>
+      <w:r>
+        <w:rPr>
+          <w:rFonts w:ascii="Roboto Mono" w:eastAsia="Roboto Mono" w:hAnsi="Roboto Mono" w:cs="Roboto Mono"/>
+          <w:color w:val="188038"/>
+        </w:rPr>
+        <w:t>BearerTransport</w:t>
+      </w:r>
+      <w:proofErr w:type="spellEnd"/>
+      <w:r>
+        <w:rPr>
+          <w:rFonts w:ascii="Roboto Mono" w:eastAsia="Roboto Mono" w:hAnsi="Roboto Mono" w:cs="Roboto Mono"/>
+          <w:color w:val="188038"/>
+        </w:rPr>
+        <w:t>(...)</w:t>
+      </w:r>
+      <w:r>
+        <w:t>: Tells the app that users will send their login tokens inside the HTTP authorization headers, and defines the login URL.</w:t>
       </w:r>
     </w:p>
     <w:p>
       <w:pPr>
         <w:numPr>
           <w:ilvl w:val="0"/>
-          <w:numId w:val="16"/>
-        </w:numPr>
-        <w:spacing w:after="0" w:afterAutospacing="0" w:before="0" w:beforeAutospacing="0" w:lineRule="auto"/>
-        <w:ind w:left="720" w:hanging="360"/>
-      </w:pPr>
-      <w:r>
-        <w:rPr>
-          <w:rFonts w:ascii="Roboto Mono" w:cs="Roboto Mono" w:eastAsia="Roboto Mono" w:hAnsi="Roboto Mono"/>
-          <w:color w:val="188038"/>
-          <w:rtl w:val="0"/>
-        </w:rPr>
-        <w:t xml:space="preserve">def get_jwt_strategy()...</w:t>
-      </w:r>
-      <w:r>
-        <w:rPr>
-          <w:rtl w:val="0"/>
-        </w:rPr>
-        <w:t xml:space="preserve">: Generates the security strategy, setting tokens to automatically expire after 3600 seconds (1 hour) to protect accounts if a token is stolen.</w:t>
+          <w:numId w:val="17"/>
+        </w:numPr>
+      </w:pPr>
+      <w:r>
+        <w:rPr>
+          <w:rFonts w:ascii="Roboto Mono" w:eastAsia="Roboto Mono" w:hAnsi="Roboto Mono" w:cs="Roboto Mono"/>
+          <w:color w:val="188038"/>
+        </w:rPr>
+        <w:t xml:space="preserve">def </w:t>
+      </w:r>
+      <w:proofErr w:type="spellStart"/>
+      <w:r>
+        <w:rPr>
+          <w:rFonts w:ascii="Roboto Mono" w:eastAsia="Roboto Mono" w:hAnsi="Roboto Mono" w:cs="Roboto Mono"/>
+          <w:color w:val="188038"/>
+        </w:rPr>
+        <w:t>get_jwt_</w:t>
+      </w:r>
+      <w:proofErr w:type="gramStart"/>
+      <w:r>
+        <w:rPr>
+          <w:rFonts w:ascii="Roboto Mono" w:eastAsia="Roboto Mono" w:hAnsi="Roboto Mono" w:cs="Roboto Mono"/>
+          <w:color w:val="188038"/>
+        </w:rPr>
+        <w:t>strategy</w:t>
+      </w:r>
+      <w:proofErr w:type="spellEnd"/>
+      <w:r>
+        <w:rPr>
+          <w:rFonts w:ascii="Roboto Mono" w:eastAsia="Roboto Mono" w:hAnsi="Roboto Mono" w:cs="Roboto Mono"/>
+          <w:color w:val="188038"/>
+        </w:rPr>
+        <w:t>(</w:t>
+      </w:r>
+      <w:proofErr w:type="gramEnd"/>
+      <w:r>
+        <w:rPr>
+          <w:rFonts w:ascii="Roboto Mono" w:eastAsia="Roboto Mono" w:hAnsi="Roboto Mono" w:cs="Roboto Mono"/>
+          <w:color w:val="188038"/>
+        </w:rPr>
+        <w:t>)...</w:t>
+      </w:r>
+      <w:r>
+        <w:t>: Generates the security strategy, setting tokens to automatically expire after 3600 seconds (1 hour) to protect accounts if a token is stolen.</w:t>
       </w:r>
     </w:p>
     <w:p>
       <w:pPr>
         <w:numPr>
           <w:ilvl w:val="0"/>
-          <w:numId w:val="16"/>
-        </w:numPr>
-        <w:spacing w:after="0" w:afterAutospacing="0" w:before="0" w:beforeAutospacing="0" w:lineRule="auto"/>
-        <w:ind w:left="720" w:hanging="360"/>
-      </w:pPr>
-      <w:r>
-        <w:rPr>
-          <w:rFonts w:ascii="Roboto Mono" w:cs="Roboto Mono" w:eastAsia="Roboto Mono" w:hAnsi="Roboto Mono"/>
-          <w:color w:val="188038"/>
-          <w:rtl w:val="0"/>
-        </w:rPr>
-        <w:t xml:space="preserve">auth_backend = AuthenticationBackend(...)</w:t>
-      </w:r>
-      <w:r>
-        <w:rPr>
-          <w:rtl w:val="0"/>
-        </w:rPr>
-        <w:t xml:space="preserve">: Combines the transport method and the JWT strategy into one usable security block.</w:t>
+          <w:numId w:val="17"/>
+        </w:numPr>
+      </w:pPr>
+      <w:proofErr w:type="spellStart"/>
+      <w:r>
+        <w:rPr>
+          <w:rFonts w:ascii="Roboto Mono" w:eastAsia="Roboto Mono" w:hAnsi="Roboto Mono" w:cs="Roboto Mono"/>
+          <w:color w:val="188038"/>
+        </w:rPr>
+        <w:t>auth_backend</w:t>
+      </w:r>
+      <w:proofErr w:type="spellEnd"/>
+      <w:r>
+        <w:rPr>
+          <w:rFonts w:ascii="Roboto Mono" w:eastAsia="Roboto Mono" w:hAnsi="Roboto Mono" w:cs="Roboto Mono"/>
+          <w:color w:val="188038"/>
+        </w:rPr>
+        <w:t xml:space="preserve"> = </w:t>
+      </w:r>
+      <w:proofErr w:type="spellStart"/>
+      <w:r>
+        <w:rPr>
+          <w:rFonts w:ascii="Roboto Mono" w:eastAsia="Roboto Mono" w:hAnsi="Roboto Mono" w:cs="Roboto Mono"/>
+          <w:color w:val="188038"/>
+        </w:rPr>
+        <w:t>AuthenticationBackend</w:t>
+      </w:r>
+      <w:proofErr w:type="spellEnd"/>
+      <w:r>
+        <w:rPr>
+          <w:rFonts w:ascii="Roboto Mono" w:eastAsia="Roboto Mono" w:hAnsi="Roboto Mono" w:cs="Roboto Mono"/>
+          <w:color w:val="188038"/>
+        </w:rPr>
+        <w:t>(...)</w:t>
+      </w:r>
+      <w:r>
+        <w:t>: Combines the transport method and the JWT strategy into one usable security block.</w:t>
       </w:r>
     </w:p>
     <w:p>
       <w:pPr>
         <w:numPr>
           <w:ilvl w:val="0"/>
-          <w:numId w:val="16"/>
-        </w:numPr>
-        <w:spacing w:after="0" w:afterAutospacing="0" w:before="0" w:beforeAutospacing="0" w:lineRule="auto"/>
-        <w:ind w:left="720" w:hanging="360"/>
-      </w:pPr>
-      <w:r>
-        <w:rPr>
-          <w:rFonts w:ascii="Roboto Mono" w:cs="Roboto Mono" w:eastAsia="Roboto Mono" w:hAnsi="Roboto Mono"/>
-          <w:color w:val="188038"/>
-          <w:rtl w:val="0"/>
-        </w:rPr>
-        <w:t xml:space="preserve">fastapi_users = FastAPIUsers(...)</w:t>
-      </w:r>
-      <w:r>
-        <w:rPr>
-          <w:rtl w:val="0"/>
-        </w:rPr>
-        <w:t xml:space="preserve">: Initializes the entire user management system, binding your database, user models, and security backend together.</w:t>
+          <w:numId w:val="17"/>
+        </w:numPr>
+      </w:pPr>
+      <w:proofErr w:type="spellStart"/>
+      <w:r>
+        <w:rPr>
+          <w:rFonts w:ascii="Roboto Mono" w:eastAsia="Roboto Mono" w:hAnsi="Roboto Mono" w:cs="Roboto Mono"/>
+          <w:color w:val="188038"/>
+        </w:rPr>
+        <w:t>fastapi_users</w:t>
+      </w:r>
+      <w:proofErr w:type="spellEnd"/>
+      <w:r>
+        <w:rPr>
+          <w:rFonts w:ascii="Roboto Mono" w:eastAsia="Roboto Mono" w:hAnsi="Roboto Mono" w:cs="Roboto Mono"/>
+          <w:color w:val="188038"/>
+        </w:rPr>
+        <w:t xml:space="preserve"> = </w:t>
+      </w:r>
+      <w:proofErr w:type="spellStart"/>
+      <w:r>
+        <w:rPr>
+          <w:rFonts w:ascii="Roboto Mono" w:eastAsia="Roboto Mono" w:hAnsi="Roboto Mono" w:cs="Roboto Mono"/>
+          <w:color w:val="188038"/>
+        </w:rPr>
+        <w:t>FastAPIUsers</w:t>
+      </w:r>
+      <w:proofErr w:type="spellEnd"/>
+      <w:r>
+        <w:rPr>
+          <w:rFonts w:ascii="Roboto Mono" w:eastAsia="Roboto Mono" w:hAnsi="Roboto Mono" w:cs="Roboto Mono"/>
+          <w:color w:val="188038"/>
+        </w:rPr>
+        <w:t>(...)</w:t>
+      </w:r>
+      <w:r>
+        <w:t>: Initializes the entire user management system, binding your database, user models, and security backend together.</w:t>
       </w:r>
     </w:p>
     <w:p>
       <w:pPr>
         <w:numPr>
           <w:ilvl w:val="0"/>
-          <w:numId w:val="16"/>
-        </w:numPr>
-        <w:spacing w:after="240" w:before="0" w:beforeAutospacing="0" w:lineRule="auto"/>
-        <w:ind w:left="720" w:hanging="360"/>
-      </w:pPr>
-      <w:r>
-        <w:rPr>
-          <w:rFonts w:ascii="Roboto Mono" w:cs="Roboto Mono" w:eastAsia="Roboto Mono" w:hAnsi="Roboto Mono"/>
-          <w:color w:val="188038"/>
-          <w:rtl w:val="0"/>
-        </w:rPr>
-        <w:t xml:space="preserve">current_active_user =...</w:t>
-      </w:r>
-      <w:r>
-        <w:rPr>
-          <w:rtl w:val="0"/>
-        </w:rPr>
+          <w:numId w:val="17"/>
+        </w:numPr>
+        <w:spacing w:after="240"/>
+      </w:pPr>
+      <w:proofErr w:type="spellStart"/>
+      <w:r>
+        <w:rPr>
+          <w:rFonts w:ascii="Roboto Mono" w:eastAsia="Roboto Mono" w:hAnsi="Roboto Mono" w:cs="Roboto Mono"/>
+          <w:color w:val="188038"/>
+        </w:rPr>
+        <w:t>current_active_user</w:t>
+      </w:r>
+      <w:proofErr w:type="spellEnd"/>
+      <w:r>
+        <w:rPr>
+          <w:rFonts w:ascii="Roboto Mono" w:eastAsia="Roboto Mono" w:hAnsi="Roboto Mono" w:cs="Roboto Mono"/>
+          <w:color w:val="188038"/>
+        </w:rPr>
+        <w:t xml:space="preserve"> =...</w:t>
+      </w:r>
+      <w:r>
         <w:t xml:space="preserve">: A handy shortcut used later in </w:t>
       </w:r>
       <w:r>
         <w:rPr>
-          <w:rFonts w:ascii="Roboto Mono" w:cs="Roboto Mono" w:eastAsia="Roboto Mono" w:hAnsi="Roboto Mono"/>
-          <w:color w:val="188038"/>
-          <w:rtl w:val="0"/>
-        </w:rPr>
-        <w:t xml:space="preserve">app.py</w:t>
-      </w:r>
-      <w:r>
-        <w:rPr>
-          <w:rtl w:val="0"/>
-        </w:rPr>
+          <w:rFonts w:ascii="Roboto Mono" w:eastAsia="Roboto Mono" w:hAnsi="Roboto Mono" w:cs="Roboto Mono"/>
+          <w:color w:val="188038"/>
+        </w:rPr>
+        <w:t>app.py</w:t>
+      </w:r>
+      <w:r>
         <w:t xml:space="preserve"> to lock down routes so only logged-in users can access them.</w:t>
       </w:r>
     </w:p>
@@ -1631,79 +1862,72 @@
         <w:pStyle w:val="Heading3"/>
         <w:keepNext w:val="0"/>
         <w:keepLines w:val="0"/>
-        <w:spacing w:before="280" w:lineRule="auto"/>
-        <w:rPr>
-          <w:b w:val="1"/>
-          <w:bCs w:val="1"/>
+        <w:spacing w:before="280"/>
+        <w:rPr>
+          <w:b/>
+          <w:bCs/>
           <w:color w:val="000000"/>
           <w:sz w:val="26"/>
           <w:szCs w:val="26"/>
         </w:rPr>
       </w:pPr>
-      <w:bookmarkStart w:colFirst="0" w:colLast="0" w:name="_6hwnfw18rtfo" w:id="4"/>
+      <w:bookmarkStart w:id="4" w:name="_6hwnfw18rtfo" w:colFirst="0" w:colLast="0"/>
       <w:bookmarkEnd w:id="4"/>
       <w:r>
         <w:rPr>
-          <w:b w:val="1"/>
-          <w:bCs w:val="1"/>
+          <w:b/>
+          <w:bCs/>
           <w:color w:val="000000"/>
           <w:sz w:val="26"/>
           <w:szCs w:val="26"/>
-          <w:rtl w:val="0"/>
         </w:rPr>
         <w:t xml:space="preserve">5. </w:t>
       </w:r>
       <w:r>
         <w:rPr>
-          <w:rFonts w:ascii="Roboto Mono" w:cs="Roboto Mono" w:eastAsia="Roboto Mono" w:hAnsi="Roboto Mono"/>
-          <w:b w:val="1"/>
-          <w:bCs w:val="1"/>
+          <w:rFonts w:ascii="Roboto Mono" w:eastAsia="Roboto Mono" w:hAnsi="Roboto Mono" w:cs="Roboto Mono"/>
+          <w:b/>
+          <w:bCs/>
           <w:color w:val="188038"/>
           <w:sz w:val="26"/>
           <w:szCs w:val="26"/>
-          <w:rtl w:val="0"/>
-        </w:rPr>
-        <w:t xml:space="preserve">app.py</w:t>
-      </w:r>
-      <w:r>
-        <w:rPr>
-          <w:b w:val="1"/>
-          <w:bCs w:val="1"/>
+        </w:rPr>
+        <w:t>app.py</w:t>
+      </w:r>
+      <w:r>
+        <w:rPr>
+          <w:b/>
+          <w:bCs/>
           <w:color w:val="000000"/>
           <w:sz w:val="26"/>
           <w:szCs w:val="26"/>
-          <w:rtl w:val="0"/>
         </w:rPr>
         <w:t xml:space="preserve"> (The Core API Backend)</w:t>
       </w:r>
     </w:p>
     <w:p>
       <w:pPr>
-        <w:spacing w:after="240" w:before="240" w:lineRule="auto"/>
-        <w:rPr/>
-      </w:pPr>
-      <w:r>
-        <w:rPr>
-          <w:rtl w:val="0"/>
-        </w:rPr>
-        <w:t xml:space="preserve">This is the central nervous system. It combines the database, users, and images to create the actual web endpoints (URLs).</w:t>
-      </w:r>
-    </w:p>
-    <w:p>
-      <w:pPr>
-        <w:spacing w:after="240" w:before="240" w:lineRule="auto"/>
-        <w:rPr>
-          <w:b w:val="1"/>
-          <w:bCs w:val="1"/>
-        </w:rPr>
-      </w:pPr>
-      <w:r>
-        <w:rPr>
-          <w:b w:val="1"/>
-          <w:bCs w:val="1"/>
-          <w:rtl w:val="0"/>
-        </w:rPr>
-        <w:t xml:space="preserve">Imported Libraries &amp; Functions:</w:t>
+        <w:spacing w:before="240" w:after="240"/>
+      </w:pPr>
+      <w:r>
+        <w:t>This is the central nervous system. It combines the database, users, and images to create the actual web endpoints (URLs).</w:t>
+      </w:r>
+    </w:p>
+    <w:p>
+      <w:pPr>
+        <w:spacing w:before="240" w:after="240"/>
+        <w:rPr>
+          <w:b/>
+          <w:bCs/>
+        </w:rPr>
+      </w:pPr>
+      <w:r>
+        <w:rPr>
+          <w:b/>
+          <w:bCs/>
+        </w:rPr>
+        <w:lastRenderedPageBreak/>
+        <w:t>Imported Libraries &amp; Functions:</w:t>
       </w:r>
     </w:p>
     <w:p>
@@ -1712,78 +1936,63 @@
           <w:ilvl w:val="0"/>
           <w:numId w:val="5"/>
         </w:numPr>
-        <w:spacing w:after="0" w:afterAutospacing="0" w:before="240" w:lineRule="auto"/>
-        <w:ind w:left="720" w:hanging="360"/>
-      </w:pPr>
-      <w:r>
-        <w:rPr>
-          <w:rFonts w:ascii="Roboto Mono" w:cs="Roboto Mono" w:eastAsia="Roboto Mono" w:hAnsi="Roboto Mono"/>
-          <w:color w:val="188038"/>
-          <w:rtl w:val="0"/>
-        </w:rPr>
-        <w:t xml:space="preserve">fastapi</w:t>
-      </w:r>
-      <w:r>
-        <w:rPr>
-          <w:rtl w:val="0"/>
-        </w:rPr>
-        <w:t xml:space="preserve">: The web framework (</w:t>
-      </w:r>
-      <w:r>
-        <w:rPr>
-          <w:rFonts w:ascii="Roboto Mono" w:cs="Roboto Mono" w:eastAsia="Roboto Mono" w:hAnsi="Roboto Mono"/>
-          <w:color w:val="188038"/>
-          <w:rtl w:val="0"/>
-        </w:rPr>
-        <w:t xml:space="preserve">FastAPI</w:t>
-      </w:r>
-      <w:r>
-        <w:rPr>
-          <w:rtl w:val="0"/>
-        </w:rPr>
+        <w:spacing w:before="240"/>
+      </w:pPr>
+      <w:proofErr w:type="spellStart"/>
+      <w:r>
+        <w:rPr>
+          <w:rFonts w:ascii="Roboto Mono" w:eastAsia="Roboto Mono" w:hAnsi="Roboto Mono" w:cs="Roboto Mono"/>
+          <w:color w:val="188038"/>
+        </w:rPr>
+        <w:t>fastapi</w:t>
+      </w:r>
+      <w:proofErr w:type="spellEnd"/>
+      <w:r>
+        <w:t>: The web framework (</w:t>
+      </w:r>
+      <w:proofErr w:type="spellStart"/>
+      <w:r>
+        <w:rPr>
+          <w:rFonts w:ascii="Roboto Mono" w:eastAsia="Roboto Mono" w:hAnsi="Roboto Mono" w:cs="Roboto Mono"/>
+          <w:color w:val="188038"/>
+        </w:rPr>
+        <w:t>FastAPI</w:t>
+      </w:r>
+      <w:proofErr w:type="spellEnd"/>
+      <w:r>
         <w:t xml:space="preserve">, </w:t>
       </w:r>
       <w:r>
         <w:rPr>
-          <w:rFonts w:ascii="Roboto Mono" w:cs="Roboto Mono" w:eastAsia="Roboto Mono" w:hAnsi="Roboto Mono"/>
-          <w:color w:val="188038"/>
-          <w:rtl w:val="0"/>
-        </w:rPr>
-        <w:t xml:space="preserve">File</w:t>
-      </w:r>
-      <w:r>
-        <w:rPr>
-          <w:rtl w:val="0"/>
-        </w:rPr>
+          <w:rFonts w:ascii="Roboto Mono" w:eastAsia="Roboto Mono" w:hAnsi="Roboto Mono" w:cs="Roboto Mono"/>
+          <w:color w:val="188038"/>
+        </w:rPr>
+        <w:t>File</w:t>
+      </w:r>
+      <w:r>
         <w:t xml:space="preserve">, </w:t>
       </w:r>
-      <w:r>
-        <w:rPr>
-          <w:rFonts w:ascii="Roboto Mono" w:cs="Roboto Mono" w:eastAsia="Roboto Mono" w:hAnsi="Roboto Mono"/>
-          <w:color w:val="188038"/>
-          <w:rtl w:val="0"/>
-        </w:rPr>
-        <w:t xml:space="preserve">UploadFile</w:t>
-      </w:r>
-      <w:r>
-        <w:rPr>
-          <w:rtl w:val="0"/>
-        </w:rPr>
+      <w:proofErr w:type="spellStart"/>
+      <w:r>
+        <w:rPr>
+          <w:rFonts w:ascii="Roboto Mono" w:eastAsia="Roboto Mono" w:hAnsi="Roboto Mono" w:cs="Roboto Mono"/>
+          <w:color w:val="188038"/>
+        </w:rPr>
+        <w:t>UploadFile</w:t>
+      </w:r>
+      <w:proofErr w:type="spellEnd"/>
+      <w:r>
         <w:t xml:space="preserve">, </w:t>
       </w:r>
       <w:r>
         <w:rPr>
-          <w:rFonts w:ascii="Roboto Mono" w:cs="Roboto Mono" w:eastAsia="Roboto Mono" w:hAnsi="Roboto Mono"/>
-          <w:color w:val="188038"/>
-          <w:rtl w:val="0"/>
-        </w:rPr>
-        <w:t xml:space="preserve">Depends</w:t>
-      </w:r>
-      <w:r>
-        <w:rPr>
-          <w:rtl w:val="0"/>
-        </w:rPr>
-        <w:t xml:space="preserve">, etc.).</w:t>
+          <w:rFonts w:ascii="Roboto Mono" w:eastAsia="Roboto Mono" w:hAnsi="Roboto Mono" w:cs="Roboto Mono"/>
+          <w:color w:val="188038"/>
+        </w:rPr>
+        <w:t>Depends</w:t>
+      </w:r>
+      <w:r>
+        <w:t>, etc.).</w:t>
       </w:r>
     </w:p>
     <w:p>
@@ -1792,22 +2001,20 @@
           <w:ilvl w:val="0"/>
           <w:numId w:val="5"/>
         </w:numPr>
-        <w:spacing w:after="0" w:afterAutospacing="0" w:before="0" w:beforeAutospacing="0" w:lineRule="auto"/>
-        <w:ind w:left="720" w:hanging="360"/>
-      </w:pPr>
-      <w:r>
-        <w:rPr>
-          <w:rFonts w:ascii="Roboto Mono" w:cs="Roboto Mono" w:eastAsia="Roboto Mono" w:hAnsi="Roboto Mono"/>
-          <w:color w:val="188038"/>
-          <w:rtl w:val="0"/>
-        </w:rPr>
-        <w:t xml:space="preserve">contextlib.asynccontextmanager</w:t>
-      </w:r>
-      <w:r>
-        <w:rPr>
-          <w:rtl w:val="0"/>
-        </w:rPr>
-        <w:t xml:space="preserve">: Helps manage code that must run exactly when the server starts or stops.</w:t>
+      </w:pPr>
+      <w:proofErr w:type="spellStart"/>
+      <w:proofErr w:type="gramStart"/>
+      <w:r>
+        <w:rPr>
+          <w:rFonts w:ascii="Roboto Mono" w:eastAsia="Roboto Mono" w:hAnsi="Roboto Mono" w:cs="Roboto Mono"/>
+          <w:color w:val="188038"/>
+        </w:rPr>
+        <w:t>contextlib.asynccontextmanager</w:t>
+      </w:r>
+      <w:proofErr w:type="spellEnd"/>
+      <w:proofErr w:type="gramEnd"/>
+      <w:r>
+        <w:t>: Helps manage code that must run exactly when the server starts or stops.</w:t>
       </w:r>
     </w:p>
     <w:p>
@@ -1816,22 +2023,20 @@
           <w:ilvl w:val="0"/>
           <w:numId w:val="5"/>
         </w:numPr>
-        <w:spacing w:after="0" w:afterAutospacing="0" w:before="0" w:beforeAutospacing="0" w:lineRule="auto"/>
-        <w:ind w:left="720" w:hanging="360"/>
-      </w:pPr>
-      <w:r>
-        <w:rPr>
-          <w:rFonts w:ascii="Roboto Mono" w:cs="Roboto Mono" w:eastAsia="Roboto Mono" w:hAnsi="Roboto Mono"/>
-          <w:color w:val="188038"/>
-          <w:rtl w:val="0"/>
-        </w:rPr>
-        <w:t xml:space="preserve">sqlalchemy.select</w:t>
-      </w:r>
-      <w:r>
-        <w:rPr>
-          <w:rtl w:val="0"/>
-        </w:rPr>
-        <w:t xml:space="preserve">: Used to search the database.</w:t>
+      </w:pPr>
+      <w:proofErr w:type="spellStart"/>
+      <w:proofErr w:type="gramStart"/>
+      <w:r>
+        <w:rPr>
+          <w:rFonts w:ascii="Roboto Mono" w:eastAsia="Roboto Mono" w:hAnsi="Roboto Mono" w:cs="Roboto Mono"/>
+          <w:color w:val="188038"/>
+        </w:rPr>
+        <w:t>sqlalchemy.select</w:t>
+      </w:r>
+      <w:proofErr w:type="spellEnd"/>
+      <w:proofErr w:type="gramEnd"/>
+      <w:r>
+        <w:t>: Used to search the database.</w:t>
       </w:r>
     </w:p>
     <w:p>
@@ -1840,22 +2045,20 @@
           <w:ilvl w:val="0"/>
           <w:numId w:val="5"/>
         </w:numPr>
-        <w:spacing w:after="0" w:afterAutospacing="0" w:before="0" w:beforeAutospacing="0" w:lineRule="auto"/>
-        <w:ind w:left="720" w:hanging="360"/>
-      </w:pPr>
-      <w:r>
-        <w:rPr>
-          <w:rFonts w:ascii="Roboto Mono" w:cs="Roboto Mono" w:eastAsia="Roboto Mono" w:hAnsi="Roboto Mono"/>
-          <w:color w:val="188038"/>
-          <w:rtl w:val="0"/>
-        </w:rPr>
-        <w:t xml:space="preserve">shutil.copyfileobj</w:t>
-      </w:r>
-      <w:r>
-        <w:rPr>
-          <w:rtl w:val="0"/>
-        </w:rPr>
-        <w:t xml:space="preserve">: A tool for efficiently copying large files in small chunks without crashing your server's RAM.</w:t>
+      </w:pPr>
+      <w:proofErr w:type="spellStart"/>
+      <w:proofErr w:type="gramStart"/>
+      <w:r>
+        <w:rPr>
+          <w:rFonts w:ascii="Roboto Mono" w:eastAsia="Roboto Mono" w:hAnsi="Roboto Mono" w:cs="Roboto Mono"/>
+          <w:color w:val="188038"/>
+        </w:rPr>
+        <w:t>shutil.copyfileobj</w:t>
+      </w:r>
+      <w:proofErr w:type="spellEnd"/>
+      <w:proofErr w:type="gramEnd"/>
+      <w:r>
+        <w:t>: A tool for efficiently copying large files in small chunks without crashing your server's RAM.</w:t>
       </w:r>
     </w:p>
     <w:p>
@@ -1864,39 +2067,110 @@
           <w:ilvl w:val="0"/>
           <w:numId w:val="5"/>
         </w:numPr>
-        <w:spacing w:after="240" w:before="0" w:beforeAutospacing="0" w:lineRule="auto"/>
-        <w:ind w:left="720" w:hanging="360"/>
-      </w:pPr>
-      <w:r>
-        <w:rPr>
-          <w:rFonts w:ascii="Roboto Mono" w:cs="Roboto Mono" w:eastAsia="Roboto Mono" w:hAnsi="Roboto Mono"/>
-          <w:color w:val="188038"/>
-          <w:rtl w:val="0"/>
-        </w:rPr>
-        <w:t xml:space="preserve">tempfile.NamedTemporaryFile</w:t>
-      </w:r>
-      <w:r>
-        <w:rPr>
-          <w:rtl w:val="0"/>
-        </w:rPr>
-        <w:t xml:space="preserve">: Asks the operating system to safely create a temporary file on the hard drive.</w:t>
-      </w:r>
-    </w:p>
-    <w:p>
-      <w:pPr>
-        <w:spacing w:after="240" w:before="240" w:lineRule="auto"/>
-        <w:rPr>
-          <w:b w:val="1"/>
-          <w:bCs w:val="1"/>
-        </w:rPr>
-      </w:pPr>
-      <w:r>
-        <w:rPr>
-          <w:b w:val="1"/>
-          <w:bCs w:val="1"/>
-          <w:rtl w:val="0"/>
-        </w:rPr>
-        <w:t xml:space="preserve">Created Functions:</w:t>
+      </w:pPr>
+      <w:proofErr w:type="spellStart"/>
+      <w:proofErr w:type="gramStart"/>
+      <w:r>
+        <w:rPr>
+          <w:rFonts w:ascii="Roboto Mono" w:eastAsia="Roboto Mono" w:hAnsi="Roboto Mono" w:cs="Roboto Mono"/>
+          <w:color w:val="188038"/>
+        </w:rPr>
+        <w:t>tempfile.NamedTemporaryFile</w:t>
+      </w:r>
+      <w:proofErr w:type="spellEnd"/>
+      <w:proofErr w:type="gramEnd"/>
+      <w:r>
+        <w:t>: Asks the operating system to safely create a temporary file on the hard drive.</w:t>
+      </w:r>
+    </w:p>
+    <w:p>
+      <w:pPr>
+        <w:numPr>
+          <w:ilvl w:val="0"/>
+          <w:numId w:val="5"/>
+        </w:numPr>
+      </w:pPr>
+      <w:proofErr w:type="spellStart"/>
+      <w:proofErr w:type="gramStart"/>
+      <w:r>
+        <w:rPr>
+          <w:rFonts w:ascii="Roboto Mono" w:eastAsia="Roboto Mono" w:hAnsi="Roboto Mono" w:cs="Roboto Mono"/>
+          <w:color w:val="188038"/>
+        </w:rPr>
+        <w:t>sqlalchemy.delete</w:t>
+      </w:r>
+      <w:proofErr w:type="spellEnd"/>
+      <w:proofErr w:type="gramEnd"/>
+      <w:r>
+        <w:t>: A tool used to manually write queries that permanently remove specific rows from the database.</w:t>
+      </w:r>
+    </w:p>
+    <w:p>
+      <w:pPr>
+        <w:numPr>
+          <w:ilvl w:val="0"/>
+          <w:numId w:val="5"/>
+        </w:numPr>
+        <w:spacing w:after="240"/>
+      </w:pPr>
+      <w:proofErr w:type="spellStart"/>
+      <w:proofErr w:type="gramStart"/>
+      <w:r>
+        <w:rPr>
+          <w:rFonts w:ascii="Roboto Mono" w:eastAsia="Roboto Mono" w:hAnsi="Roboto Mono" w:cs="Roboto Mono"/>
+          <w:color w:val="188038"/>
+        </w:rPr>
+        <w:t>app.users</w:t>
+      </w:r>
+      <w:proofErr w:type="gramEnd"/>
+      <w:r>
+        <w:rPr>
+          <w:rFonts w:ascii="Roboto Mono" w:eastAsia="Roboto Mono" w:hAnsi="Roboto Mono" w:cs="Roboto Mono"/>
+          <w:color w:val="188038"/>
+        </w:rPr>
+        <w:t>.UserManager</w:t>
+      </w:r>
+      <w:proofErr w:type="spellEnd"/>
+      <w:r>
+        <w:t xml:space="preserve"> &amp; </w:t>
+      </w:r>
+      <w:proofErr w:type="spellStart"/>
+      <w:r>
+        <w:rPr>
+          <w:rFonts w:ascii="Roboto Mono" w:eastAsia="Roboto Mono" w:hAnsi="Roboto Mono" w:cs="Roboto Mono"/>
+          <w:color w:val="188038"/>
+        </w:rPr>
+        <w:t>get_user_manager</w:t>
+      </w:r>
+      <w:proofErr w:type="spellEnd"/>
+      <w:r>
+        <w:t xml:space="preserve">: Imported from your own </w:t>
+      </w:r>
+      <w:r>
+        <w:rPr>
+          <w:rFonts w:ascii="Roboto Mono" w:eastAsia="Roboto Mono" w:hAnsi="Roboto Mono" w:cs="Roboto Mono"/>
+          <w:color w:val="188038"/>
+        </w:rPr>
+        <w:t>users.py</w:t>
+      </w:r>
+      <w:r>
+        <w:t xml:space="preserve"> file to handle the complex logic of securely deleting user accounts.</w:t>
+      </w:r>
+    </w:p>
+    <w:p>
+      <w:pPr>
+        <w:spacing w:before="240" w:after="240"/>
+        <w:rPr>
+          <w:b/>
+          <w:bCs/>
+        </w:rPr>
+      </w:pPr>
+      <w:r>
+        <w:rPr>
+          <w:b/>
+          <w:bCs/>
+        </w:rPr>
+        <w:t>Created Functions:</w:t>
       </w:r>
     </w:p>
     <w:p>
@@ -1905,22 +2179,17 @@
           <w:ilvl w:val="0"/>
           <w:numId w:val="10"/>
         </w:numPr>
-        <w:spacing w:after="0" w:afterAutospacing="0" w:before="240" w:lineRule="auto"/>
-        <w:ind w:left="720" w:hanging="360"/>
-      </w:pPr>
-      <w:r>
-        <w:rPr>
-          <w:rFonts w:ascii="Roboto Mono" w:cs="Roboto Mono" w:eastAsia="Roboto Mono" w:hAnsi="Roboto Mono"/>
-          <w:color w:val="188038"/>
-          <w:rtl w:val="0"/>
-        </w:rPr>
-        <w:t xml:space="preserve">lifespan</w:t>
-      </w:r>
-      <w:r>
-        <w:rPr>
-          <w:rtl w:val="0"/>
-        </w:rPr>
-        <w:t xml:space="preserve">: Runs the database creation step right as the server boots up.</w:t>
+        <w:spacing w:before="240"/>
+      </w:pPr>
+      <w:r>
+        <w:rPr>
+          <w:rFonts w:ascii="Roboto Mono" w:eastAsia="Roboto Mono" w:hAnsi="Roboto Mono" w:cs="Roboto Mono"/>
+          <w:color w:val="188038"/>
+        </w:rPr>
+        <w:t>lifespan</w:t>
+      </w:r>
+      <w:r>
+        <w:t>: Runs the database creation step right as the server boots up.</w:t>
       </w:r>
     </w:p>
     <w:p>
@@ -1929,22 +2198,26 @@
           <w:ilvl w:val="0"/>
           <w:numId w:val="10"/>
         </w:numPr>
-        <w:spacing w:after="0" w:afterAutospacing="0" w:before="0" w:beforeAutospacing="0" w:lineRule="auto"/>
-        <w:ind w:left="720" w:hanging="360"/>
-      </w:pPr>
-      <w:r>
-        <w:rPr>
-          <w:rFonts w:ascii="Roboto Mono" w:cs="Roboto Mono" w:eastAsia="Roboto Mono" w:hAnsi="Roboto Mono"/>
-          <w:color w:val="188038"/>
-          <w:rtl w:val="0"/>
-        </w:rPr>
-        <w:t xml:space="preserve">upload_file</w:t>
-      </w:r>
-      <w:r>
-        <w:rPr>
-          <w:rtl w:val="0"/>
-        </w:rPr>
-        <w:t xml:space="preserve">: Receives an uploaded file, saves it to ImageKit, and creates a record in your database.</w:t>
+      </w:pPr>
+      <w:proofErr w:type="spellStart"/>
+      <w:r>
+        <w:rPr>
+          <w:rFonts w:ascii="Roboto Mono" w:eastAsia="Roboto Mono" w:hAnsi="Roboto Mono" w:cs="Roboto Mono"/>
+          <w:color w:val="188038"/>
+        </w:rPr>
+        <w:t>upload_file</w:t>
+      </w:r>
+      <w:proofErr w:type="spellEnd"/>
+      <w:r>
+        <w:t xml:space="preserve">: Receives an uploaded file, saves it to </w:t>
+      </w:r>
+      <w:proofErr w:type="spellStart"/>
+      <w:r>
+        <w:t>ImageKit</w:t>
+      </w:r>
+      <w:proofErr w:type="spellEnd"/>
+      <w:r>
+        <w:t>, and creates a record in your database.</w:t>
       </w:r>
     </w:p>
     <w:p>
@@ -1953,22 +2226,18 @@
           <w:ilvl w:val="0"/>
           <w:numId w:val="10"/>
         </w:numPr>
-        <w:spacing w:after="0" w:afterAutospacing="0" w:before="0" w:beforeAutospacing="0" w:lineRule="auto"/>
-        <w:ind w:left="720" w:hanging="360"/>
-      </w:pPr>
-      <w:r>
-        <w:rPr>
-          <w:rFonts w:ascii="Roboto Mono" w:cs="Roboto Mono" w:eastAsia="Roboto Mono" w:hAnsi="Roboto Mono"/>
-          <w:color w:val="188038"/>
-          <w:rtl w:val="0"/>
-        </w:rPr>
-        <w:t xml:space="preserve">get_feed</w:t>
-      </w:r>
-      <w:r>
-        <w:rPr>
-          <w:rtl w:val="0"/>
-        </w:rPr>
-        <w:t xml:space="preserve">: Grabs all posts from the database to show to the user.</w:t>
+      </w:pPr>
+      <w:proofErr w:type="spellStart"/>
+      <w:r>
+        <w:rPr>
+          <w:rFonts w:ascii="Roboto Mono" w:eastAsia="Roboto Mono" w:hAnsi="Roboto Mono" w:cs="Roboto Mono"/>
+          <w:color w:val="188038"/>
+        </w:rPr>
+        <w:t>get_feed</w:t>
+      </w:r>
+      <w:proofErr w:type="spellEnd"/>
+      <w:r>
+        <w:t>: Grabs all posts from the database to show to the user.</w:t>
       </w:r>
     </w:p>
     <w:p>
@@ -1977,634 +2246,1035 @@
           <w:ilvl w:val="0"/>
           <w:numId w:val="10"/>
         </w:numPr>
-        <w:spacing w:after="240" w:before="0" w:beforeAutospacing="0" w:lineRule="auto"/>
-        <w:ind w:left="720" w:hanging="360"/>
-      </w:pPr>
-      <w:r>
-        <w:rPr>
-          <w:rFonts w:ascii="Roboto Mono" w:cs="Roboto Mono" w:eastAsia="Roboto Mono" w:hAnsi="Roboto Mono"/>
-          <w:color w:val="188038"/>
-          <w:rtl w:val="0"/>
-        </w:rPr>
-        <w:t xml:space="preserve">delete_post</w:t>
-      </w:r>
-      <w:r>
-        <w:rPr>
-          <w:rtl w:val="0"/>
-        </w:rPr>
-        <w:t xml:space="preserve">: Removes a post from the database if the user is the owner.</w:t>
-      </w:r>
-    </w:p>
-    <w:p>
-      <w:pPr>
-        <w:spacing w:after="240" w:before="240" w:lineRule="auto"/>
-        <w:rPr>
-          <w:b w:val="1"/>
-          <w:bCs w:val="1"/>
-        </w:rPr>
-      </w:pPr>
-      <w:r>
-        <w:rPr>
-          <w:b w:val="1"/>
-          <w:bCs w:val="1"/>
-          <w:rtl w:val="0"/>
-        </w:rPr>
-        <w:t xml:space="preserve">Code Explanation (Block-by-Block):</w:t>
+      </w:pPr>
+      <w:proofErr w:type="spellStart"/>
+      <w:r>
+        <w:rPr>
+          <w:rFonts w:ascii="Roboto Mono" w:eastAsia="Roboto Mono" w:hAnsi="Roboto Mono" w:cs="Roboto Mono"/>
+          <w:color w:val="188038"/>
+        </w:rPr>
+        <w:t>delete_post</w:t>
+      </w:r>
+      <w:proofErr w:type="spellEnd"/>
+      <w:r>
+        <w:t>: Removes a post from the database if the user is the owner.</w:t>
       </w:r>
     </w:p>
     <w:p>
       <w:pPr>
         <w:numPr>
           <w:ilvl w:val="0"/>
-          <w:numId w:val="14"/>
-        </w:numPr>
-        <w:spacing w:after="0" w:afterAutospacing="0" w:before="240" w:lineRule="auto"/>
-        <w:ind w:left="720" w:hanging="360"/>
-      </w:pPr>
-      <w:r>
-        <w:rPr>
-          <w:rFonts w:ascii="Roboto Mono" w:cs="Roboto Mono" w:eastAsia="Roboto Mono" w:hAnsi="Roboto Mono"/>
-          <w:color w:val="188038"/>
-          <w:rtl w:val="0"/>
-        </w:rPr>
-        <w:t xml:space="preserve">app = FastAPI(...)</w:t>
-      </w:r>
-      <w:r>
-        <w:rPr>
-          <w:rtl w:val="0"/>
-        </w:rPr>
-        <w:t xml:space="preserve">: Starts the actual web server application.</w:t>
+          <w:numId w:val="10"/>
+        </w:numPr>
+        <w:spacing w:after="240"/>
+      </w:pPr>
+      <w:proofErr w:type="spellStart"/>
+      <w:r>
+        <w:rPr>
+          <w:rFonts w:ascii="Roboto Mono" w:eastAsia="Roboto Mono" w:hAnsi="Roboto Mono" w:cs="Roboto Mono"/>
+          <w:color w:val="188038"/>
+        </w:rPr>
+        <w:t>delete_user_me</w:t>
+      </w:r>
+      <w:proofErr w:type="spellEnd"/>
+      <w:r>
+        <w:t>: A custom security route that allows a logged-in user to permanently delete their own account while safely wiping all their uploaded posts first.</w:t>
+      </w:r>
+    </w:p>
+    <w:p>
+      <w:pPr>
+        <w:spacing w:before="240" w:after="240"/>
+        <w:rPr>
+          <w:b/>
+          <w:bCs/>
+        </w:rPr>
+      </w:pPr>
+      <w:r>
+        <w:rPr>
+          <w:b/>
+          <w:bCs/>
+        </w:rPr>
+        <w:t>Code Explanation (Block-by-Block):</w:t>
       </w:r>
     </w:p>
     <w:p>
       <w:pPr>
         <w:numPr>
           <w:ilvl w:val="0"/>
-          <w:numId w:val="14"/>
-        </w:numPr>
-        <w:spacing w:after="0" w:afterAutospacing="0" w:before="0" w:beforeAutospacing="0" w:lineRule="auto"/>
-        <w:ind w:left="720" w:hanging="360"/>
-      </w:pPr>
-      <w:r>
-        <w:rPr>
-          <w:rFonts w:ascii="Roboto Mono" w:cs="Roboto Mono" w:eastAsia="Roboto Mono" w:hAnsi="Roboto Mono"/>
-          <w:color w:val="188038"/>
-          <w:rtl w:val="0"/>
-        </w:rPr>
-        <w:t xml:space="preserve">app.include_router(...)</w:t>
-      </w:r>
-      <w:r>
-        <w:rPr>
-          <w:rtl w:val="0"/>
-        </w:rPr>
+          <w:numId w:val="15"/>
+        </w:numPr>
+        <w:spacing w:before="240"/>
+      </w:pPr>
+      <w:r>
+        <w:rPr>
+          <w:rFonts w:ascii="Roboto Mono" w:eastAsia="Roboto Mono" w:hAnsi="Roboto Mono" w:cs="Roboto Mono"/>
+          <w:color w:val="188038"/>
+        </w:rPr>
+        <w:t xml:space="preserve">app = </w:t>
+      </w:r>
+      <w:proofErr w:type="spellStart"/>
+      <w:r>
+        <w:rPr>
+          <w:rFonts w:ascii="Roboto Mono" w:eastAsia="Roboto Mono" w:hAnsi="Roboto Mono" w:cs="Roboto Mono"/>
+          <w:color w:val="188038"/>
+        </w:rPr>
+        <w:t>FastAPI</w:t>
+      </w:r>
+      <w:proofErr w:type="spellEnd"/>
+      <w:r>
+        <w:rPr>
+          <w:rFonts w:ascii="Roboto Mono" w:eastAsia="Roboto Mono" w:hAnsi="Roboto Mono" w:cs="Roboto Mono"/>
+          <w:color w:val="188038"/>
+        </w:rPr>
+        <w:t>(...)</w:t>
+      </w:r>
+      <w:r>
+        <w:t>: Starts the actual web server application.</w:t>
+      </w:r>
+    </w:p>
+    <w:p>
+      <w:pPr>
+        <w:numPr>
+          <w:ilvl w:val="0"/>
+          <w:numId w:val="15"/>
+        </w:numPr>
+      </w:pPr>
+      <w:proofErr w:type="spellStart"/>
+      <w:proofErr w:type="gramStart"/>
+      <w:r>
+        <w:rPr>
+          <w:rFonts w:ascii="Roboto Mono" w:eastAsia="Roboto Mono" w:hAnsi="Roboto Mono" w:cs="Roboto Mono"/>
+          <w:color w:val="188038"/>
+        </w:rPr>
+        <w:t>app.include</w:t>
+      </w:r>
+      <w:proofErr w:type="gramEnd"/>
+      <w:r>
+        <w:rPr>
+          <w:rFonts w:ascii="Roboto Mono" w:eastAsia="Roboto Mono" w:hAnsi="Roboto Mono" w:cs="Roboto Mono"/>
+          <w:color w:val="188038"/>
+        </w:rPr>
+        <w:t>_router</w:t>
+      </w:r>
+      <w:proofErr w:type="spellEnd"/>
+      <w:r>
+        <w:rPr>
+          <w:rFonts w:ascii="Roboto Mono" w:eastAsia="Roboto Mono" w:hAnsi="Roboto Mono" w:cs="Roboto Mono"/>
+          <w:color w:val="188038"/>
+        </w:rPr>
+        <w:t>(...)</w:t>
+      </w:r>
+      <w:r>
         <w:t xml:space="preserve">: Plugs in all the pre-built user routes (like </w:t>
       </w:r>
       <w:r>
         <w:rPr>
-          <w:rFonts w:ascii="Roboto Mono" w:cs="Roboto Mono" w:eastAsia="Roboto Mono" w:hAnsi="Roboto Mono"/>
-          <w:color w:val="188038"/>
-          <w:rtl w:val="0"/>
-        </w:rPr>
-        <w:t xml:space="preserve">/auth/register</w:t>
-      </w:r>
-      <w:r>
-        <w:rPr>
-          <w:rtl w:val="0"/>
-        </w:rPr>
+          <w:rFonts w:ascii="Roboto Mono" w:eastAsia="Roboto Mono" w:hAnsi="Roboto Mono" w:cs="Roboto Mono"/>
+          <w:color w:val="188038"/>
+        </w:rPr>
+        <w:t>/auth/register</w:t>
+      </w:r>
+      <w:r>
         <w:t xml:space="preserve"> and </w:t>
       </w:r>
       <w:r>
         <w:rPr>
-          <w:rFonts w:ascii="Roboto Mono" w:cs="Roboto Mono" w:eastAsia="Roboto Mono" w:hAnsi="Roboto Mono"/>
-          <w:color w:val="188038"/>
-          <w:rtl w:val="0"/>
-        </w:rPr>
-        <w:t xml:space="preserve">/auth/jwt/login</w:t>
-      </w:r>
-      <w:r>
-        <w:rPr>
-          <w:rtl w:val="0"/>
-        </w:rPr>
+          <w:rFonts w:ascii="Roboto Mono" w:eastAsia="Roboto Mono" w:hAnsi="Roboto Mono" w:cs="Roboto Mono"/>
+          <w:color w:val="188038"/>
+        </w:rPr>
+        <w:t>/auth/</w:t>
+      </w:r>
+      <w:proofErr w:type="spellStart"/>
+      <w:r>
+        <w:rPr>
+          <w:rFonts w:ascii="Roboto Mono" w:eastAsia="Roboto Mono" w:hAnsi="Roboto Mono" w:cs="Roboto Mono"/>
+          <w:color w:val="188038"/>
+        </w:rPr>
+        <w:t>jwt</w:t>
+      </w:r>
+      <w:proofErr w:type="spellEnd"/>
+      <w:r>
+        <w:rPr>
+          <w:rFonts w:ascii="Roboto Mono" w:eastAsia="Roboto Mono" w:hAnsi="Roboto Mono" w:cs="Roboto Mono"/>
+          <w:color w:val="188038"/>
+        </w:rPr>
+        <w:t>/login</w:t>
+      </w:r>
+      <w:r>
         <w:t xml:space="preserve">) so users can actually interact with the security system you defined in </w:t>
       </w:r>
       <w:r>
-        <w:rPr>
-          <w:rFonts w:ascii="Roboto Mono" w:cs="Roboto Mono" w:eastAsia="Roboto Mono" w:hAnsi="Roboto Mono"/>
-          <w:color w:val="188038"/>
-          <w:rtl w:val="0"/>
-        </w:rPr>
-        <w:t xml:space="preserve">users.py</w:t>
-      </w:r>
-      <w:r>
-        <w:rPr>
-          <w:rtl w:val="0"/>
-        </w:rPr>
-        <w:t xml:space="preserve">.</w:t>
+        <w:t>users.py</w:t>
+      </w:r>
+      <w:r>
+        <w:t>.</w:t>
       </w:r>
     </w:p>
     <w:p>
       <w:pPr>
         <w:numPr>
           <w:ilvl w:val="0"/>
-          <w:numId w:val="14"/>
-        </w:numPr>
-        <w:spacing w:after="0" w:afterAutospacing="0" w:before="0" w:beforeAutospacing="0" w:lineRule="auto"/>
-        <w:ind w:left="720" w:hanging="360"/>
-      </w:pPr>
-      <w:r>
-        <w:rPr>
-          <w:b w:val="1"/>
-          <w:bCs w:val="1"/>
-          <w:rtl w:val="0"/>
-        </w:rPr>
-        <w:t xml:space="preserve">Upload Route (</w:t>
-      </w:r>
-      <w:r>
-        <w:rPr>
-          <w:rFonts w:ascii="Roboto Mono" w:cs="Roboto Mono" w:eastAsia="Roboto Mono" w:hAnsi="Roboto Mono"/>
-          <w:b w:val="1"/>
-          <w:bCs w:val="1"/>
-          <w:color w:val="188038"/>
-          <w:rtl w:val="0"/>
-        </w:rPr>
-        <w:t xml:space="preserve">@app.post("/upload")</w:t>
-      </w:r>
-      <w:r>
-        <w:rPr>
-          <w:b w:val="1"/>
-          <w:bCs w:val="1"/>
-          <w:rtl w:val="0"/>
-        </w:rPr>
-        <w:t xml:space="preserve">):</w:t>
+          <w:numId w:val="11"/>
+        </w:numPr>
+        <w:rPr>
+          <w:b/>
+          <w:bCs/>
+        </w:rPr>
+      </w:pPr>
+      <w:r>
+        <w:rPr>
+          <w:b/>
+          <w:bCs/>
+        </w:rPr>
+        <w:t>Delete User Route (</w:t>
+      </w:r>
+      <w:r>
+        <w:rPr>
+          <w:rFonts w:ascii="Roboto Mono" w:eastAsia="Roboto Mono" w:hAnsi="Roboto Mono" w:cs="Roboto Mono"/>
+          <w:b/>
+          <w:bCs/>
+          <w:color w:val="188038"/>
+        </w:rPr>
+        <w:t>@</w:t>
+      </w:r>
+      <w:proofErr w:type="gramStart"/>
+      <w:r>
+        <w:rPr>
+          <w:rFonts w:ascii="Roboto Mono" w:eastAsia="Roboto Mono" w:hAnsi="Roboto Mono" w:cs="Roboto Mono"/>
+          <w:b/>
+          <w:bCs/>
+          <w:color w:val="188038"/>
+        </w:rPr>
+        <w:t>app.delete</w:t>
+      </w:r>
+      <w:proofErr w:type="gramEnd"/>
+      <w:r>
+        <w:rPr>
+          <w:rFonts w:ascii="Roboto Mono" w:eastAsia="Roboto Mono" w:hAnsi="Roboto Mono" w:cs="Roboto Mono"/>
+          <w:b/>
+          <w:bCs/>
+          <w:color w:val="188038"/>
+        </w:rPr>
+        <w:t>("/users/me")</w:t>
+      </w:r>
+      <w:r>
+        <w:rPr>
+          <w:b/>
+          <w:bCs/>
+        </w:rPr>
+        <w:t>):</w:t>
       </w:r>
     </w:p>
     <w:p>
       <w:pPr>
         <w:numPr>
           <w:ilvl w:val="1"/>
-          <w:numId w:val="14"/>
-        </w:numPr>
-        <w:spacing w:after="0" w:afterAutospacing="0" w:before="0" w:beforeAutospacing="0" w:lineRule="auto"/>
-        <w:ind w:left="1440" w:hanging="360"/>
-      </w:pPr>
-      <w:r>
-        <w:rPr>
-          <w:rtl w:val="0"/>
-        </w:rPr>
+          <w:numId w:val="11"/>
+        </w:numPr>
+      </w:pPr>
+      <w:r>
+        <w:t>It requires the logged-in user, the user manager tool, and an active database session.</w:t>
+      </w:r>
+    </w:p>
+    <w:p>
+      <w:pPr>
+        <w:numPr>
+          <w:ilvl w:val="1"/>
+          <w:numId w:val="11"/>
+        </w:numPr>
+      </w:pPr>
+      <w:r>
+        <w:rPr>
+          <w:rFonts w:ascii="Roboto Mono" w:eastAsia="Roboto Mono" w:hAnsi="Roboto Mono" w:cs="Roboto Mono"/>
+          <w:color w:val="188038"/>
+        </w:rPr>
+        <w:t xml:space="preserve">await </w:t>
+      </w:r>
+      <w:proofErr w:type="spellStart"/>
+      <w:proofErr w:type="gramStart"/>
+      <w:r>
+        <w:rPr>
+          <w:rFonts w:ascii="Roboto Mono" w:eastAsia="Roboto Mono" w:hAnsi="Roboto Mono" w:cs="Roboto Mono"/>
+          <w:color w:val="188038"/>
+        </w:rPr>
+        <w:t>session.execute</w:t>
+      </w:r>
+      <w:proofErr w:type="spellEnd"/>
+      <w:proofErr w:type="gramEnd"/>
+      <w:r>
+        <w:rPr>
+          <w:rFonts w:ascii="Roboto Mono" w:eastAsia="Roboto Mono" w:hAnsi="Roboto Mono" w:cs="Roboto Mono"/>
+          <w:color w:val="188038"/>
+        </w:rPr>
+        <w:t>(</w:t>
+      </w:r>
+      <w:proofErr w:type="gramStart"/>
+      <w:r>
+        <w:rPr>
+          <w:rFonts w:ascii="Roboto Mono" w:eastAsia="Roboto Mono" w:hAnsi="Roboto Mono" w:cs="Roboto Mono"/>
+          <w:color w:val="188038"/>
+        </w:rPr>
+        <w:t>delete(</w:t>
+      </w:r>
+      <w:proofErr w:type="gramEnd"/>
+      <w:r>
+        <w:rPr>
+          <w:rFonts w:ascii="Roboto Mono" w:eastAsia="Roboto Mono" w:hAnsi="Roboto Mono" w:cs="Roboto Mono"/>
+          <w:color w:val="188038"/>
+        </w:rPr>
+        <w:t>Post)...)</w:t>
+      </w:r>
+      <w:r>
+        <w:t>: Before deleting the user, this manually hunts down every post matching the user's ID and deletes them from the database to prevent orphaned data errors.</w:t>
+      </w:r>
+    </w:p>
+    <w:p>
+      <w:pPr>
+        <w:numPr>
+          <w:ilvl w:val="1"/>
+          <w:numId w:val="11"/>
+        </w:numPr>
+      </w:pPr>
+      <w:r>
+        <w:rPr>
+          <w:rFonts w:ascii="Roboto Mono" w:eastAsia="Roboto Mono" w:hAnsi="Roboto Mono" w:cs="Roboto Mono"/>
+          <w:color w:val="188038"/>
+        </w:rPr>
+        <w:t xml:space="preserve">await </w:t>
+      </w:r>
+      <w:proofErr w:type="spellStart"/>
+      <w:proofErr w:type="gramStart"/>
+      <w:r>
+        <w:rPr>
+          <w:rFonts w:ascii="Roboto Mono" w:eastAsia="Roboto Mono" w:hAnsi="Roboto Mono" w:cs="Roboto Mono"/>
+          <w:color w:val="188038"/>
+        </w:rPr>
+        <w:t>session.commit</w:t>
+      </w:r>
+      <w:proofErr w:type="spellEnd"/>
+      <w:proofErr w:type="gramEnd"/>
+      <w:r>
+        <w:rPr>
+          <w:rFonts w:ascii="Roboto Mono" w:eastAsia="Roboto Mono" w:hAnsi="Roboto Mono" w:cs="Roboto Mono"/>
+          <w:color w:val="188038"/>
+        </w:rPr>
+        <w:t>()</w:t>
+      </w:r>
+      <w:r>
+        <w:t>: Saves the post deletions to the database.</w:t>
+      </w:r>
+    </w:p>
+    <w:p>
+      <w:pPr>
+        <w:numPr>
+          <w:ilvl w:val="1"/>
+          <w:numId w:val="11"/>
+        </w:numPr>
+      </w:pPr>
+      <w:r>
+        <w:rPr>
+          <w:rFonts w:ascii="Roboto Mono" w:eastAsia="Roboto Mono" w:hAnsi="Roboto Mono" w:cs="Roboto Mono"/>
+          <w:color w:val="188038"/>
+        </w:rPr>
+        <w:t xml:space="preserve">await </w:t>
+      </w:r>
+      <w:proofErr w:type="spellStart"/>
+      <w:r>
+        <w:rPr>
+          <w:rFonts w:ascii="Roboto Mono" w:eastAsia="Roboto Mono" w:hAnsi="Roboto Mono" w:cs="Roboto Mono"/>
+          <w:color w:val="188038"/>
+        </w:rPr>
+        <w:t>user_</w:t>
+      </w:r>
+      <w:proofErr w:type="gramStart"/>
+      <w:r>
+        <w:rPr>
+          <w:rFonts w:ascii="Roboto Mono" w:eastAsia="Roboto Mono" w:hAnsi="Roboto Mono" w:cs="Roboto Mono"/>
+          <w:color w:val="188038"/>
+        </w:rPr>
+        <w:t>manager.delete</w:t>
+      </w:r>
+      <w:proofErr w:type="spellEnd"/>
+      <w:proofErr w:type="gramEnd"/>
+      <w:r>
+        <w:rPr>
+          <w:rFonts w:ascii="Roboto Mono" w:eastAsia="Roboto Mono" w:hAnsi="Roboto Mono" w:cs="Roboto Mono"/>
+          <w:color w:val="188038"/>
+        </w:rPr>
+        <w:t>(user)</w:t>
+      </w:r>
+      <w:r>
+        <w:t xml:space="preserve">: Hands the actual account deletion over to the </w:t>
+      </w:r>
+      <w:proofErr w:type="spellStart"/>
+      <w:r>
+        <w:rPr>
+          <w:rFonts w:ascii="Roboto Mono" w:eastAsia="Roboto Mono" w:hAnsi="Roboto Mono" w:cs="Roboto Mono"/>
+          <w:color w:val="188038"/>
+        </w:rPr>
+        <w:t>fastapi</w:t>
+      </w:r>
+      <w:proofErr w:type="spellEnd"/>
+      <w:r>
+        <w:rPr>
+          <w:rFonts w:ascii="Roboto Mono" w:eastAsia="Roboto Mono" w:hAnsi="Roboto Mono" w:cs="Roboto Mono"/>
+          <w:color w:val="188038"/>
+        </w:rPr>
+        <w:t>-users</w:t>
+      </w:r>
+      <w:r>
+        <w:t xml:space="preserve"> library to handle securely.</w:t>
+      </w:r>
+    </w:p>
+    <w:p>
+      <w:pPr>
+        <w:numPr>
+          <w:ilvl w:val="1"/>
+          <w:numId w:val="11"/>
+        </w:numPr>
+      </w:pPr>
+      <w:r>
+        <w:rPr>
+          <w:rFonts w:ascii="Roboto Mono" w:eastAsia="Roboto Mono" w:hAnsi="Roboto Mono" w:cs="Roboto Mono"/>
+          <w:color w:val="188038"/>
+        </w:rPr>
+        <w:lastRenderedPageBreak/>
+        <w:t xml:space="preserve">except Exception... await </w:t>
+      </w:r>
+      <w:proofErr w:type="spellStart"/>
+      <w:proofErr w:type="gramStart"/>
+      <w:r>
+        <w:rPr>
+          <w:rFonts w:ascii="Roboto Mono" w:eastAsia="Roboto Mono" w:hAnsi="Roboto Mono" w:cs="Roboto Mono"/>
+          <w:color w:val="188038"/>
+        </w:rPr>
+        <w:t>session.rollback</w:t>
+      </w:r>
+      <w:proofErr w:type="spellEnd"/>
+      <w:proofErr w:type="gramEnd"/>
+      <w:r>
+        <w:rPr>
+          <w:rFonts w:ascii="Roboto Mono" w:eastAsia="Roboto Mono" w:hAnsi="Roboto Mono" w:cs="Roboto Mono"/>
+          <w:color w:val="188038"/>
+        </w:rPr>
+        <w:t>()</w:t>
+      </w:r>
+      <w:r>
+        <w:t>: A built-in safety net. If deleting the user fails for some reason, this undoes the post deletions so the database isn't left in a broken, half-deleted state.</w:t>
+      </w:r>
+    </w:p>
+    <w:p>
+      <w:pPr>
+        <w:numPr>
+          <w:ilvl w:val="0"/>
+          <w:numId w:val="15"/>
+        </w:numPr>
+      </w:pPr>
+      <w:r>
+        <w:rPr>
+          <w:b/>
+          <w:bCs/>
+        </w:rPr>
+        <w:t>Upload Route (</w:t>
+      </w:r>
+      <w:r>
+        <w:rPr>
+          <w:rFonts w:ascii="Roboto Mono" w:eastAsia="Roboto Mono" w:hAnsi="Roboto Mono" w:cs="Roboto Mono"/>
+          <w:b/>
+          <w:bCs/>
+          <w:color w:val="188038"/>
+        </w:rPr>
+        <w:t>@app.post("/upload")</w:t>
+      </w:r>
+      <w:r>
+        <w:rPr>
+          <w:b/>
+          <w:bCs/>
+        </w:rPr>
+        <w:t>):</w:t>
+      </w:r>
+    </w:p>
+    <w:p>
+      <w:pPr>
+        <w:numPr>
+          <w:ilvl w:val="1"/>
+          <w:numId w:val="15"/>
+        </w:numPr>
+      </w:pPr>
+      <w:r>
         <w:t xml:space="preserve">It requires a </w:t>
       </w:r>
       <w:r>
         <w:rPr>
-          <w:rFonts w:ascii="Roboto Mono" w:cs="Roboto Mono" w:eastAsia="Roboto Mono" w:hAnsi="Roboto Mono"/>
-          <w:color w:val="188038"/>
-          <w:rtl w:val="0"/>
-        </w:rPr>
-        <w:t xml:space="preserve">file</w:t>
-      </w:r>
-      <w:r>
-        <w:rPr>
-          <w:rtl w:val="0"/>
-        </w:rPr>
+          <w:rFonts w:ascii="Roboto Mono" w:eastAsia="Roboto Mono" w:hAnsi="Roboto Mono" w:cs="Roboto Mono"/>
+          <w:color w:val="188038"/>
+        </w:rPr>
+        <w:t>file</w:t>
+      </w:r>
+      <w:r>
         <w:t xml:space="preserve">, a </w:t>
       </w:r>
       <w:r>
         <w:rPr>
-          <w:rFonts w:ascii="Roboto Mono" w:cs="Roboto Mono" w:eastAsia="Roboto Mono" w:hAnsi="Roboto Mono"/>
-          <w:color w:val="188038"/>
-          <w:rtl w:val="0"/>
-        </w:rPr>
-        <w:t xml:space="preserve">caption</w:t>
-      </w:r>
-      <w:r>
-        <w:rPr>
-          <w:rtl w:val="0"/>
-        </w:rPr>
+          <w:rFonts w:ascii="Roboto Mono" w:eastAsia="Roboto Mono" w:hAnsi="Roboto Mono" w:cs="Roboto Mono"/>
+          <w:color w:val="188038"/>
+        </w:rPr>
+        <w:t>caption</w:t>
+      </w:r>
+      <w:r>
         <w:t xml:space="preserve">, and a logged-in </w:t>
       </w:r>
       <w:r>
         <w:rPr>
-          <w:rFonts w:ascii="Roboto Mono" w:cs="Roboto Mono" w:eastAsia="Roboto Mono" w:hAnsi="Roboto Mono"/>
-          <w:color w:val="188038"/>
-          <w:rtl w:val="0"/>
-        </w:rPr>
-        <w:t xml:space="preserve">user</w:t>
-      </w:r>
-      <w:r>
-        <w:rPr>
-          <w:rtl w:val="0"/>
-        </w:rPr>
+          <w:rFonts w:ascii="Roboto Mono" w:eastAsia="Roboto Mono" w:hAnsi="Roboto Mono" w:cs="Roboto Mono"/>
+          <w:color w:val="188038"/>
+        </w:rPr>
+        <w:t>user</w:t>
+      </w:r>
+      <w:r>
         <w:t xml:space="preserve"> (</w:t>
       </w:r>
       <w:r>
         <w:rPr>
-          <w:rFonts w:ascii="Roboto Mono" w:cs="Roboto Mono" w:eastAsia="Roboto Mono" w:hAnsi="Roboto Mono"/>
-          <w:color w:val="188038"/>
-          <w:rtl w:val="0"/>
-        </w:rPr>
-        <w:t xml:space="preserve">Depends(current_active_user)</w:t>
-      </w:r>
-      <w:r>
-        <w:rPr>
-          <w:rtl w:val="0"/>
-        </w:rPr>
-        <w:t xml:space="preserve">).</w:t>
+          <w:rFonts w:ascii="Roboto Mono" w:eastAsia="Roboto Mono" w:hAnsi="Roboto Mono" w:cs="Roboto Mono"/>
+          <w:color w:val="188038"/>
+        </w:rPr>
+        <w:t>Depends(</w:t>
+      </w:r>
+      <w:proofErr w:type="spellStart"/>
+      <w:r>
+        <w:rPr>
+          <w:rFonts w:ascii="Roboto Mono" w:eastAsia="Roboto Mono" w:hAnsi="Roboto Mono" w:cs="Roboto Mono"/>
+          <w:color w:val="188038"/>
+        </w:rPr>
+        <w:t>current_active_user</w:t>
+      </w:r>
+      <w:proofErr w:type="spellEnd"/>
+      <w:r>
+        <w:rPr>
+          <w:rFonts w:ascii="Roboto Mono" w:eastAsia="Roboto Mono" w:hAnsi="Roboto Mono" w:cs="Roboto Mono"/>
+          <w:color w:val="188038"/>
+        </w:rPr>
+        <w:t>)</w:t>
+      </w:r>
+      <w:r>
+        <w:t>).</w:t>
       </w:r>
     </w:p>
     <w:p>
       <w:pPr>
         <w:numPr>
           <w:ilvl w:val="1"/>
-          <w:numId w:val="14"/>
-        </w:numPr>
-        <w:spacing w:after="0" w:afterAutospacing="0" w:before="0" w:beforeAutospacing="0" w:lineRule="auto"/>
-        <w:ind w:left="1440" w:hanging="360"/>
-      </w:pPr>
-      <w:r>
-        <w:rPr>
-          <w:rFonts w:ascii="Roboto Mono" w:cs="Roboto Mono" w:eastAsia="Roboto Mono" w:hAnsi="Roboto Mono"/>
-          <w:color w:val="188038"/>
-          <w:rtl w:val="0"/>
-        </w:rPr>
-        <w:t xml:space="preserve">with tempfile.NamedTemporaryFile(delete=False...)</w:t>
-      </w:r>
-      <w:r>
-        <w:rPr>
-          <w:rtl w:val="0"/>
-        </w:rPr>
+          <w:numId w:val="15"/>
+        </w:numPr>
+      </w:pPr>
+      <w:r>
+        <w:rPr>
+          <w:rFonts w:ascii="Roboto Mono" w:eastAsia="Roboto Mono" w:hAnsi="Roboto Mono" w:cs="Roboto Mono"/>
+          <w:color w:val="188038"/>
+        </w:rPr>
+        <w:t xml:space="preserve">with </w:t>
+      </w:r>
+      <w:proofErr w:type="spellStart"/>
+      <w:proofErr w:type="gramStart"/>
+      <w:r>
+        <w:rPr>
+          <w:rFonts w:ascii="Roboto Mono" w:eastAsia="Roboto Mono" w:hAnsi="Roboto Mono" w:cs="Roboto Mono"/>
+          <w:color w:val="188038"/>
+        </w:rPr>
+        <w:t>tempfile.NamedTemporaryFile</w:t>
+      </w:r>
+      <w:proofErr w:type="spellEnd"/>
+      <w:proofErr w:type="gramEnd"/>
+      <w:r>
+        <w:rPr>
+          <w:rFonts w:ascii="Roboto Mono" w:eastAsia="Roboto Mono" w:hAnsi="Roboto Mono" w:cs="Roboto Mono"/>
+          <w:color w:val="188038"/>
+        </w:rPr>
+        <w:t>(delete=False...)</w:t>
+      </w:r>
+      <w:r>
         <w:t xml:space="preserve">: Creates a temporary file on the server's disk. </w:t>
       </w:r>
       <w:r>
         <w:rPr>
-          <w:rFonts w:ascii="Roboto Mono" w:cs="Roboto Mono" w:eastAsia="Roboto Mono" w:hAnsi="Roboto Mono"/>
-          <w:color w:val="188038"/>
-          <w:rtl w:val="0"/>
-        </w:rPr>
-        <w:t xml:space="preserve">delete=False</w:t>
-      </w:r>
-      <w:r>
-        <w:rPr>
-          <w:rtl w:val="0"/>
-        </w:rPr>
-        <w:t xml:space="preserve"> is crucial here; it prevents Python from deleting the file before ImageKit gets a chance to read it.</w:t>
+          <w:rFonts w:ascii="Roboto Mono" w:eastAsia="Roboto Mono" w:hAnsi="Roboto Mono" w:cs="Roboto Mono"/>
+          <w:color w:val="188038"/>
+        </w:rPr>
+        <w:t>delete=False</w:t>
+      </w:r>
+      <w:r>
+        <w:t xml:space="preserve"> is crucial here; it prevents Python from deleting the file before </w:t>
+      </w:r>
+      <w:proofErr w:type="spellStart"/>
+      <w:r>
+        <w:t>ImageKit</w:t>
+      </w:r>
+      <w:proofErr w:type="spellEnd"/>
+      <w:r>
+        <w:t xml:space="preserve"> gets a chance to read it.</w:t>
       </w:r>
     </w:p>
     <w:p>
       <w:pPr>
         <w:numPr>
           <w:ilvl w:val="1"/>
-          <w:numId w:val="14"/>
-        </w:numPr>
-        <w:spacing w:after="0" w:afterAutospacing="0" w:before="0" w:beforeAutospacing="0" w:lineRule="auto"/>
-        <w:ind w:left="1440" w:hanging="360"/>
-      </w:pPr>
-      <w:r>
-        <w:rPr>
-          <w:rFonts w:ascii="Roboto Mono" w:cs="Roboto Mono" w:eastAsia="Roboto Mono" w:hAnsi="Roboto Mono"/>
-          <w:color w:val="188038"/>
-          <w:rtl w:val="0"/>
-        </w:rPr>
-        <w:t xml:space="preserve">shutil.copyfileobj(file.file, temp_file)</w:t>
-      </w:r>
-      <w:r>
-        <w:rPr>
-          <w:rtl w:val="0"/>
-        </w:rPr>
-        <w:t xml:space="preserve">: Safely streams the user's uploaded data from network memory into the temporary disk file in chunks.</w:t>
+          <w:numId w:val="15"/>
+        </w:numPr>
+      </w:pPr>
+      <w:proofErr w:type="spellStart"/>
+      <w:proofErr w:type="gramStart"/>
+      <w:r>
+        <w:rPr>
+          <w:rFonts w:ascii="Roboto Mono" w:eastAsia="Roboto Mono" w:hAnsi="Roboto Mono" w:cs="Roboto Mono"/>
+          <w:color w:val="188038"/>
+        </w:rPr>
+        <w:t>shutil.copyfileobj</w:t>
+      </w:r>
+      <w:proofErr w:type="spellEnd"/>
+      <w:proofErr w:type="gramEnd"/>
+      <w:r>
+        <w:rPr>
+          <w:rFonts w:ascii="Roboto Mono" w:eastAsia="Roboto Mono" w:hAnsi="Roboto Mono" w:cs="Roboto Mono"/>
+          <w:color w:val="188038"/>
+        </w:rPr>
+        <w:t>(</w:t>
+      </w:r>
+      <w:proofErr w:type="spellStart"/>
+      <w:proofErr w:type="gramStart"/>
+      <w:r>
+        <w:rPr>
+          <w:rFonts w:ascii="Roboto Mono" w:eastAsia="Roboto Mono" w:hAnsi="Roboto Mono" w:cs="Roboto Mono"/>
+          <w:color w:val="188038"/>
+        </w:rPr>
+        <w:t>file.file</w:t>
+      </w:r>
+      <w:proofErr w:type="spellEnd"/>
+      <w:proofErr w:type="gramEnd"/>
+      <w:r>
+        <w:rPr>
+          <w:rFonts w:ascii="Roboto Mono" w:eastAsia="Roboto Mono" w:hAnsi="Roboto Mono" w:cs="Roboto Mono"/>
+          <w:color w:val="188038"/>
+        </w:rPr>
+        <w:t xml:space="preserve">, </w:t>
+      </w:r>
+      <w:proofErr w:type="spellStart"/>
+      <w:r>
+        <w:rPr>
+          <w:rFonts w:ascii="Roboto Mono" w:eastAsia="Roboto Mono" w:hAnsi="Roboto Mono" w:cs="Roboto Mono"/>
+          <w:color w:val="188038"/>
+        </w:rPr>
+        <w:t>temp_file</w:t>
+      </w:r>
+      <w:proofErr w:type="spellEnd"/>
+      <w:r>
+        <w:rPr>
+          <w:rFonts w:ascii="Roboto Mono" w:eastAsia="Roboto Mono" w:hAnsi="Roboto Mono" w:cs="Roboto Mono"/>
+          <w:color w:val="188038"/>
+        </w:rPr>
+        <w:t>)</w:t>
+      </w:r>
+      <w:r>
+        <w:t>: Safely streams the user's uploaded data from network memory into the temporary disk file in chunks.</w:t>
       </w:r>
     </w:p>
     <w:p>
       <w:pPr>
         <w:numPr>
           <w:ilvl w:val="1"/>
-          <w:numId w:val="14"/>
-        </w:numPr>
-        <w:spacing w:after="0" w:afterAutospacing="0" w:before="0" w:beforeAutospacing="0" w:lineRule="auto"/>
-        <w:ind w:left="1440" w:hanging="360"/>
-      </w:pPr>
-      <w:r>
-        <w:rPr>
-          <w:rFonts w:ascii="Roboto Mono" w:cs="Roboto Mono" w:eastAsia="Roboto Mono" w:hAnsi="Roboto Mono"/>
-          <w:color w:val="188038"/>
-          <w:rtl w:val="0"/>
-        </w:rPr>
-        <w:t xml:space="preserve">imagekit.files.upload(...)</w:t>
-      </w:r>
-      <w:r>
-        <w:rPr>
-          <w:rtl w:val="0"/>
-        </w:rPr>
-        <w:t xml:space="preserve">: Sends the temporary file to ImageKit's servers.</w:t>
+          <w:numId w:val="15"/>
+        </w:numPr>
+      </w:pPr>
+      <w:proofErr w:type="spellStart"/>
+      <w:proofErr w:type="gramStart"/>
+      <w:r>
+        <w:rPr>
+          <w:rFonts w:ascii="Roboto Mono" w:eastAsia="Roboto Mono" w:hAnsi="Roboto Mono" w:cs="Roboto Mono"/>
+          <w:color w:val="188038"/>
+        </w:rPr>
+        <w:t>imagekit.files</w:t>
+      </w:r>
+      <w:proofErr w:type="gramEnd"/>
+      <w:r>
+        <w:rPr>
+          <w:rFonts w:ascii="Roboto Mono" w:eastAsia="Roboto Mono" w:hAnsi="Roboto Mono" w:cs="Roboto Mono"/>
+          <w:color w:val="188038"/>
+        </w:rPr>
+        <w:t>.upload</w:t>
+      </w:r>
+      <w:proofErr w:type="spellEnd"/>
+      <w:r>
+        <w:rPr>
+          <w:rFonts w:ascii="Roboto Mono" w:eastAsia="Roboto Mono" w:hAnsi="Roboto Mono" w:cs="Roboto Mono"/>
+          <w:color w:val="188038"/>
+        </w:rPr>
+        <w:t>(...)</w:t>
+      </w:r>
+      <w:r>
+        <w:t xml:space="preserve">: Sends the temporary file to </w:t>
+      </w:r>
+      <w:proofErr w:type="spellStart"/>
+      <w:r>
+        <w:t>ImageKit's</w:t>
+      </w:r>
+      <w:proofErr w:type="spellEnd"/>
+      <w:r>
+        <w:t xml:space="preserve"> servers.</w:t>
       </w:r>
     </w:p>
     <w:p>
       <w:pPr>
         <w:numPr>
           <w:ilvl w:val="1"/>
-          <w:numId w:val="14"/>
-        </w:numPr>
-        <w:spacing w:after="0" w:afterAutospacing="0" w:before="0" w:beforeAutospacing="0" w:lineRule="auto"/>
-        <w:ind w:left="1440" w:hanging="360"/>
-      </w:pPr>
-      <w:r>
-        <w:rPr>
-          <w:rFonts w:ascii="Roboto Mono" w:cs="Roboto Mono" w:eastAsia="Roboto Mono" w:hAnsi="Roboto Mono"/>
-          <w:color w:val="188038"/>
-          <w:rtl w:val="0"/>
-        </w:rPr>
-        <w:t xml:space="preserve">post = Post(...)</w:t>
-      </w:r>
-      <w:r>
-        <w:rPr>
-          <w:rtl w:val="0"/>
-        </w:rPr>
-        <w:t xml:space="preserve">: Creates a new database row containing the image's new public URL from ImageKit, the user's ID, and the caption.</w:t>
+          <w:numId w:val="15"/>
+        </w:numPr>
+      </w:pPr>
+      <w:r>
+        <w:rPr>
+          <w:rFonts w:ascii="Roboto Mono" w:eastAsia="Roboto Mono" w:hAnsi="Roboto Mono" w:cs="Roboto Mono"/>
+          <w:color w:val="188038"/>
+        </w:rPr>
+        <w:t>post = Post(...)</w:t>
+      </w:r>
+      <w:r>
+        <w:t xml:space="preserve">: Creates a new database row containing the image's new public URL from </w:t>
+      </w:r>
+      <w:proofErr w:type="spellStart"/>
+      <w:r>
+        <w:t>ImageKit</w:t>
+      </w:r>
+      <w:proofErr w:type="spellEnd"/>
+      <w:r>
+        <w:t>, the user's ID, and the caption.</w:t>
       </w:r>
     </w:p>
     <w:p>
       <w:pPr>
         <w:numPr>
           <w:ilvl w:val="1"/>
-          <w:numId w:val="14"/>
-        </w:numPr>
-        <w:spacing w:after="0" w:afterAutospacing="0" w:before="0" w:beforeAutospacing="0" w:lineRule="auto"/>
-        <w:ind w:left="1440" w:hanging="360"/>
-      </w:pPr>
-      <w:r>
-        <w:rPr>
-          <w:rFonts w:ascii="Roboto Mono" w:cs="Roboto Mono" w:eastAsia="Roboto Mono" w:hAnsi="Roboto Mono"/>
-          <w:color w:val="188038"/>
-          <w:rtl w:val="0"/>
-        </w:rPr>
-        <w:t xml:space="preserve">session.add(post)</w:t>
-      </w:r>
-      <w:r>
-        <w:rPr>
-          <w:rtl w:val="0"/>
-        </w:rPr>
+          <w:numId w:val="15"/>
+        </w:numPr>
+      </w:pPr>
+      <w:proofErr w:type="spellStart"/>
+      <w:r>
+        <w:rPr>
+          <w:rFonts w:ascii="Roboto Mono" w:eastAsia="Roboto Mono" w:hAnsi="Roboto Mono" w:cs="Roboto Mono"/>
+          <w:color w:val="188038"/>
+        </w:rPr>
+        <w:t>session.add</w:t>
+      </w:r>
+      <w:proofErr w:type="spellEnd"/>
+      <w:r>
+        <w:rPr>
+          <w:rFonts w:ascii="Roboto Mono" w:eastAsia="Roboto Mono" w:hAnsi="Roboto Mono" w:cs="Roboto Mono"/>
+          <w:color w:val="188038"/>
+        </w:rPr>
+        <w:t>(post)</w:t>
+      </w:r>
+      <w:r>
         <w:t xml:space="preserve"> and </w:t>
       </w:r>
-      <w:r>
-        <w:rPr>
-          <w:rFonts w:ascii="Roboto Mono" w:cs="Roboto Mono" w:eastAsia="Roboto Mono" w:hAnsi="Roboto Mono"/>
-          <w:color w:val="188038"/>
-          <w:rtl w:val="0"/>
-        </w:rPr>
-        <w:t xml:space="preserve">session.commit()</w:t>
-      </w:r>
-      <w:r>
-        <w:rPr>
-          <w:rtl w:val="0"/>
-        </w:rPr>
-        <w:t xml:space="preserve">: Saves this new post to the SQLite database.</w:t>
+      <w:proofErr w:type="spellStart"/>
+      <w:proofErr w:type="gramStart"/>
+      <w:r>
+        <w:rPr>
+          <w:rFonts w:ascii="Roboto Mono" w:eastAsia="Roboto Mono" w:hAnsi="Roboto Mono" w:cs="Roboto Mono"/>
+          <w:color w:val="188038"/>
+        </w:rPr>
+        <w:t>session.commit</w:t>
+      </w:r>
+      <w:proofErr w:type="spellEnd"/>
+      <w:proofErr w:type="gramEnd"/>
+      <w:r>
+        <w:rPr>
+          <w:rFonts w:ascii="Roboto Mono" w:eastAsia="Roboto Mono" w:hAnsi="Roboto Mono" w:cs="Roboto Mono"/>
+          <w:color w:val="188038"/>
+        </w:rPr>
+        <w:t>()</w:t>
+      </w:r>
+      <w:r>
+        <w:t>: Saves this new post to the SQLite database.</w:t>
       </w:r>
     </w:p>
     <w:p>
       <w:pPr>
         <w:numPr>
           <w:ilvl w:val="1"/>
-          <w:numId w:val="14"/>
-        </w:numPr>
-        <w:spacing w:after="0" w:afterAutospacing="0" w:before="0" w:beforeAutospacing="0" w:lineRule="auto"/>
-        <w:ind w:left="1440" w:hanging="360"/>
-      </w:pPr>
-      <w:r>
-        <w:rPr>
-          <w:rFonts w:ascii="Roboto Mono" w:cs="Roboto Mono" w:eastAsia="Roboto Mono" w:hAnsi="Roboto Mono"/>
-          <w:color w:val="188038"/>
-          <w:rtl w:val="0"/>
-        </w:rPr>
-        <w:t xml:space="preserve">finally: os.unlink(temp_file_path)</w:t>
-      </w:r>
-      <w:r>
-        <w:rPr>
-          <w:rtl w:val="0"/>
-        </w:rPr>
-        <w:t xml:space="preserve">: Cleans up the hard drive by manually deleting the temporary file so your server doesn't run out of storage space.</w:t>
+          <w:numId w:val="15"/>
+        </w:numPr>
+      </w:pPr>
+      <w:r>
+        <w:rPr>
+          <w:rFonts w:ascii="Roboto Mono" w:eastAsia="Roboto Mono" w:hAnsi="Roboto Mono" w:cs="Roboto Mono"/>
+          <w:color w:val="188038"/>
+        </w:rPr>
+        <w:t xml:space="preserve">finally: </w:t>
+      </w:r>
+      <w:proofErr w:type="spellStart"/>
+      <w:proofErr w:type="gramStart"/>
+      <w:r>
+        <w:rPr>
+          <w:rFonts w:ascii="Roboto Mono" w:eastAsia="Roboto Mono" w:hAnsi="Roboto Mono" w:cs="Roboto Mono"/>
+          <w:color w:val="188038"/>
+        </w:rPr>
+        <w:t>os.unlink</w:t>
+      </w:r>
+      <w:proofErr w:type="spellEnd"/>
+      <w:proofErr w:type="gramEnd"/>
+      <w:r>
+        <w:rPr>
+          <w:rFonts w:ascii="Roboto Mono" w:eastAsia="Roboto Mono" w:hAnsi="Roboto Mono" w:cs="Roboto Mono"/>
+          <w:color w:val="188038"/>
+        </w:rPr>
+        <w:t>(</w:t>
+      </w:r>
+      <w:proofErr w:type="spellStart"/>
+      <w:r>
+        <w:rPr>
+          <w:rFonts w:ascii="Roboto Mono" w:eastAsia="Roboto Mono" w:hAnsi="Roboto Mono" w:cs="Roboto Mono"/>
+          <w:color w:val="188038"/>
+        </w:rPr>
+        <w:t>temp_file_path</w:t>
+      </w:r>
+      <w:proofErr w:type="spellEnd"/>
+      <w:r>
+        <w:rPr>
+          <w:rFonts w:ascii="Roboto Mono" w:eastAsia="Roboto Mono" w:hAnsi="Roboto Mono" w:cs="Roboto Mono"/>
+          <w:color w:val="188038"/>
+        </w:rPr>
+        <w:t>)</w:t>
+      </w:r>
+      <w:r>
+        <w:t>: Cleans up the hard drive by manually deleting the temporary file so your server doesn't run out of storage space.</w:t>
       </w:r>
     </w:p>
     <w:p>
       <w:pPr>
         <w:numPr>
           <w:ilvl w:val="0"/>
-          <w:numId w:val="14"/>
-        </w:numPr>
-        <w:spacing w:after="0" w:afterAutospacing="0" w:before="0" w:beforeAutospacing="0" w:lineRule="auto"/>
-        <w:ind w:left="720" w:hanging="360"/>
-      </w:pPr>
-      <w:r>
-        <w:rPr>
-          <w:b w:val="1"/>
-          <w:bCs w:val="1"/>
-          <w:rtl w:val="0"/>
-        </w:rPr>
-        <w:t xml:space="preserve">Feed Route (</w:t>
-      </w:r>
-      <w:r>
-        <w:rPr>
-          <w:rFonts w:ascii="Roboto Mono" w:cs="Roboto Mono" w:eastAsia="Roboto Mono" w:hAnsi="Roboto Mono"/>
-          <w:b w:val="1"/>
-          <w:bCs w:val="1"/>
-          <w:color w:val="188038"/>
-          <w:rtl w:val="0"/>
-        </w:rPr>
-        <w:t xml:space="preserve">@app.get("/feed")</w:t>
-      </w:r>
-      <w:r>
-        <w:rPr>
-          <w:b w:val="1"/>
-          <w:bCs w:val="1"/>
-          <w:rtl w:val="0"/>
-        </w:rPr>
-        <w:t xml:space="preserve">):</w:t>
+          <w:numId w:val="15"/>
+        </w:numPr>
+      </w:pPr>
+      <w:r>
+        <w:rPr>
+          <w:b/>
+          <w:bCs/>
+        </w:rPr>
+        <w:t>Feed Route (</w:t>
+      </w:r>
+      <w:r>
+        <w:rPr>
+          <w:rFonts w:ascii="Roboto Mono" w:eastAsia="Roboto Mono" w:hAnsi="Roboto Mono" w:cs="Roboto Mono"/>
+          <w:b/>
+          <w:bCs/>
+          <w:color w:val="188038"/>
+        </w:rPr>
+        <w:t>@app.get("/feed")</w:t>
+      </w:r>
+      <w:r>
+        <w:rPr>
+          <w:b/>
+          <w:bCs/>
+        </w:rPr>
+        <w:t>):</w:t>
       </w:r>
     </w:p>
     <w:p>
       <w:pPr>
         <w:numPr>
           <w:ilvl w:val="1"/>
-          <w:numId w:val="14"/>
-        </w:numPr>
-        <w:spacing w:after="0" w:afterAutospacing="0" w:before="0" w:beforeAutospacing="0" w:lineRule="auto"/>
-        <w:ind w:left="1440" w:hanging="360"/>
-      </w:pPr>
-      <w:r>
-        <w:rPr>
-          <w:rFonts w:ascii="Roboto Mono" w:cs="Roboto Mono" w:eastAsia="Roboto Mono" w:hAnsi="Roboto Mono"/>
-          <w:color w:val="188038"/>
-          <w:rtl w:val="0"/>
-        </w:rPr>
-        <w:t xml:space="preserve">session.execute(select(Post)...)</w:t>
-      </w:r>
-      <w:r>
-        <w:rPr>
-          <w:rtl w:val="0"/>
-        </w:rPr>
-        <w:t xml:space="preserve">: Asks the database for all posts, sorted newest to oldest.</w:t>
+          <w:numId w:val="15"/>
+        </w:numPr>
+      </w:pPr>
+      <w:proofErr w:type="spellStart"/>
+      <w:proofErr w:type="gramStart"/>
+      <w:r>
+        <w:rPr>
+          <w:rFonts w:ascii="Roboto Mono" w:eastAsia="Roboto Mono" w:hAnsi="Roboto Mono" w:cs="Roboto Mono"/>
+          <w:color w:val="188038"/>
+        </w:rPr>
+        <w:t>session.execute</w:t>
+      </w:r>
+      <w:proofErr w:type="spellEnd"/>
+      <w:proofErr w:type="gramEnd"/>
+      <w:r>
+        <w:rPr>
+          <w:rFonts w:ascii="Roboto Mono" w:eastAsia="Roboto Mono" w:hAnsi="Roboto Mono" w:cs="Roboto Mono"/>
+          <w:color w:val="188038"/>
+        </w:rPr>
+        <w:t>(</w:t>
+      </w:r>
+      <w:proofErr w:type="gramStart"/>
+      <w:r>
+        <w:rPr>
+          <w:rFonts w:ascii="Roboto Mono" w:eastAsia="Roboto Mono" w:hAnsi="Roboto Mono" w:cs="Roboto Mono"/>
+          <w:color w:val="188038"/>
+        </w:rPr>
+        <w:t>select(</w:t>
+      </w:r>
+      <w:proofErr w:type="gramEnd"/>
+      <w:r>
+        <w:rPr>
+          <w:rFonts w:ascii="Roboto Mono" w:eastAsia="Roboto Mono" w:hAnsi="Roboto Mono" w:cs="Roboto Mono"/>
+          <w:color w:val="188038"/>
+        </w:rPr>
+        <w:t>Post)...)</w:t>
+      </w:r>
+      <w:r>
+        <w:t>: Asks the database for all posts, sorted newest to oldest.</w:t>
       </w:r>
     </w:p>
     <w:p>
       <w:pPr>
         <w:numPr>
           <w:ilvl w:val="1"/>
-          <w:numId w:val="14"/>
-        </w:numPr>
-        <w:spacing w:after="0" w:afterAutospacing="0" w:before="0" w:beforeAutospacing="0" w:lineRule="auto"/>
-        <w:ind w:left="1440" w:hanging="360"/>
-      </w:pPr>
-      <w:r>
-        <w:rPr>
-          <w:rFonts w:ascii="Roboto Mono" w:cs="Roboto Mono" w:eastAsia="Roboto Mono" w:hAnsi="Roboto Mono"/>
-          <w:color w:val="188038"/>
-          <w:rtl w:val="0"/>
-        </w:rPr>
-        <w:t xml:space="preserve">user_dict =...</w:t>
-      </w:r>
-      <w:r>
-        <w:rPr>
-          <w:rtl w:val="0"/>
-        </w:rPr>
-        <w:t xml:space="preserve">: Grabs all users and matches their ID to their email so the feed can show who posted what.</w:t>
+          <w:numId w:val="15"/>
+        </w:numPr>
+      </w:pPr>
+      <w:proofErr w:type="spellStart"/>
+      <w:r>
+        <w:rPr>
+          <w:rFonts w:ascii="Roboto Mono" w:eastAsia="Roboto Mono" w:hAnsi="Roboto Mono" w:cs="Roboto Mono"/>
+          <w:color w:val="188038"/>
+        </w:rPr>
+        <w:t>user_dict</w:t>
+      </w:r>
+      <w:proofErr w:type="spellEnd"/>
+      <w:r>
+        <w:rPr>
+          <w:rFonts w:ascii="Roboto Mono" w:eastAsia="Roboto Mono" w:hAnsi="Roboto Mono" w:cs="Roboto Mono"/>
+          <w:color w:val="188038"/>
+        </w:rPr>
+        <w:t xml:space="preserve"> =...</w:t>
+      </w:r>
+      <w:r>
+        <w:t>: Grabs all users and matches their ID to their email so the feed can show who posted what.</w:t>
       </w:r>
     </w:p>
     <w:p>
       <w:pPr>
         <w:numPr>
           <w:ilvl w:val="1"/>
-          <w:numId w:val="14"/>
-        </w:numPr>
-        <w:spacing w:after="0" w:afterAutospacing="0" w:before="0" w:beforeAutospacing="0" w:lineRule="auto"/>
-        <w:ind w:left="1440" w:hanging="360"/>
-      </w:pPr>
-      <w:r>
-        <w:rPr>
-          <w:rtl w:val="0"/>
-        </w:rPr>
-        <w:t xml:space="preserve">It loops through the posts, formats them into a simple list of dictionaries, and returns it to the frontend.</w:t>
+          <w:numId w:val="15"/>
+        </w:numPr>
+      </w:pPr>
+      <w:r>
+        <w:t>It loops through the posts, formats them into a simple list of dictionaries, and returns it to the frontend.</w:t>
       </w:r>
     </w:p>
     <w:p>
       <w:pPr>
         <w:numPr>
           <w:ilvl w:val="0"/>
-          <w:numId w:val="14"/>
-        </w:numPr>
-        <w:spacing w:after="0" w:afterAutospacing="0" w:before="0" w:beforeAutospacing="0" w:lineRule="auto"/>
-        <w:ind w:left="720" w:hanging="360"/>
-      </w:pPr>
-      <w:r>
-        <w:rPr>
-          <w:b w:val="1"/>
-          <w:bCs w:val="1"/>
-          <w:rtl w:val="0"/>
-        </w:rPr>
-        <w:t xml:space="preserve">Delete Route (</w:t>
-      </w:r>
-      <w:r>
-        <w:rPr>
-          <w:rFonts w:ascii="Roboto Mono" w:cs="Roboto Mono" w:eastAsia="Roboto Mono" w:hAnsi="Roboto Mono"/>
-          <w:b w:val="1"/>
-          <w:bCs w:val="1"/>
-          <w:color w:val="188038"/>
-          <w:rtl w:val="0"/>
-        </w:rPr>
-        <w:t xml:space="preserve">@app.delete(...)</w:t>
-      </w:r>
-      <w:r>
-        <w:rPr>
-          <w:b w:val="1"/>
-          <w:bCs w:val="1"/>
-          <w:rtl w:val="0"/>
-        </w:rPr>
-        <w:t xml:space="preserve">):</w:t>
+          <w:numId w:val="15"/>
+        </w:numPr>
+      </w:pPr>
+      <w:r>
+        <w:rPr>
+          <w:b/>
+          <w:bCs/>
+        </w:rPr>
+        <w:t>Delete Route (</w:t>
+      </w:r>
+      <w:r>
+        <w:rPr>
+          <w:rFonts w:ascii="Roboto Mono" w:eastAsia="Roboto Mono" w:hAnsi="Roboto Mono" w:cs="Roboto Mono"/>
+          <w:b/>
+          <w:bCs/>
+          <w:color w:val="188038"/>
+        </w:rPr>
+        <w:t>@</w:t>
+      </w:r>
+      <w:proofErr w:type="gramStart"/>
+      <w:r>
+        <w:rPr>
+          <w:rFonts w:ascii="Roboto Mono" w:eastAsia="Roboto Mono" w:hAnsi="Roboto Mono" w:cs="Roboto Mono"/>
+          <w:b/>
+          <w:bCs/>
+          <w:color w:val="188038"/>
+        </w:rPr>
+        <w:t>app.delete</w:t>
+      </w:r>
+      <w:proofErr w:type="gramEnd"/>
+      <w:r>
+        <w:rPr>
+          <w:rFonts w:ascii="Roboto Mono" w:eastAsia="Roboto Mono" w:hAnsi="Roboto Mono" w:cs="Roboto Mono"/>
+          <w:b/>
+          <w:bCs/>
+          <w:color w:val="188038"/>
+        </w:rPr>
+        <w:t>(...)</w:t>
+      </w:r>
+      <w:r>
+        <w:rPr>
+          <w:b/>
+          <w:bCs/>
+        </w:rPr>
+        <w:t>):</w:t>
       </w:r>
     </w:p>
     <w:p>
       <w:pPr>
         <w:numPr>
           <w:ilvl w:val="1"/>
-          <w:numId w:val="14"/>
-        </w:numPr>
-        <w:spacing w:after="0" w:afterAutospacing="0" w:before="0" w:beforeAutospacing="0" w:lineRule="auto"/>
-        <w:ind w:left="1440" w:hanging="360"/>
-      </w:pPr>
-      <w:r>
-        <w:rPr>
-          <w:rtl w:val="0"/>
-        </w:rPr>
-        <w:t xml:space="preserve">Converts the text ID from the URL into a proper UUID object.</w:t>
+          <w:numId w:val="15"/>
+        </w:numPr>
+      </w:pPr>
+      <w:r>
+        <w:t>Converts the text ID from the URL into a proper UUID object.</w:t>
       </w:r>
     </w:p>
     <w:p>
       <w:pPr>
         <w:numPr>
           <w:ilvl w:val="1"/>
-          <w:numId w:val="14"/>
-        </w:numPr>
-        <w:spacing w:after="0" w:afterAutospacing="0" w:before="0" w:beforeAutospacing="0" w:lineRule="auto"/>
-        <w:ind w:left="1440" w:hanging="360"/>
-      </w:pPr>
-      <w:r>
-        <w:rPr>
-          <w:rtl w:val="0"/>
-        </w:rPr>
-        <w:t xml:space="preserve">Searches the database for that specific post.</w:t>
+          <w:numId w:val="15"/>
+        </w:numPr>
+      </w:pPr>
+      <w:r>
+        <w:t>Searches the database for that specific post.</w:t>
       </w:r>
     </w:p>
     <w:p>
       <w:pPr>
         <w:numPr>
           <w:ilvl w:val="1"/>
-          <w:numId w:val="14"/>
-        </w:numPr>
-        <w:spacing w:after="0" w:afterAutospacing="0" w:before="0" w:beforeAutospacing="0" w:lineRule="auto"/>
-        <w:ind w:left="1440" w:hanging="360"/>
-      </w:pPr>
-      <w:r>
-        <w:rPr>
-          <w:rtl w:val="0"/>
-        </w:rPr>
+          <w:numId w:val="15"/>
+        </w:numPr>
+      </w:pPr>
+      <w:r>
         <w:t xml:space="preserve">If the post's </w:t>
       </w:r>
-      <w:r>
-        <w:rPr>
-          <w:rFonts w:ascii="Roboto Mono" w:cs="Roboto Mono" w:eastAsia="Roboto Mono" w:hAnsi="Roboto Mono"/>
-          <w:color w:val="188038"/>
-          <w:rtl w:val="0"/>
-        </w:rPr>
-        <w:t xml:space="preserve">user_id</w:t>
-      </w:r>
-      <w:r>
-        <w:rPr>
-          <w:rtl w:val="0"/>
-        </w:rPr>
+      <w:proofErr w:type="spellStart"/>
+      <w:r>
+        <w:rPr>
+          <w:rFonts w:ascii="Roboto Mono" w:eastAsia="Roboto Mono" w:hAnsi="Roboto Mono" w:cs="Roboto Mono"/>
+          <w:color w:val="188038"/>
+        </w:rPr>
+        <w:t>user_id</w:t>
+      </w:r>
+      <w:proofErr w:type="spellEnd"/>
+      <w:r>
         <w:t xml:space="preserve"> doesn't match the person requesting the deletion (</w:t>
       </w:r>
       <w:r>
         <w:rPr>
-          <w:rFonts w:ascii="Roboto Mono" w:cs="Roboto Mono" w:eastAsia="Roboto Mono" w:hAnsi="Roboto Mono"/>
-          <w:color w:val="188038"/>
-          <w:rtl w:val="0"/>
-        </w:rPr>
-        <w:t xml:space="preserve">user.id</w:t>
-      </w:r>
-      <w:r>
-        <w:rPr>
-          <w:rtl w:val="0"/>
-        </w:rPr>
+          <w:rFonts w:ascii="Roboto Mono" w:eastAsia="Roboto Mono" w:hAnsi="Roboto Mono" w:cs="Roboto Mono"/>
+          <w:color w:val="188038"/>
+        </w:rPr>
+        <w:t>user.id</w:t>
+      </w:r>
+      <w:r>
         <w:t xml:space="preserve">), it blocks them with a </w:t>
       </w:r>
       <w:r>
         <w:rPr>
-          <w:rFonts w:ascii="Roboto Mono" w:cs="Roboto Mono" w:eastAsia="Roboto Mono" w:hAnsi="Roboto Mono"/>
-          <w:color w:val="188038"/>
-          <w:rtl w:val="0"/>
-        </w:rPr>
-        <w:t xml:space="preserve">403</w:t>
-      </w:r>
-      <w:r>
-        <w:rPr>
-          <w:rtl w:val="0"/>
-        </w:rPr>
+          <w:rFonts w:ascii="Roboto Mono" w:eastAsia="Roboto Mono" w:hAnsi="Roboto Mono" w:cs="Roboto Mono"/>
+          <w:color w:val="188038"/>
+        </w:rPr>
+        <w:t>403</w:t>
+      </w:r>
+      <w:r>
         <w:t xml:space="preserve"> error.</w:t>
       </w:r>
     </w:p>
@@ -2612,24 +3282,37 @@
       <w:pPr>
         <w:numPr>
           <w:ilvl w:val="1"/>
-          <w:numId w:val="14"/>
-        </w:numPr>
-        <w:spacing w:after="240" w:before="0" w:beforeAutospacing="0" w:lineRule="auto"/>
-        <w:ind w:left="1440" w:hanging="360"/>
-      </w:pPr>
-      <w:r>
-        <w:rPr>
-          <w:rFonts w:ascii="Roboto Mono" w:cs="Roboto Mono" w:eastAsia="Roboto Mono" w:hAnsi="Roboto Mono"/>
-          <w:color w:val="188038"/>
-          <w:rtl w:val="0"/>
-        </w:rPr>
-        <w:t xml:space="preserve">await session.delete(post)</w:t>
-      </w:r>
-      <w:r>
-        <w:rPr>
-          <w:rtl w:val="0"/>
-        </w:rPr>
-        <w:t xml:space="preserve">: Deletes the record and commits the change.</w:t>
+          <w:numId w:val="15"/>
+        </w:numPr>
+        <w:spacing w:after="240"/>
+      </w:pPr>
+      <w:r>
+        <w:rPr>
+          <w:rFonts w:ascii="Roboto Mono" w:eastAsia="Roboto Mono" w:hAnsi="Roboto Mono" w:cs="Roboto Mono"/>
+          <w:color w:val="188038"/>
+        </w:rPr>
+        <w:t xml:space="preserve">await </w:t>
+      </w:r>
+      <w:proofErr w:type="spellStart"/>
+      <w:proofErr w:type="gramStart"/>
+      <w:r>
+        <w:rPr>
+          <w:rFonts w:ascii="Roboto Mono" w:eastAsia="Roboto Mono" w:hAnsi="Roboto Mono" w:cs="Roboto Mono"/>
+          <w:color w:val="188038"/>
+        </w:rPr>
+        <w:t>session.delete</w:t>
+      </w:r>
+      <w:proofErr w:type="spellEnd"/>
+      <w:proofErr w:type="gramEnd"/>
+      <w:r>
+        <w:rPr>
+          <w:rFonts w:ascii="Roboto Mono" w:eastAsia="Roboto Mono" w:hAnsi="Roboto Mono" w:cs="Roboto Mono"/>
+          <w:color w:val="188038"/>
+        </w:rPr>
+        <w:t>(post)</w:t>
+      </w:r>
+      <w:r>
+        <w:t>: Deletes the record and commits the change.</w:t>
       </w:r>
     </w:p>
     <w:p>
@@ -2637,271 +3320,319 @@
         <w:pStyle w:val="Heading3"/>
         <w:keepNext w:val="0"/>
         <w:keepLines w:val="0"/>
-        <w:spacing w:before="280" w:lineRule="auto"/>
-        <w:rPr>
-          <w:b w:val="1"/>
-          <w:bCs w:val="1"/>
+        <w:spacing w:before="280"/>
+        <w:rPr>
+          <w:b/>
+          <w:bCs/>
           <w:color w:val="000000"/>
           <w:sz w:val="26"/>
           <w:szCs w:val="26"/>
         </w:rPr>
       </w:pPr>
-      <w:bookmarkStart w:colFirst="0" w:colLast="0" w:name="_w1rvm0f7646h" w:id="5"/>
+      <w:bookmarkStart w:id="5" w:name="_w1rvm0f7646h" w:colFirst="0" w:colLast="0"/>
       <w:bookmarkEnd w:id="5"/>
       <w:r>
         <w:rPr>
-          <w:b w:val="1"/>
-          <w:bCs w:val="1"/>
+          <w:b/>
+          <w:bCs/>
           <w:color w:val="000000"/>
           <w:sz w:val="26"/>
           <w:szCs w:val="26"/>
-          <w:rtl w:val="0"/>
         </w:rPr>
         <w:t xml:space="preserve">6. </w:t>
       </w:r>
       <w:r>
         <w:rPr>
-          <w:rFonts w:ascii="Roboto Mono" w:cs="Roboto Mono" w:eastAsia="Roboto Mono" w:hAnsi="Roboto Mono"/>
-          <w:b w:val="1"/>
-          <w:bCs w:val="1"/>
+          <w:rFonts w:ascii="Roboto Mono" w:eastAsia="Roboto Mono" w:hAnsi="Roboto Mono" w:cs="Roboto Mono"/>
+          <w:b/>
+          <w:bCs/>
           <w:color w:val="188038"/>
           <w:sz w:val="26"/>
           <w:szCs w:val="26"/>
-          <w:rtl w:val="0"/>
-        </w:rPr>
-        <w:t xml:space="preserve">frontend.py</w:t>
-      </w:r>
-      <w:r>
-        <w:rPr>
-          <w:b w:val="1"/>
-          <w:bCs w:val="1"/>
+        </w:rPr>
+        <w:t>frontend.py</w:t>
+      </w:r>
+      <w:r>
+        <w:rPr>
+          <w:b/>
+          <w:bCs/>
           <w:color w:val="000000"/>
           <w:sz w:val="26"/>
           <w:szCs w:val="26"/>
-          <w:rtl w:val="0"/>
         </w:rPr>
         <w:t xml:space="preserve"> (The User Interface)</w:t>
       </w:r>
     </w:p>
     <w:p>
       <w:pPr>
-        <w:spacing w:after="240" w:before="240" w:lineRule="auto"/>
-        <w:rPr/>
-      </w:pPr>
-      <w:r>
-        <w:rPr>
-          <w:rtl w:val="0"/>
-        </w:rPr>
-        <w:t xml:space="preserve">This script uses Streamlit to create the buttons, forms, and image displays you see in your browser.</w:t>
-      </w:r>
-    </w:p>
-    <w:p>
-      <w:pPr>
-        <w:spacing w:after="240" w:before="240" w:lineRule="auto"/>
-        <w:rPr>
-          <w:b w:val="1"/>
-          <w:bCs w:val="1"/>
-        </w:rPr>
-      </w:pPr>
-      <w:r>
-        <w:rPr>
-          <w:b w:val="1"/>
-          <w:bCs w:val="1"/>
-          <w:rtl w:val="0"/>
-        </w:rPr>
-        <w:t xml:space="preserve">Imported Libraries &amp; Functions:</w:t>
+        <w:spacing w:before="240" w:after="240"/>
+      </w:pPr>
+      <w:r>
+        <w:t xml:space="preserve">This script uses </w:t>
+      </w:r>
+      <w:proofErr w:type="spellStart"/>
+      <w:r>
+        <w:t>Streamlit</w:t>
+      </w:r>
+      <w:proofErr w:type="spellEnd"/>
+      <w:r>
+        <w:t xml:space="preserve"> to create the buttons, forms, and image displays you see in your browser.</w:t>
+      </w:r>
+    </w:p>
+    <w:p>
+      <w:pPr>
+        <w:spacing w:before="240" w:after="240"/>
+        <w:rPr>
+          <w:b/>
+          <w:bCs/>
+        </w:rPr>
+      </w:pPr>
+      <w:r>
+        <w:rPr>
+          <w:b/>
+          <w:bCs/>
+        </w:rPr>
+        <w:t>Imported Libraries &amp; Functions:</w:t>
       </w:r>
     </w:p>
     <w:p>
       <w:pPr>
         <w:numPr>
           <w:ilvl w:val="0"/>
-          <w:numId w:val="13"/>
-        </w:numPr>
-        <w:spacing w:after="0" w:afterAutospacing="0" w:before="240" w:lineRule="auto"/>
-        <w:ind w:left="720" w:hanging="360"/>
-      </w:pPr>
-      <w:r>
-        <w:rPr>
-          <w:rFonts w:ascii="Roboto Mono" w:cs="Roboto Mono" w:eastAsia="Roboto Mono" w:hAnsi="Roboto Mono"/>
-          <w:color w:val="188038"/>
-          <w:rtl w:val="0"/>
-        </w:rPr>
-        <w:t xml:space="preserve">streamlit</w:t>
-      </w:r>
-      <w:r>
-        <w:rPr>
-          <w:rtl w:val="0"/>
-        </w:rPr>
+          <w:numId w:val="14"/>
+        </w:numPr>
+        <w:spacing w:before="240"/>
+      </w:pPr>
+      <w:proofErr w:type="spellStart"/>
+      <w:r>
+        <w:rPr>
+          <w:rFonts w:ascii="Roboto Mono" w:eastAsia="Roboto Mono" w:hAnsi="Roboto Mono" w:cs="Roboto Mono"/>
+          <w:color w:val="188038"/>
+        </w:rPr>
+        <w:t>streamlit</w:t>
+      </w:r>
+      <w:proofErr w:type="spellEnd"/>
+      <w:r>
         <w:t xml:space="preserve"> (</w:t>
       </w:r>
       <w:r>
         <w:rPr>
-          <w:rFonts w:ascii="Roboto Mono" w:cs="Roboto Mono" w:eastAsia="Roboto Mono" w:hAnsi="Roboto Mono"/>
-          <w:color w:val="188038"/>
-          <w:rtl w:val="0"/>
-        </w:rPr>
-        <w:t xml:space="preserve">st</w:t>
-      </w:r>
-      <w:r>
-        <w:rPr>
-          <w:rtl w:val="0"/>
-        </w:rPr>
-        <w:t xml:space="preserve">): The framework that draws the web page.</w:t>
+          <w:rFonts w:ascii="Roboto Mono" w:eastAsia="Roboto Mono" w:hAnsi="Roboto Mono" w:cs="Roboto Mono"/>
+          <w:color w:val="188038"/>
+        </w:rPr>
+        <w:t>st</w:t>
+      </w:r>
+      <w:r>
+        <w:t>): The framework that draws the web page.</w:t>
       </w:r>
     </w:p>
     <w:p>
       <w:pPr>
         <w:numPr>
           <w:ilvl w:val="0"/>
-          <w:numId w:val="13"/>
-        </w:numPr>
-        <w:spacing w:after="0" w:afterAutospacing="0" w:before="0" w:beforeAutospacing="0" w:lineRule="auto"/>
-        <w:ind w:left="720" w:hanging="360"/>
-      </w:pPr>
-      <w:r>
-        <w:rPr>
-          <w:rFonts w:ascii="Roboto Mono" w:cs="Roboto Mono" w:eastAsia="Roboto Mono" w:hAnsi="Roboto Mono"/>
-          <w:color w:val="188038"/>
-          <w:rtl w:val="0"/>
-        </w:rPr>
-        <w:t xml:space="preserve">requests</w:t>
-      </w:r>
-      <w:r>
-        <w:rPr>
-          <w:rtl w:val="0"/>
-        </w:rPr>
-        <w:t xml:space="preserve">: Allows this frontend script to act like a web browser and make HTTP calls to your FastAPI backend.</w:t>
+          <w:numId w:val="14"/>
+        </w:numPr>
+      </w:pPr>
+      <w:r>
+        <w:rPr>
+          <w:rFonts w:ascii="Roboto Mono" w:eastAsia="Roboto Mono" w:hAnsi="Roboto Mono" w:cs="Roboto Mono"/>
+          <w:color w:val="188038"/>
+        </w:rPr>
+        <w:lastRenderedPageBreak/>
+        <w:t>requests</w:t>
+      </w:r>
+      <w:r>
+        <w:t xml:space="preserve">: Allows this frontend script to act like a web browser and make HTTP calls to your </w:t>
+      </w:r>
+      <w:proofErr w:type="spellStart"/>
+      <w:r>
+        <w:t>FastAPI</w:t>
+      </w:r>
+      <w:proofErr w:type="spellEnd"/>
+      <w:r>
+        <w:t xml:space="preserve"> backend.</w:t>
       </w:r>
     </w:p>
     <w:p>
       <w:pPr>
         <w:numPr>
           <w:ilvl w:val="0"/>
-          <w:numId w:val="13"/>
-        </w:numPr>
-        <w:spacing w:after="240" w:before="0" w:beforeAutospacing="0" w:lineRule="auto"/>
-        <w:ind w:left="720" w:hanging="360"/>
-      </w:pPr>
-      <w:r>
-        <w:rPr>
-          <w:rFonts w:ascii="Roboto Mono" w:cs="Roboto Mono" w:eastAsia="Roboto Mono" w:hAnsi="Roboto Mono"/>
-          <w:color w:val="188038"/>
-          <w:rtl w:val="0"/>
-        </w:rPr>
-        <w:t xml:space="preserve">base64</w:t>
-      </w:r>
-      <w:r>
-        <w:rPr>
-          <w:rtl w:val="0"/>
-        </w:rPr>
+          <w:numId w:val="14"/>
+        </w:numPr>
+        <w:spacing w:after="240"/>
+      </w:pPr>
+      <w:r>
+        <w:rPr>
+          <w:rFonts w:ascii="Roboto Mono" w:eastAsia="Roboto Mono" w:hAnsi="Roboto Mono" w:cs="Roboto Mono"/>
+          <w:color w:val="188038"/>
+        </w:rPr>
+        <w:t>base64</w:t>
+      </w:r>
+      <w:r>
         <w:t xml:space="preserve"> &amp; </w:t>
       </w:r>
-      <w:r>
-        <w:rPr>
-          <w:rFonts w:ascii="Roboto Mono" w:cs="Roboto Mono" w:eastAsia="Roboto Mono" w:hAnsi="Roboto Mono"/>
-          <w:color w:val="188038"/>
-          <w:rtl w:val="0"/>
-        </w:rPr>
-        <w:t xml:space="preserve">urllib.parse</w:t>
-      </w:r>
-      <w:r>
-        <w:rPr>
-          <w:rtl w:val="0"/>
-        </w:rPr>
-        <w:t xml:space="preserve">: Tools to encode text into safe formats so it can be passed inside web URLs without breaking them.</w:t>
-      </w:r>
-    </w:p>
-    <w:p>
-      <w:pPr>
-        <w:spacing w:after="240" w:before="240" w:lineRule="auto"/>
-        <w:rPr>
-          <w:b w:val="1"/>
-          <w:bCs w:val="1"/>
-        </w:rPr>
-      </w:pPr>
-      <w:r>
-        <w:rPr>
-          <w:b w:val="1"/>
-          <w:bCs w:val="1"/>
-          <w:rtl w:val="0"/>
-        </w:rPr>
-        <w:t xml:space="preserve">Created Functions:</w:t>
+      <w:proofErr w:type="spellStart"/>
+      <w:proofErr w:type="gramStart"/>
+      <w:r>
+        <w:rPr>
+          <w:rFonts w:ascii="Roboto Mono" w:eastAsia="Roboto Mono" w:hAnsi="Roboto Mono" w:cs="Roboto Mono"/>
+          <w:color w:val="188038"/>
+        </w:rPr>
+        <w:t>urllib.parse</w:t>
+      </w:r>
+      <w:proofErr w:type="spellEnd"/>
+      <w:proofErr w:type="gramEnd"/>
+      <w:r>
+        <w:t>: Tools to encode text into safe formats so it can be passed inside web URLs without breaking them.</w:t>
+      </w:r>
+    </w:p>
+    <w:p>
+      <w:pPr>
+        <w:spacing w:before="240" w:after="240"/>
+        <w:rPr>
+          <w:b/>
+          <w:bCs/>
+        </w:rPr>
+      </w:pPr>
+      <w:r>
+        <w:rPr>
+          <w:b/>
+          <w:bCs/>
+        </w:rPr>
+        <w:t>Created Functions:</w:t>
       </w:r>
     </w:p>
     <w:p>
       <w:pPr>
         <w:numPr>
           <w:ilvl w:val="0"/>
-          <w:numId w:val="15"/>
-        </w:numPr>
-        <w:spacing w:after="0" w:afterAutospacing="0" w:before="240" w:lineRule="auto"/>
-        <w:ind w:left="720" w:hanging="360"/>
-      </w:pPr>
-      <w:r>
-        <w:rPr>
-          <w:rFonts w:ascii="Roboto Mono" w:cs="Roboto Mono" w:eastAsia="Roboto Mono" w:hAnsi="Roboto Mono"/>
-          <w:color w:val="188038"/>
-          <w:rtl w:val="0"/>
-        </w:rPr>
-        <w:t xml:space="preserve">get_headers()</w:t>
-      </w:r>
-      <w:r>
-        <w:rPr>
-          <w:rtl w:val="0"/>
-        </w:rPr>
-        <w:t xml:space="preserve">: Attaches the saved security token to API requests so the backend knows who is asking.</w:t>
+          <w:numId w:val="16"/>
+        </w:numPr>
+        <w:spacing w:before="240"/>
+      </w:pPr>
+      <w:proofErr w:type="spellStart"/>
+      <w:r>
+        <w:rPr>
+          <w:rFonts w:ascii="Roboto Mono" w:eastAsia="Roboto Mono" w:hAnsi="Roboto Mono" w:cs="Roboto Mono"/>
+          <w:color w:val="188038"/>
+        </w:rPr>
+        <w:t>get_</w:t>
+      </w:r>
+      <w:proofErr w:type="gramStart"/>
+      <w:r>
+        <w:rPr>
+          <w:rFonts w:ascii="Roboto Mono" w:eastAsia="Roboto Mono" w:hAnsi="Roboto Mono" w:cs="Roboto Mono"/>
+          <w:color w:val="188038"/>
+        </w:rPr>
+        <w:t>headers</w:t>
+      </w:r>
+      <w:proofErr w:type="spellEnd"/>
+      <w:r>
+        <w:rPr>
+          <w:rFonts w:ascii="Roboto Mono" w:eastAsia="Roboto Mono" w:hAnsi="Roboto Mono" w:cs="Roboto Mono"/>
+          <w:color w:val="188038"/>
+        </w:rPr>
+        <w:t>(</w:t>
+      </w:r>
+      <w:proofErr w:type="gramEnd"/>
+      <w:r>
+        <w:rPr>
+          <w:rFonts w:ascii="Roboto Mono" w:eastAsia="Roboto Mono" w:hAnsi="Roboto Mono" w:cs="Roboto Mono"/>
+          <w:color w:val="188038"/>
+        </w:rPr>
+        <w:t>)</w:t>
+      </w:r>
+      <w:r>
+        <w:t>: Attaches the saved security token to API requests so the backend knows who is asking.</w:t>
       </w:r>
     </w:p>
     <w:p>
       <w:pPr>
         <w:numPr>
           <w:ilvl w:val="0"/>
-          <w:numId w:val="15"/>
-        </w:numPr>
-        <w:spacing w:after="0" w:afterAutospacing="0" w:before="0" w:beforeAutospacing="0" w:lineRule="auto"/>
-        <w:ind w:left="720" w:hanging="360"/>
-      </w:pPr>
-      <w:r>
-        <w:rPr>
-          <w:rFonts w:ascii="Roboto Mono" w:cs="Roboto Mono" w:eastAsia="Roboto Mono" w:hAnsi="Roboto Mono"/>
-          <w:color w:val="188038"/>
-          <w:rtl w:val="0"/>
-        </w:rPr>
-        <w:t xml:space="preserve">login_page()</w:t>
-      </w:r>
-      <w:r>
-        <w:rPr>
-          <w:rtl w:val="0"/>
-        </w:rPr>
+          <w:numId w:val="16"/>
+        </w:numPr>
+      </w:pPr>
+      <w:proofErr w:type="spellStart"/>
+      <w:r>
+        <w:rPr>
+          <w:rFonts w:ascii="Roboto Mono" w:eastAsia="Roboto Mono" w:hAnsi="Roboto Mono" w:cs="Roboto Mono"/>
+          <w:color w:val="188038"/>
+        </w:rPr>
+        <w:t>login_</w:t>
+      </w:r>
+      <w:proofErr w:type="gramStart"/>
+      <w:r>
+        <w:rPr>
+          <w:rFonts w:ascii="Roboto Mono" w:eastAsia="Roboto Mono" w:hAnsi="Roboto Mono" w:cs="Roboto Mono"/>
+          <w:color w:val="188038"/>
+        </w:rPr>
+        <w:t>page</w:t>
+      </w:r>
+      <w:proofErr w:type="spellEnd"/>
+      <w:r>
+        <w:rPr>
+          <w:rFonts w:ascii="Roboto Mono" w:eastAsia="Roboto Mono" w:hAnsi="Roboto Mono" w:cs="Roboto Mono"/>
+          <w:color w:val="188038"/>
+        </w:rPr>
+        <w:t>(</w:t>
+      </w:r>
+      <w:proofErr w:type="gramEnd"/>
+      <w:r>
+        <w:rPr>
+          <w:rFonts w:ascii="Roboto Mono" w:eastAsia="Roboto Mono" w:hAnsi="Roboto Mono" w:cs="Roboto Mono"/>
+          <w:color w:val="188038"/>
+        </w:rPr>
+        <w:t>)</w:t>
+      </w:r>
+      <w:r>
         <w:t xml:space="preserve">: Draws the email/password boxes. If a user clicks Login, it sends data to </w:t>
       </w:r>
       <w:r>
         <w:rPr>
-          <w:rFonts w:ascii="Roboto Mono" w:cs="Roboto Mono" w:eastAsia="Roboto Mono" w:hAnsi="Roboto Mono"/>
-          <w:color w:val="188038"/>
-          <w:rtl w:val="0"/>
-        </w:rPr>
-        <w:t xml:space="preserve">/auth/jwt/login</w:t>
-      </w:r>
-      <w:r>
-        <w:rPr>
-          <w:rtl w:val="0"/>
-        </w:rPr>
+          <w:rFonts w:ascii="Roboto Mono" w:eastAsia="Roboto Mono" w:hAnsi="Roboto Mono" w:cs="Roboto Mono"/>
+          <w:color w:val="188038"/>
+        </w:rPr>
+        <w:t>/auth/</w:t>
+      </w:r>
+      <w:proofErr w:type="spellStart"/>
+      <w:r>
+        <w:rPr>
+          <w:rFonts w:ascii="Roboto Mono" w:eastAsia="Roboto Mono" w:hAnsi="Roboto Mono" w:cs="Roboto Mono"/>
+          <w:color w:val="188038"/>
+        </w:rPr>
+        <w:t>jwt</w:t>
+      </w:r>
+      <w:proofErr w:type="spellEnd"/>
+      <w:r>
+        <w:rPr>
+          <w:rFonts w:ascii="Roboto Mono" w:eastAsia="Roboto Mono" w:hAnsi="Roboto Mono" w:cs="Roboto Mono"/>
+          <w:color w:val="188038"/>
+        </w:rPr>
+        <w:t>/login</w:t>
+      </w:r>
+      <w:r>
         <w:t xml:space="preserve">. If successful, it saves the token in </w:t>
       </w:r>
-      <w:r>
-        <w:rPr>
-          <w:rFonts w:ascii="Roboto Mono" w:cs="Roboto Mono" w:eastAsia="Roboto Mono" w:hAnsi="Roboto Mono"/>
-          <w:color w:val="188038"/>
-          <w:rtl w:val="0"/>
-        </w:rPr>
-        <w:t xml:space="preserve">st.session_state</w:t>
-      </w:r>
-      <w:r>
-        <w:rPr>
-          <w:rtl w:val="0"/>
-        </w:rPr>
+      <w:proofErr w:type="spellStart"/>
+      <w:proofErr w:type="gramStart"/>
+      <w:r>
+        <w:rPr>
+          <w:rFonts w:ascii="Roboto Mono" w:eastAsia="Roboto Mono" w:hAnsi="Roboto Mono" w:cs="Roboto Mono"/>
+          <w:color w:val="188038"/>
+        </w:rPr>
+        <w:t>st.session</w:t>
+      </w:r>
+      <w:proofErr w:type="gramEnd"/>
+      <w:r>
+        <w:rPr>
+          <w:rFonts w:ascii="Roboto Mono" w:eastAsia="Roboto Mono" w:hAnsi="Roboto Mono" w:cs="Roboto Mono"/>
+          <w:color w:val="188038"/>
+        </w:rPr>
+        <w:t>_state</w:t>
+      </w:r>
+      <w:proofErr w:type="spellEnd"/>
+      <w:r>
         <w:t xml:space="preserve"> to remember them.</w:t>
       </w:r>
     </w:p>
@@ -2909,37 +3640,52 @@
       <w:pPr>
         <w:numPr>
           <w:ilvl w:val="0"/>
-          <w:numId w:val="15"/>
-        </w:numPr>
-        <w:spacing w:after="0" w:afterAutospacing="0" w:before="0" w:beforeAutospacing="0" w:lineRule="auto"/>
-        <w:ind w:left="720" w:hanging="360"/>
-      </w:pPr>
-      <w:r>
-        <w:rPr>
-          <w:rFonts w:ascii="Roboto Mono" w:cs="Roboto Mono" w:eastAsia="Roboto Mono" w:hAnsi="Roboto Mono"/>
-          <w:color w:val="188038"/>
-          <w:rtl w:val="0"/>
-        </w:rPr>
-        <w:t xml:space="preserve">upload_page()</w:t>
-      </w:r>
-      <w:r>
-        <w:rPr>
-          <w:rtl w:val="0"/>
-        </w:rPr>
+          <w:numId w:val="16"/>
+        </w:numPr>
+      </w:pPr>
+      <w:proofErr w:type="spellStart"/>
+      <w:r>
+        <w:rPr>
+          <w:rFonts w:ascii="Roboto Mono" w:eastAsia="Roboto Mono" w:hAnsi="Roboto Mono" w:cs="Roboto Mono"/>
+          <w:color w:val="188038"/>
+        </w:rPr>
+        <w:t>upload_</w:t>
+      </w:r>
+      <w:proofErr w:type="gramStart"/>
+      <w:r>
+        <w:rPr>
+          <w:rFonts w:ascii="Roboto Mono" w:eastAsia="Roboto Mono" w:hAnsi="Roboto Mono" w:cs="Roboto Mono"/>
+          <w:color w:val="188038"/>
+        </w:rPr>
+        <w:t>page</w:t>
+      </w:r>
+      <w:proofErr w:type="spellEnd"/>
+      <w:r>
+        <w:rPr>
+          <w:rFonts w:ascii="Roboto Mono" w:eastAsia="Roboto Mono" w:hAnsi="Roboto Mono" w:cs="Roboto Mono"/>
+          <w:color w:val="188038"/>
+        </w:rPr>
+        <w:t>(</w:t>
+      </w:r>
+      <w:proofErr w:type="gramEnd"/>
+      <w:r>
+        <w:rPr>
+          <w:rFonts w:ascii="Roboto Mono" w:eastAsia="Roboto Mono" w:hAnsi="Roboto Mono" w:cs="Roboto Mono"/>
+          <w:color w:val="188038"/>
+        </w:rPr>
+        <w:t>)</w:t>
+      </w:r>
+      <w:r>
         <w:t xml:space="preserve">: Draws a file uploader. When submitted, it wraps the file and caption into a "multipart" payload and sends it to the </w:t>
       </w:r>
       <w:r>
         <w:rPr>
-          <w:rFonts w:ascii="Roboto Mono" w:cs="Roboto Mono" w:eastAsia="Roboto Mono" w:hAnsi="Roboto Mono"/>
-          <w:color w:val="188038"/>
-          <w:rtl w:val="0"/>
-        </w:rPr>
-        <w:t xml:space="preserve">/upload</w:t>
-      </w:r>
-      <w:r>
-        <w:rPr>
-          <w:rtl w:val="0"/>
-        </w:rPr>
+          <w:rFonts w:ascii="Roboto Mono" w:eastAsia="Roboto Mono" w:hAnsi="Roboto Mono" w:cs="Roboto Mono"/>
+          <w:color w:val="188038"/>
+        </w:rPr>
+        <w:t>/upload</w:t>
+      </w:r>
+      <w:r>
         <w:t xml:space="preserve"> endpoint.</w:t>
       </w:r>
     </w:p>
@@ -2947,145 +3693,250 @@
       <w:pPr>
         <w:numPr>
           <w:ilvl w:val="0"/>
-          <w:numId w:val="15"/>
-        </w:numPr>
-        <w:spacing w:after="0" w:afterAutospacing="0" w:before="0" w:beforeAutospacing="0" w:lineRule="auto"/>
-        <w:ind w:left="720" w:hanging="360"/>
-      </w:pPr>
-      <w:r>
-        <w:rPr>
-          <w:rFonts w:ascii="Roboto Mono" w:cs="Roboto Mono" w:eastAsia="Roboto Mono" w:hAnsi="Roboto Mono"/>
-          <w:color w:val="188038"/>
-          <w:rtl w:val="0"/>
-        </w:rPr>
-        <w:t xml:space="preserve">encode_text_for_overlay()</w:t>
-      </w:r>
-      <w:r>
-        <w:rPr>
-          <w:rtl w:val="0"/>
-        </w:rPr>
-        <w:t xml:space="preserve">: Converts normal text into a heavily encoded string. This is required by ImageKit so that spaces or special characters in your caption don't break the image URL.</w:t>
+          <w:numId w:val="16"/>
+        </w:numPr>
+      </w:pPr>
+      <w:proofErr w:type="spellStart"/>
+      <w:r>
+        <w:rPr>
+          <w:rFonts w:ascii="Roboto Mono" w:eastAsia="Roboto Mono" w:hAnsi="Roboto Mono" w:cs="Roboto Mono"/>
+          <w:color w:val="188038"/>
+        </w:rPr>
+        <w:t>encode_text_for_</w:t>
+      </w:r>
+      <w:proofErr w:type="gramStart"/>
+      <w:r>
+        <w:rPr>
+          <w:rFonts w:ascii="Roboto Mono" w:eastAsia="Roboto Mono" w:hAnsi="Roboto Mono" w:cs="Roboto Mono"/>
+          <w:color w:val="188038"/>
+        </w:rPr>
+        <w:t>overlay</w:t>
+      </w:r>
+      <w:proofErr w:type="spellEnd"/>
+      <w:r>
+        <w:rPr>
+          <w:rFonts w:ascii="Roboto Mono" w:eastAsia="Roboto Mono" w:hAnsi="Roboto Mono" w:cs="Roboto Mono"/>
+          <w:color w:val="188038"/>
+        </w:rPr>
+        <w:t>(</w:t>
+      </w:r>
+      <w:proofErr w:type="gramEnd"/>
+      <w:r>
+        <w:rPr>
+          <w:rFonts w:ascii="Roboto Mono" w:eastAsia="Roboto Mono" w:hAnsi="Roboto Mono" w:cs="Roboto Mono"/>
+          <w:color w:val="188038"/>
+        </w:rPr>
+        <w:t>)</w:t>
+      </w:r>
+      <w:r>
+        <w:t xml:space="preserve">: Converts normal text into a heavily encoded string. This is required by </w:t>
+      </w:r>
+      <w:proofErr w:type="spellStart"/>
+      <w:r>
+        <w:t>ImageKit</w:t>
+      </w:r>
+      <w:proofErr w:type="spellEnd"/>
+      <w:r>
+        <w:t xml:space="preserve"> so that spaces or special characters in your caption don't break the image URL.</w:t>
       </w:r>
     </w:p>
     <w:p>
       <w:pPr>
         <w:numPr>
           <w:ilvl w:val="0"/>
-          <w:numId w:val="15"/>
-        </w:numPr>
-        <w:spacing w:after="0" w:afterAutospacing="0" w:before="0" w:beforeAutospacing="0" w:lineRule="auto"/>
-        <w:ind w:left="720" w:hanging="360"/>
-      </w:pPr>
-      <w:r>
-        <w:rPr>
-          <w:rFonts w:ascii="Roboto Mono" w:cs="Roboto Mono" w:eastAsia="Roboto Mono" w:hAnsi="Roboto Mono"/>
-          <w:color w:val="188038"/>
-          <w:rtl w:val="0"/>
-        </w:rPr>
-        <w:t xml:space="preserve">create_transformed_url()</w:t>
-      </w:r>
-      <w:r>
-        <w:rPr>
-          <w:rtl w:val="0"/>
-        </w:rPr>
-        <w:t xml:space="preserve">: Intercepts the raw image URL from the database and injects ImageKit editing commands directly into the URL path. For example, it injects </w:t>
-      </w:r>
-      <w:r>
-        <w:rPr>
-          <w:rFonts w:ascii="Roboto Mono" w:cs="Roboto Mono" w:eastAsia="Roboto Mono" w:hAnsi="Roboto Mono"/>
-          <w:color w:val="188038"/>
-          <w:rtl w:val="0"/>
-        </w:rPr>
-        <w:t xml:space="preserve">l-text,ie-...</w:t>
-      </w:r>
-      <w:r>
-        <w:rPr>
-          <w:rtl w:val="0"/>
-        </w:rPr>
-        <w:t xml:space="preserve"> to command the ImageKit servers to stamp your caption text over the image before sending it to the user.</w:t>
+          <w:numId w:val="16"/>
+        </w:numPr>
+      </w:pPr>
+      <w:proofErr w:type="spellStart"/>
+      <w:r>
+        <w:rPr>
+          <w:rFonts w:ascii="Roboto Mono" w:eastAsia="Roboto Mono" w:hAnsi="Roboto Mono" w:cs="Roboto Mono"/>
+          <w:color w:val="188038"/>
+        </w:rPr>
+        <w:t>create_transformed_</w:t>
+      </w:r>
+      <w:proofErr w:type="gramStart"/>
+      <w:r>
+        <w:rPr>
+          <w:rFonts w:ascii="Roboto Mono" w:eastAsia="Roboto Mono" w:hAnsi="Roboto Mono" w:cs="Roboto Mono"/>
+          <w:color w:val="188038"/>
+        </w:rPr>
+        <w:t>url</w:t>
+      </w:r>
+      <w:proofErr w:type="spellEnd"/>
+      <w:r>
+        <w:rPr>
+          <w:rFonts w:ascii="Roboto Mono" w:eastAsia="Roboto Mono" w:hAnsi="Roboto Mono" w:cs="Roboto Mono"/>
+          <w:color w:val="188038"/>
+        </w:rPr>
+        <w:t>(</w:t>
+      </w:r>
+      <w:proofErr w:type="gramEnd"/>
+      <w:r>
+        <w:rPr>
+          <w:rFonts w:ascii="Roboto Mono" w:eastAsia="Roboto Mono" w:hAnsi="Roboto Mono" w:cs="Roboto Mono"/>
+          <w:color w:val="188038"/>
+        </w:rPr>
+        <w:t>)</w:t>
+      </w:r>
+      <w:r>
+        <w:t xml:space="preserve">: Intercepts the raw image URL from the database and injects </w:t>
+      </w:r>
+      <w:proofErr w:type="spellStart"/>
+      <w:r>
+        <w:t>ImageKit</w:t>
+      </w:r>
+      <w:proofErr w:type="spellEnd"/>
+      <w:r>
+        <w:t xml:space="preserve"> editing commands directly into the URL path. For example, it injects </w:t>
+      </w:r>
+      <w:r>
+        <w:rPr>
+          <w:rFonts w:ascii="Roboto Mono" w:eastAsia="Roboto Mono" w:hAnsi="Roboto Mono" w:cs="Roboto Mono"/>
+          <w:color w:val="188038"/>
+        </w:rPr>
+        <w:t>l-</w:t>
+      </w:r>
+      <w:proofErr w:type="spellStart"/>
+      <w:proofErr w:type="gramStart"/>
+      <w:r>
+        <w:rPr>
+          <w:rFonts w:ascii="Roboto Mono" w:eastAsia="Roboto Mono" w:hAnsi="Roboto Mono" w:cs="Roboto Mono"/>
+          <w:color w:val="188038"/>
+        </w:rPr>
+        <w:t>text,ie</w:t>
+      </w:r>
+      <w:proofErr w:type="spellEnd"/>
+      <w:proofErr w:type="gramEnd"/>
+      <w:r>
+        <w:rPr>
+          <w:rFonts w:ascii="Roboto Mono" w:eastAsia="Roboto Mono" w:hAnsi="Roboto Mono" w:cs="Roboto Mono"/>
+          <w:color w:val="188038"/>
+        </w:rPr>
+        <w:t>-...</w:t>
+      </w:r>
+      <w:r>
+        <w:t xml:space="preserve"> to command the </w:t>
+      </w:r>
+      <w:proofErr w:type="spellStart"/>
+      <w:r>
+        <w:t>ImageKit</w:t>
+      </w:r>
+      <w:proofErr w:type="spellEnd"/>
+      <w:r>
+        <w:t xml:space="preserve"> servers to stamp your caption text over the image before sending it to the user.</w:t>
       </w:r>
     </w:p>
     <w:p>
       <w:pPr>
         <w:numPr>
           <w:ilvl w:val="0"/>
-          <w:numId w:val="15"/>
-        </w:numPr>
-        <w:spacing w:after="240" w:before="0" w:beforeAutospacing="0" w:lineRule="auto"/>
-        <w:ind w:left="720" w:hanging="360"/>
-      </w:pPr>
-      <w:r>
-        <w:rPr>
-          <w:rFonts w:ascii="Roboto Mono" w:cs="Roboto Mono" w:eastAsia="Roboto Mono" w:hAnsi="Roboto Mono"/>
-          <w:color w:val="188038"/>
-          <w:rtl w:val="0"/>
-        </w:rPr>
-        <w:t xml:space="preserve">feed_page()</w:t>
-      </w:r>
-      <w:r>
-        <w:rPr>
-          <w:rtl w:val="0"/>
-        </w:rPr>
+          <w:numId w:val="16"/>
+        </w:numPr>
+        <w:spacing w:after="240"/>
+      </w:pPr>
+      <w:proofErr w:type="spellStart"/>
+      <w:r>
+        <w:rPr>
+          <w:rFonts w:ascii="Roboto Mono" w:eastAsia="Roboto Mono" w:hAnsi="Roboto Mono" w:cs="Roboto Mono"/>
+          <w:color w:val="188038"/>
+        </w:rPr>
+        <w:t>feed_</w:t>
+      </w:r>
+      <w:proofErr w:type="gramStart"/>
+      <w:r>
+        <w:rPr>
+          <w:rFonts w:ascii="Roboto Mono" w:eastAsia="Roboto Mono" w:hAnsi="Roboto Mono" w:cs="Roboto Mono"/>
+          <w:color w:val="188038"/>
+        </w:rPr>
+        <w:t>page</w:t>
+      </w:r>
+      <w:proofErr w:type="spellEnd"/>
+      <w:r>
+        <w:rPr>
+          <w:rFonts w:ascii="Roboto Mono" w:eastAsia="Roboto Mono" w:hAnsi="Roboto Mono" w:cs="Roboto Mono"/>
+          <w:color w:val="188038"/>
+        </w:rPr>
+        <w:t>(</w:t>
+      </w:r>
+      <w:proofErr w:type="gramEnd"/>
+      <w:r>
+        <w:rPr>
+          <w:rFonts w:ascii="Roboto Mono" w:eastAsia="Roboto Mono" w:hAnsi="Roboto Mono" w:cs="Roboto Mono"/>
+          <w:color w:val="188038"/>
+        </w:rPr>
+        <w:t>)</w:t>
+      </w:r>
+      <w:r>
         <w:t xml:space="preserve">: Calls </w:t>
       </w:r>
       <w:r>
         <w:rPr>
-          <w:rFonts w:ascii="Roboto Mono" w:cs="Roboto Mono" w:eastAsia="Roboto Mono" w:hAnsi="Roboto Mono"/>
-          <w:color w:val="188038"/>
-          <w:rtl w:val="0"/>
-        </w:rPr>
-        <w:t xml:space="preserve">/feed</w:t>
-      </w:r>
-      <w:r>
-        <w:rPr>
-          <w:rtl w:val="0"/>
-        </w:rPr>
+          <w:rFonts w:ascii="Roboto Mono" w:eastAsia="Roboto Mono" w:hAnsi="Roboto Mono" w:cs="Roboto Mono"/>
+          <w:color w:val="188038"/>
+        </w:rPr>
+        <w:t>/feed</w:t>
+      </w:r>
+      <w:r>
         <w:t xml:space="preserve">, gets the list of posts, and uses </w:t>
       </w:r>
-      <w:r>
-        <w:rPr>
-          <w:rFonts w:ascii="Roboto Mono" w:cs="Roboto Mono" w:eastAsia="Roboto Mono" w:hAnsi="Roboto Mono"/>
-          <w:color w:val="188038"/>
-          <w:rtl w:val="0"/>
-        </w:rPr>
-        <w:t xml:space="preserve">st.image()</w:t>
-      </w:r>
-      <w:r>
-        <w:rPr>
-          <w:rtl w:val="0"/>
-        </w:rPr>
+      <w:proofErr w:type="spellStart"/>
+      <w:proofErr w:type="gramStart"/>
+      <w:r>
+        <w:rPr>
+          <w:rFonts w:ascii="Roboto Mono" w:eastAsia="Roboto Mono" w:hAnsi="Roboto Mono" w:cs="Roboto Mono"/>
+          <w:color w:val="188038"/>
+        </w:rPr>
+        <w:t>st.image</w:t>
+      </w:r>
+      <w:proofErr w:type="spellEnd"/>
+      <w:proofErr w:type="gramEnd"/>
+      <w:r>
+        <w:rPr>
+          <w:rFonts w:ascii="Roboto Mono" w:eastAsia="Roboto Mono" w:hAnsi="Roboto Mono" w:cs="Roboto Mono"/>
+          <w:color w:val="188038"/>
+        </w:rPr>
+        <w:t>()</w:t>
+      </w:r>
+      <w:r>
         <w:t xml:space="preserve"> or </w:t>
       </w:r>
-      <w:r>
-        <w:rPr>
-          <w:rFonts w:ascii="Roboto Mono" w:cs="Roboto Mono" w:eastAsia="Roboto Mono" w:hAnsi="Roboto Mono"/>
-          <w:color w:val="188038"/>
-          <w:rtl w:val="0"/>
-        </w:rPr>
-        <w:t xml:space="preserve">st.video()</w:t>
-      </w:r>
-      <w:r>
-        <w:rPr>
-          <w:rtl w:val="0"/>
-        </w:rPr>
+      <w:proofErr w:type="spellStart"/>
+      <w:proofErr w:type="gramStart"/>
+      <w:r>
+        <w:rPr>
+          <w:rFonts w:ascii="Roboto Mono" w:eastAsia="Roboto Mono" w:hAnsi="Roboto Mono" w:cs="Roboto Mono"/>
+          <w:color w:val="188038"/>
+        </w:rPr>
+        <w:t>st.video</w:t>
+      </w:r>
+      <w:proofErr w:type="spellEnd"/>
+      <w:proofErr w:type="gramEnd"/>
+      <w:r>
+        <w:rPr>
+          <w:rFonts w:ascii="Roboto Mono" w:eastAsia="Roboto Mono" w:hAnsi="Roboto Mono" w:cs="Roboto Mono"/>
+          <w:color w:val="188038"/>
+        </w:rPr>
+        <w:t>()</w:t>
+      </w:r>
+      <w:r>
         <w:t xml:space="preserve"> to draw them on the screen. It also draws a trash can button for posts that belong to the logged-in user.</w:t>
       </w:r>
     </w:p>
     <w:p>
       <w:pPr>
-        <w:spacing w:after="240" w:before="240" w:lineRule="auto"/>
-        <w:rPr>
-          <w:b w:val="1"/>
-          <w:bCs w:val="1"/>
-        </w:rPr>
-      </w:pPr>
-      <w:r>
-        <w:rPr>
-          <w:b w:val="1"/>
-          <w:bCs w:val="1"/>
-          <w:rtl w:val="0"/>
-        </w:rPr>
-        <w:t xml:space="preserve">Code Explanation (Block-by-Block):</w:t>
+        <w:spacing w:before="240" w:after="240"/>
+        <w:rPr>
+          <w:b/>
+          <w:bCs/>
+        </w:rPr>
+      </w:pPr>
+      <w:r>
+        <w:rPr>
+          <w:b/>
+          <w:bCs/>
+        </w:rPr>
+        <w:t>Code Explanation (Block-by-Block):</w:t>
       </w:r>
     </w:p>
     <w:p>
@@ -3094,22 +3945,26 @@
           <w:ilvl w:val="0"/>
           <w:numId w:val="8"/>
         </w:numPr>
-        <w:spacing w:after="0" w:afterAutospacing="0" w:before="240" w:lineRule="auto"/>
-        <w:ind w:left="720" w:hanging="360"/>
-      </w:pPr>
-      <w:r>
-        <w:rPr>
-          <w:rFonts w:ascii="Roboto Mono" w:cs="Roboto Mono" w:eastAsia="Roboto Mono" w:hAnsi="Roboto Mono"/>
-          <w:color w:val="188038"/>
-          <w:rtl w:val="0"/>
-        </w:rPr>
-        <w:t xml:space="preserve">st.set_page_config(...)</w:t>
-      </w:r>
-      <w:r>
-        <w:rPr>
-          <w:rtl w:val="0"/>
-        </w:rPr>
-        <w:t xml:space="preserve">: Sets the browser tab title.</w:t>
+        <w:spacing w:before="240"/>
+      </w:pPr>
+      <w:proofErr w:type="spellStart"/>
+      <w:r>
+        <w:rPr>
+          <w:rFonts w:ascii="Roboto Mono" w:eastAsia="Roboto Mono" w:hAnsi="Roboto Mono" w:cs="Roboto Mono"/>
+          <w:color w:val="188038"/>
+        </w:rPr>
+        <w:t>st.set_page_config</w:t>
+      </w:r>
+      <w:proofErr w:type="spellEnd"/>
+      <w:r>
+        <w:rPr>
+          <w:rFonts w:ascii="Roboto Mono" w:eastAsia="Roboto Mono" w:hAnsi="Roboto Mono" w:cs="Roboto Mono"/>
+          <w:color w:val="188038"/>
+        </w:rPr>
+        <w:t>(...)</w:t>
+      </w:r>
+      <w:r>
+        <w:t>: Sets the browser tab title.</w:t>
       </w:r>
     </w:p>
     <w:p>
@@ -3118,35 +3973,81 @@
           <w:ilvl w:val="0"/>
           <w:numId w:val="8"/>
         </w:numPr>
-        <w:spacing w:after="0" w:afterAutospacing="0" w:before="0" w:beforeAutospacing="0" w:lineRule="auto"/>
-        <w:ind w:left="720" w:hanging="360"/>
-      </w:pPr>
-      <w:r>
-        <w:rPr>
-          <w:rFonts w:ascii="Roboto Mono" w:cs="Roboto Mono" w:eastAsia="Roboto Mono" w:hAnsi="Roboto Mono"/>
-          <w:color w:val="188038"/>
-          <w:rtl w:val="0"/>
-        </w:rPr>
-        <w:t xml:space="preserve">if 'token' not in st.session_state:</w:t>
-      </w:r>
-      <w:r>
-        <w:rPr>
-          <w:rtl w:val="0"/>
-        </w:rPr>
-        <w:t xml:space="preserve">: Because Streamlit reruns this entire script from top to bottom every time you click a button, normal variables get erased. </w:t>
-      </w:r>
-      <w:r>
-        <w:rPr>
-          <w:rFonts w:ascii="Roboto Mono" w:cs="Roboto Mono" w:eastAsia="Roboto Mono" w:hAnsi="Roboto Mono"/>
-          <w:color w:val="188038"/>
-          <w:rtl w:val="0"/>
-        </w:rPr>
-        <w:t xml:space="preserve">st.session_state</w:t>
-      </w:r>
-      <w:r>
-        <w:rPr>
-          <w:rtl w:val="0"/>
-        </w:rPr>
+      </w:pPr>
+      <w:r>
+        <w:rPr>
+          <w:rFonts w:ascii="Roboto Mono" w:eastAsia="Roboto Mono" w:hAnsi="Roboto Mono" w:cs="Roboto Mono"/>
+          <w:color w:val="188038"/>
+        </w:rPr>
+        <w:t xml:space="preserve">if 'token' not in </w:t>
+      </w:r>
+      <w:proofErr w:type="spellStart"/>
+      <w:proofErr w:type="gramStart"/>
+      <w:r>
+        <w:rPr>
+          <w:rFonts w:ascii="Roboto Mono" w:eastAsia="Roboto Mono" w:hAnsi="Roboto Mono" w:cs="Roboto Mono"/>
+          <w:color w:val="188038"/>
+        </w:rPr>
+        <w:t>st.session</w:t>
+      </w:r>
+      <w:proofErr w:type="gramEnd"/>
+      <w:r>
+        <w:rPr>
+          <w:rFonts w:ascii="Roboto Mono" w:eastAsia="Roboto Mono" w:hAnsi="Roboto Mono" w:cs="Roboto Mono"/>
+          <w:color w:val="188038"/>
+        </w:rPr>
+        <w:t>_</w:t>
+      </w:r>
+      <w:proofErr w:type="gramStart"/>
+      <w:r>
+        <w:rPr>
+          <w:rFonts w:ascii="Roboto Mono" w:eastAsia="Roboto Mono" w:hAnsi="Roboto Mono" w:cs="Roboto Mono"/>
+          <w:color w:val="188038"/>
+        </w:rPr>
+        <w:t>state</w:t>
+      </w:r>
+      <w:proofErr w:type="spellEnd"/>
+      <w:r>
+        <w:rPr>
+          <w:rFonts w:ascii="Roboto Mono" w:eastAsia="Roboto Mono" w:hAnsi="Roboto Mono" w:cs="Roboto Mono"/>
+          <w:color w:val="188038"/>
+        </w:rPr>
+        <w:t>:</w:t>
+      </w:r>
+      <w:r>
+        <w:t>:</w:t>
+      </w:r>
+      <w:proofErr w:type="gramEnd"/>
+      <w:r>
+        <w:t xml:space="preserve"> Because </w:t>
+      </w:r>
+      <w:proofErr w:type="spellStart"/>
+      <w:r>
+        <w:t>Streamlit</w:t>
+      </w:r>
+      <w:proofErr w:type="spellEnd"/>
+      <w:r>
+        <w:t xml:space="preserve"> reruns this entire script from top to bottom every time you click a button, normal variables get erased. </w:t>
+      </w:r>
+      <w:proofErr w:type="spellStart"/>
+      <w:proofErr w:type="gramStart"/>
+      <w:r>
+        <w:rPr>
+          <w:rFonts w:ascii="Roboto Mono" w:eastAsia="Roboto Mono" w:hAnsi="Roboto Mono" w:cs="Roboto Mono"/>
+          <w:color w:val="188038"/>
+        </w:rPr>
+        <w:t>st.session</w:t>
+      </w:r>
+      <w:proofErr w:type="gramEnd"/>
+      <w:r>
+        <w:rPr>
+          <w:rFonts w:ascii="Roboto Mono" w:eastAsia="Roboto Mono" w:hAnsi="Roboto Mono" w:cs="Roboto Mono"/>
+          <w:color w:val="188038"/>
+        </w:rPr>
+        <w:t>_state</w:t>
+      </w:r>
+      <w:proofErr w:type="spellEnd"/>
+      <w:r>
         <w:t xml:space="preserve"> acts as a special memory bank to keep the user logged in between clicks.</w:t>
       </w:r>
     </w:p>
@@ -3156,22 +4057,33 @@
           <w:ilvl w:val="0"/>
           <w:numId w:val="8"/>
         </w:numPr>
-        <w:spacing w:after="0" w:afterAutospacing="0" w:before="0" w:beforeAutospacing="0" w:lineRule="auto"/>
-        <w:ind w:left="720" w:hanging="360"/>
-      </w:pPr>
-      <w:r>
-        <w:rPr>
-          <w:rFonts w:ascii="Roboto Mono" w:cs="Roboto Mono" w:eastAsia="Roboto Mono" w:hAnsi="Roboto Mono"/>
-          <w:color w:val="188038"/>
-          <w:rtl w:val="0"/>
-        </w:rPr>
-        <w:t xml:space="preserve">login_data = {"username": email, "password": password}</w:t>
-      </w:r>
-      <w:r>
-        <w:rPr>
-          <w:rtl w:val="0"/>
-        </w:rPr>
-        <w:t xml:space="preserve">: Formats the data exactly how FastAPI Users expects it (OAuth2 standard demands the field be called "username" even if you use an email).</w:t>
+      </w:pPr>
+      <w:proofErr w:type="spellStart"/>
+      <w:r>
+        <w:rPr>
+          <w:rFonts w:ascii="Roboto Mono" w:eastAsia="Roboto Mono" w:hAnsi="Roboto Mono" w:cs="Roboto Mono"/>
+          <w:color w:val="188038"/>
+        </w:rPr>
+        <w:t>login_data</w:t>
+      </w:r>
+      <w:proofErr w:type="spellEnd"/>
+      <w:r>
+        <w:rPr>
+          <w:rFonts w:ascii="Roboto Mono" w:eastAsia="Roboto Mono" w:hAnsi="Roboto Mono" w:cs="Roboto Mono"/>
+          <w:color w:val="188038"/>
+        </w:rPr>
+        <w:t xml:space="preserve"> = {"username": email, "password": password}</w:t>
+      </w:r>
+      <w:r>
+        <w:t xml:space="preserve">: Formats the data exactly how </w:t>
+      </w:r>
+      <w:proofErr w:type="spellStart"/>
+      <w:r>
+        <w:t>FastAPI</w:t>
+      </w:r>
+      <w:proofErr w:type="spellEnd"/>
+      <w:r>
+        <w:t xml:space="preserve"> Users expects it (OAuth2 standard demands the field be called "username" even if you use an email).</w:t>
       </w:r>
     </w:p>
     <w:p>
@@ -3180,32 +4092,58 @@
           <w:ilvl w:val="0"/>
           <w:numId w:val="8"/>
         </w:numPr>
-        <w:spacing w:after="0" w:afterAutospacing="0" w:before="0" w:beforeAutospacing="0" w:lineRule="auto"/>
-        <w:ind w:left="720" w:hanging="360"/>
-      </w:pPr>
-      <w:r>
-        <w:rPr>
-          <w:b w:val="1"/>
-          <w:bCs w:val="1"/>
-          <w:rtl w:val="0"/>
+      </w:pPr>
+      <w:r>
+        <w:rPr>
+          <w:b/>
+          <w:bCs/>
         </w:rPr>
         <w:t xml:space="preserve">Inside </w:t>
       </w:r>
-      <w:r>
-        <w:rPr>
-          <w:rFonts w:ascii="Roboto Mono" w:cs="Roboto Mono" w:eastAsia="Roboto Mono" w:hAnsi="Roboto Mono"/>
-          <w:b w:val="1"/>
-          <w:bCs w:val="1"/>
-          <w:color w:val="188038"/>
-          <w:rtl w:val="0"/>
-        </w:rPr>
-        <w:t xml:space="preserve">feed_page()</w:t>
-      </w:r>
-      <w:r>
-        <w:rPr>
-          <w:b w:val="1"/>
-          <w:bCs w:val="1"/>
-          <w:rtl w:val="0"/>
+      <w:proofErr w:type="spellStart"/>
+      <w:r>
+        <w:rPr>
+          <w:rFonts w:ascii="Roboto Mono" w:eastAsia="Roboto Mono" w:hAnsi="Roboto Mono" w:cs="Roboto Mono"/>
+          <w:b/>
+          <w:bCs/>
+          <w:color w:val="188038"/>
+        </w:rPr>
+        <w:t>feed_</w:t>
+      </w:r>
+      <w:proofErr w:type="gramStart"/>
+      <w:r>
+        <w:rPr>
+          <w:rFonts w:ascii="Roboto Mono" w:eastAsia="Roboto Mono" w:hAnsi="Roboto Mono" w:cs="Roboto Mono"/>
+          <w:b/>
+          <w:bCs/>
+          <w:color w:val="188038"/>
+        </w:rPr>
+        <w:t>page</w:t>
+      </w:r>
+      <w:proofErr w:type="spellEnd"/>
+      <w:r>
+        <w:rPr>
+          <w:rFonts w:ascii="Roboto Mono" w:eastAsia="Roboto Mono" w:hAnsi="Roboto Mono" w:cs="Roboto Mono"/>
+          <w:b/>
+          <w:bCs/>
+          <w:color w:val="188038"/>
+        </w:rPr>
+        <w:t>(</w:t>
+      </w:r>
+      <w:proofErr w:type="gramEnd"/>
+      <w:r>
+        <w:rPr>
+          <w:rFonts w:ascii="Roboto Mono" w:eastAsia="Roboto Mono" w:hAnsi="Roboto Mono" w:cs="Roboto Mono"/>
+          <w:b/>
+          <w:bCs/>
+          <w:color w:val="188038"/>
+        </w:rPr>
+        <w:t>)</w:t>
+      </w:r>
+      <w:r>
+        <w:rPr>
+          <w:b/>
+          <w:bCs/>
         </w:rPr>
         <w:t xml:space="preserve"> (Transformation Logic):</w:t>
       </w:r>
@@ -3216,22 +4154,49 @@
           <w:ilvl w:val="1"/>
           <w:numId w:val="8"/>
         </w:numPr>
-        <w:spacing w:after="0" w:afterAutospacing="0" w:before="0" w:beforeAutospacing="0" w:lineRule="auto"/>
-        <w:ind w:left="1440" w:hanging="360"/>
-      </w:pPr>
-      <w:r>
-        <w:rPr>
-          <w:rFonts w:ascii="Roboto Mono" w:cs="Roboto Mono" w:eastAsia="Roboto Mono" w:hAnsi="Roboto Mono"/>
-          <w:color w:val="188038"/>
-          <w:rtl w:val="0"/>
-        </w:rPr>
-        <w:t xml:space="preserve">uniform_url = create_transformed_url(...)</w:t>
-      </w:r>
-      <w:r>
-        <w:rPr>
-          <w:rtl w:val="0"/>
-        </w:rPr>
-        <w:t xml:space="preserve">: Takes the base ImageKit URL and modifies it to add the encoded text overlay.</w:t>
+      </w:pPr>
+      <w:proofErr w:type="spellStart"/>
+      <w:r>
+        <w:rPr>
+          <w:rFonts w:ascii="Roboto Mono" w:eastAsia="Roboto Mono" w:hAnsi="Roboto Mono" w:cs="Roboto Mono"/>
+          <w:color w:val="188038"/>
+        </w:rPr>
+        <w:t>uniform_url</w:t>
+      </w:r>
+      <w:proofErr w:type="spellEnd"/>
+      <w:r>
+        <w:rPr>
+          <w:rFonts w:ascii="Roboto Mono" w:eastAsia="Roboto Mono" w:hAnsi="Roboto Mono" w:cs="Roboto Mono"/>
+          <w:color w:val="188038"/>
+        </w:rPr>
+        <w:t xml:space="preserve"> = </w:t>
+      </w:r>
+      <w:proofErr w:type="spellStart"/>
+      <w:r>
+        <w:rPr>
+          <w:rFonts w:ascii="Roboto Mono" w:eastAsia="Roboto Mono" w:hAnsi="Roboto Mono" w:cs="Roboto Mono"/>
+          <w:color w:val="188038"/>
+        </w:rPr>
+        <w:t>create_transformed_url</w:t>
+      </w:r>
+      <w:proofErr w:type="spellEnd"/>
+      <w:r>
+        <w:rPr>
+          <w:rFonts w:ascii="Roboto Mono" w:eastAsia="Roboto Mono" w:hAnsi="Roboto Mono" w:cs="Roboto Mono"/>
+          <w:color w:val="188038"/>
+        </w:rPr>
+        <w:t>(...)</w:t>
+      </w:r>
+      <w:r>
+        <w:t xml:space="preserve">: Takes the base </w:t>
+      </w:r>
+      <w:proofErr w:type="spellStart"/>
+      <w:r>
+        <w:t>ImageKit</w:t>
+      </w:r>
+      <w:proofErr w:type="spellEnd"/>
+      <w:r>
+        <w:t xml:space="preserve"> URL and modifies it to add the encoded text overlay.</w:t>
       </w:r>
     </w:p>
     <w:p>
@@ -3240,22 +4205,72 @@
           <w:ilvl w:val="1"/>
           <w:numId w:val="8"/>
         </w:numPr>
-        <w:spacing w:after="0" w:afterAutospacing="0" w:before="0" w:beforeAutospacing="0" w:lineRule="auto"/>
-        <w:ind w:left="1440" w:hanging="360"/>
-      </w:pPr>
-      <w:r>
-        <w:rPr>
-          <w:rFonts w:ascii="Roboto Mono" w:cs="Roboto Mono" w:eastAsia="Roboto Mono" w:hAnsi="Roboto Mono"/>
-          <w:color w:val="188038"/>
-          <w:rtl w:val="0"/>
-        </w:rPr>
-        <w:t xml:space="preserve">w-400,h-200,cm-pad_resize,bg-blurred</w:t>
-      </w:r>
-      <w:r>
-        <w:rPr>
-          <w:rtl w:val="0"/>
-        </w:rPr>
-        <w:t xml:space="preserve">: For videos, it injects a command asking ImageKit to resize the video to 400x200 pixels, pad the sides if the aspect ratio is wrong, and blur the background behind it.</w:t>
+      </w:pPr>
+      <w:r>
+        <w:rPr>
+          <w:rFonts w:ascii="Roboto Mono" w:eastAsia="Roboto Mono" w:hAnsi="Roboto Mono" w:cs="Roboto Mono"/>
+          <w:color w:val="188038"/>
+        </w:rPr>
+        <w:t>w-</w:t>
+      </w:r>
+      <w:proofErr w:type="gramStart"/>
+      <w:r>
+        <w:rPr>
+          <w:rFonts w:ascii="Roboto Mono" w:eastAsia="Roboto Mono" w:hAnsi="Roboto Mono" w:cs="Roboto Mono"/>
+          <w:color w:val="188038"/>
+        </w:rPr>
+        <w:t>400,h</w:t>
+      </w:r>
+      <w:proofErr w:type="gramEnd"/>
+      <w:r>
+        <w:rPr>
+          <w:rFonts w:ascii="Roboto Mono" w:eastAsia="Roboto Mono" w:hAnsi="Roboto Mono" w:cs="Roboto Mono"/>
+          <w:color w:val="188038"/>
+        </w:rPr>
+        <w:t>-</w:t>
+      </w:r>
+      <w:proofErr w:type="gramStart"/>
+      <w:r>
+        <w:rPr>
+          <w:rFonts w:ascii="Roboto Mono" w:eastAsia="Roboto Mono" w:hAnsi="Roboto Mono" w:cs="Roboto Mono"/>
+          <w:color w:val="188038"/>
+        </w:rPr>
+        <w:t>200,cm</w:t>
+      </w:r>
+      <w:proofErr w:type="gramEnd"/>
+      <w:r>
+        <w:rPr>
+          <w:rFonts w:ascii="Roboto Mono" w:eastAsia="Roboto Mono" w:hAnsi="Roboto Mono" w:cs="Roboto Mono"/>
+          <w:color w:val="188038"/>
+        </w:rPr>
+        <w:t>-pad_</w:t>
+      </w:r>
+      <w:proofErr w:type="gramStart"/>
+      <w:r>
+        <w:rPr>
+          <w:rFonts w:ascii="Roboto Mono" w:eastAsia="Roboto Mono" w:hAnsi="Roboto Mono" w:cs="Roboto Mono"/>
+          <w:color w:val="188038"/>
+        </w:rPr>
+        <w:t>resize,bg</w:t>
+      </w:r>
+      <w:proofErr w:type="gramEnd"/>
+      <w:r>
+        <w:rPr>
+          <w:rFonts w:ascii="Roboto Mono" w:eastAsia="Roboto Mono" w:hAnsi="Roboto Mono" w:cs="Roboto Mono"/>
+          <w:color w:val="188038"/>
+        </w:rPr>
+        <w:t>-blurred</w:t>
+      </w:r>
+      <w:r>
+        <w:t xml:space="preserve">: For videos, it injects a command asking </w:t>
+      </w:r>
+      <w:proofErr w:type="spellStart"/>
+      <w:r>
+        <w:t>ImageKit</w:t>
+      </w:r>
+      <w:proofErr w:type="spellEnd"/>
+      <w:r>
+        <w:t xml:space="preserve"> to resize the video to 400x200 pixels, pad the sides if the aspect ratio is wrong, and blur the background behind it.</w:t>
       </w:r>
     </w:p>
     <w:p>
@@ -3264,16 +4279,13 @@
           <w:ilvl w:val="0"/>
           <w:numId w:val="8"/>
         </w:numPr>
-        <w:spacing w:after="0" w:afterAutospacing="0" w:before="0" w:beforeAutospacing="0" w:lineRule="auto"/>
-        <w:ind w:left="720" w:hanging="360"/>
-      </w:pPr>
-      <w:r>
-        <w:rPr>
-          <w:b w:val="1"/>
-          <w:bCs w:val="1"/>
-          <w:rtl w:val="0"/>
-        </w:rPr>
-        <w:t xml:space="preserve">Main Logic (Bottom of file):</w:t>
+      </w:pPr>
+      <w:r>
+        <w:rPr>
+          <w:b/>
+          <w:bCs/>
+        </w:rPr>
+        <w:t>Main Logic (Bottom of file):</w:t>
       </w:r>
     </w:p>
     <w:p>
@@ -3282,36 +4294,89 @@
           <w:ilvl w:val="1"/>
           <w:numId w:val="8"/>
         </w:numPr>
-        <w:spacing w:after="0" w:afterAutospacing="0" w:before="0" w:beforeAutospacing="0" w:lineRule="auto"/>
-        <w:ind w:left="1440" w:hanging="360"/>
-      </w:pPr>
-      <w:r>
-        <w:rPr>
-          <w:rFonts w:ascii="Roboto Mono" w:cs="Roboto Mono" w:eastAsia="Roboto Mono" w:hAnsi="Roboto Mono"/>
-          <w:color w:val="188038"/>
-          <w:rtl w:val="0"/>
-        </w:rPr>
-        <w:t xml:space="preserve">if st.session_state.user is None:</w:t>
-      </w:r>
-      <w:r>
-        <w:rPr>
-          <w:rtl w:val="0"/>
-        </w:rPr>
-        <w:t xml:space="preserve">: Checks the memory bank. If no user is logged in, it forces the screen to show </w:t>
-      </w:r>
-      <w:r>
-        <w:rPr>
-          <w:rFonts w:ascii="Roboto Mono" w:cs="Roboto Mono" w:eastAsia="Roboto Mono" w:hAnsi="Roboto Mono"/>
-          <w:color w:val="188038"/>
-          <w:rtl w:val="0"/>
-        </w:rPr>
-        <w:t xml:space="preserve">login_page()</w:t>
-      </w:r>
-      <w:r>
-        <w:rPr>
-          <w:rtl w:val="0"/>
-        </w:rPr>
-        <w:t xml:space="preserve">.</w:t>
+      </w:pPr>
+      <w:r>
+        <w:rPr>
+          <w:rFonts w:ascii="Roboto Mono" w:eastAsia="Roboto Mono" w:hAnsi="Roboto Mono" w:cs="Roboto Mono"/>
+          <w:color w:val="188038"/>
+        </w:rPr>
+        <w:lastRenderedPageBreak/>
+        <w:t xml:space="preserve">if </w:t>
+      </w:r>
+      <w:proofErr w:type="spellStart"/>
+      <w:proofErr w:type="gramStart"/>
+      <w:r>
+        <w:rPr>
+          <w:rFonts w:ascii="Roboto Mono" w:eastAsia="Roboto Mono" w:hAnsi="Roboto Mono" w:cs="Roboto Mono"/>
+          <w:color w:val="188038"/>
+        </w:rPr>
+        <w:t>st.session</w:t>
+      </w:r>
+      <w:proofErr w:type="gramEnd"/>
+      <w:r>
+        <w:rPr>
+          <w:rFonts w:ascii="Roboto Mono" w:eastAsia="Roboto Mono" w:hAnsi="Roboto Mono" w:cs="Roboto Mono"/>
+          <w:color w:val="188038"/>
+        </w:rPr>
+        <w:t>_state.user</w:t>
+      </w:r>
+      <w:proofErr w:type="spellEnd"/>
+      <w:r>
+        <w:rPr>
+          <w:rFonts w:ascii="Roboto Mono" w:eastAsia="Roboto Mono" w:hAnsi="Roboto Mono" w:cs="Roboto Mono"/>
+          <w:color w:val="188038"/>
+        </w:rPr>
+        <w:t xml:space="preserve"> is </w:t>
+      </w:r>
+      <w:proofErr w:type="gramStart"/>
+      <w:r>
+        <w:rPr>
+          <w:rFonts w:ascii="Roboto Mono" w:eastAsia="Roboto Mono" w:hAnsi="Roboto Mono" w:cs="Roboto Mono"/>
+          <w:color w:val="188038"/>
+        </w:rPr>
+        <w:t>None:</w:t>
+      </w:r>
+      <w:r>
+        <w:t>:</w:t>
+      </w:r>
+      <w:proofErr w:type="gramEnd"/>
+      <w:r>
+        <w:t xml:space="preserve"> Checks the memory bank. If no user is logged in, it forces the screen to show </w:t>
+      </w:r>
+      <w:proofErr w:type="spellStart"/>
+      <w:r>
+        <w:rPr>
+          <w:rFonts w:ascii="Roboto Mono" w:eastAsia="Roboto Mono" w:hAnsi="Roboto Mono" w:cs="Roboto Mono"/>
+          <w:color w:val="188038"/>
+        </w:rPr>
+        <w:t>login_</w:t>
+      </w:r>
+      <w:proofErr w:type="gramStart"/>
+      <w:r>
+        <w:rPr>
+          <w:rFonts w:ascii="Roboto Mono" w:eastAsia="Roboto Mono" w:hAnsi="Roboto Mono" w:cs="Roboto Mono"/>
+          <w:color w:val="188038"/>
+        </w:rPr>
+        <w:t>page</w:t>
+      </w:r>
+      <w:proofErr w:type="spellEnd"/>
+      <w:r>
+        <w:rPr>
+          <w:rFonts w:ascii="Roboto Mono" w:eastAsia="Roboto Mono" w:hAnsi="Roboto Mono" w:cs="Roboto Mono"/>
+          <w:color w:val="188038"/>
+        </w:rPr>
+        <w:t>(</w:t>
+      </w:r>
+      <w:proofErr w:type="gramEnd"/>
+      <w:r>
+        <w:rPr>
+          <w:rFonts w:ascii="Roboto Mono" w:eastAsia="Roboto Mono" w:hAnsi="Roboto Mono" w:cs="Roboto Mono"/>
+          <w:color w:val="188038"/>
+        </w:rPr>
+        <w:t>)</w:t>
+      </w:r>
+      <w:r>
+        <w:t>.</w:t>
       </w:r>
     </w:p>
     <w:p>
@@ -3320,38 +4385,29 @@
           <w:ilvl w:val="1"/>
           <w:numId w:val="8"/>
         </w:numPr>
-        <w:spacing w:after="240" w:before="0" w:beforeAutospacing="0" w:lineRule="auto"/>
-        <w:ind w:left="1440" w:hanging="360"/>
-      </w:pPr>
-      <w:r>
-        <w:rPr>
-          <w:rtl w:val="0"/>
-        </w:rPr>
-        <w:t xml:space="preserve">If they are logged in, it draws the sidebar menu and lets them choose between seeing the feed or uploading a new file.</w:t>
-      </w:r>
-    </w:p>
-    <w:p>
-      <w:pPr>
-        <w:rPr/>
-      </w:pPr>
-      <w:r>
-        <w:rPr>
-          <w:rtl w:val="0"/>
-        </w:rPr>
-      </w:r>
-    </w:p>
+        <w:spacing w:after="240"/>
+      </w:pPr>
+      <w:r>
+        <w:t>If they are logged in, it draws the sidebar menu and lets them choose between seeing the feed or uploading a new file.</w:t>
+      </w:r>
+    </w:p>
+    <w:p/>
     <w:sectPr>
-      <w:pgSz w:h="15840" w:w="12240" w:orient="portrait"/>
-      <w:pgMar w:bottom="1440" w:top="1440" w:left="1440" w:right="1440" w:header="720" w:footer="720"/>
+      <w:pgSz w:w="12240" w:h="15840"/>
+      <w:pgMar w:top="1440" w:right="1440" w:bottom="1440" w:left="1440" w:header="720" w:footer="720" w:gutter="0"/>
       <w:pgNumType w:start="1"/>
+      <w:cols w:space="720"/>
     </w:sectPr>
   </w:body>
 </w:document>
 </file>
 
 <file path=word/numbering.xml><?xml version="1.0" encoding="utf-8"?>
-<w:numbering xmlns:mc="http://schemas.openxmlformats.org/markup-compatibility/2006" xmlns:o="urn:schemas-microsoft-com:office:office" xmlns:r="http://schemas.openxmlformats.org/officeDocument/2006/relationships" xmlns:m="http://schemas.openxmlformats.org/officeDocument/2006/math" xmlns:v="urn:schemas-microsoft-com:vml" xmlns:wp="http://schemas.openxmlformats.org/drawingml/2006/wordprocessingDrawing" xmlns:w10="urn:schemas-microsoft-com:office:word" xmlns:w="http://schemas.openxmlformats.org/wordprocessingml/2006/main" xmlns:wne="http://schemas.microsoft.com/office/word/2006/wordml" xmlns:sl="http://schemas.openxmlformats.org/schemaLibrary/2006/main" xmlns:a="http://schemas.openxmlformats.org/drawingml/2006/main" xmlns:pic="http://schemas.openxmlformats.org/drawingml/2006/picture" xmlns:c="http://schemas.openxmlformats.org/drawingml/2006/chart" xmlns:lc="http://schemas.openxmlformats.org/drawingml/2006/lockedCanvas" xmlns:dgm="http://schemas.openxmlformats.org/drawingml/2006/diagram" xmlns:wps="http://schemas.microsoft.com/office/word/2010/wordprocessingShape" xmlns:wpg="http://schemas.microsoft.com/office/word/2010/wordprocessingGroup" xmlns:w14="http://schemas.microsoft.com/office/word/2010/wordml" xmlns:w15="http://schemas.microsoft.com/office/word/2012/wordml" xmlns:w16="http://schemas.microsoft.com/office/word/2018/wordml" xmlns:w16cex="http://schemas.microsoft.com/office/word/2018/wordml/cex" xmlns:w16cid="http://schemas.microsoft.com/office/word/2016/wordml/cid" xmlns="http://schemas.microsoft.com/office/tasks/2019/documenttasks" xmlns:cr="http://schemas.microsoft.com/office/comments/2020/reactions">
-  <w:abstractNum w:abstractNumId="1">
+<w:numbering xmlns:wpc="http://schemas.microsoft.com/office/word/2010/wordprocessingCanvas" xmlns:cx="http://schemas.microsoft.com/office/drawing/2014/chartex" xmlns:cx1="http://schemas.microsoft.com/office/drawing/2015/9/8/chartex" xmlns:cx2="http://schemas.microsoft.com/office/drawing/2015/10/21/chartex" xmlns:cx3="http://schemas.microsoft.com/office/drawing/2016/5/9/chartex" xmlns:cx4="http://schemas.microsoft.com/office/drawing/2016/5/10/chartex" xmlns:cx5="http://schemas.microsoft.com/office/drawing/2016/5/11/chartex" xmlns:cx6="http://schemas.microsoft.com/office/drawing/2016/5/12/chartex" xmlns:cx7="http://schemas.microsoft.com/office/drawing/2016/5/13/chartex" xmlns:cx8="http://schemas.microsoft.com/office/drawing/2016/5/14/chartex" xmlns:mc="http://schemas.openxmlformats.org/markup-compatibility/2006" xmlns:aink="http://schemas.microsoft.com/office/drawing/2016/ink" xmlns:am3d="http://schemas.microsoft.com/office/drawing/2017/model3d" xmlns:o="urn:schemas-microsoft-com:office:office" xmlns:oel="http://schemas.microsoft.com/office/2019/extlst" xmlns:r="http://schemas.openxmlformats.org/officeDocument/2006/relationships" xmlns:m="http://schemas.openxmlformats.org/officeDocument/2006/math" xmlns:v="urn:schemas-microsoft-com:vml" xmlns:wp14="http://schemas.microsoft.com/office/word/2010/wordprocessingDrawing" xmlns:wp="http://schemas.openxmlformats.org/drawingml/2006/wordprocessingDrawing" xmlns:w10="urn:schemas-microsoft-com:office:word" xmlns:w="http://schemas.openxmlformats.org/wordprocessingml/2006/main" xmlns:w14="http://schemas.microsoft.com/office/word/2010/wordml" xmlns:w15="http://schemas.microsoft.com/office/word/2012/wordml" xmlns:w16cex="http://schemas.microsoft.com/office/word/2018/wordml/cex" xmlns:w16cid="http://schemas.microsoft.com/office/word/2016/wordml/cid" xmlns:w16="http://schemas.microsoft.com/office/word/2018/wordml" xmlns:w16du="http://schemas.microsoft.com/office/word/2023/wordml/word16du" xmlns:w16sdtdh="http://schemas.microsoft.com/office/word/2020/wordml/sdtdatahash" xmlns:w16sdtfl="http://schemas.microsoft.com/office/word/2024/wordml/sdtformatlock" xmlns:w16se="http://schemas.microsoft.com/office/word/2015/wordml/symex" xmlns:wpg="http://schemas.microsoft.com/office/word/2010/wordprocessingGroup" xmlns:wpi="http://schemas.microsoft.com/office/word/2010/wordprocessingInk" xmlns:wne="http://schemas.microsoft.com/office/word/2006/wordml" xmlns:wps="http://schemas.microsoft.com/office/word/2010/wordprocessingShape" mc:Ignorable="w14 w15 w16se w16cid w16 w16cex w16sdtdh w16sdtfl w16du wp14">
+  <w:abstractNum w:abstractNumId="0" w15:restartNumberingAfterBreak="0">
+    <w:nsid w:val="15C00952"/>
+    <w:multiLevelType w:val="multilevel"/>
+    <w:tmpl w:val="5ACA869E"/>
     <w:lvl w:ilvl="0">
       <w:start w:val="1"/>
       <w:numFmt w:val="bullet"/>
@@ -3461,7 +4517,10 @@
       </w:rPr>
     </w:lvl>
   </w:abstractNum>
-  <w:abstractNum w:abstractNumId="2">
+  <w:abstractNum w:abstractNumId="1" w15:restartNumberingAfterBreak="0">
+    <w:nsid w:val="1D4E7528"/>
+    <w:multiLevelType w:val="multilevel"/>
+    <w:tmpl w:val="8D5099A6"/>
     <w:lvl w:ilvl="0">
       <w:start w:val="1"/>
       <w:numFmt w:val="bullet"/>
@@ -3571,7 +4630,10 @@
       </w:rPr>
     </w:lvl>
   </w:abstractNum>
-  <w:abstractNum w:abstractNumId="3">
+  <w:abstractNum w:abstractNumId="2" w15:restartNumberingAfterBreak="0">
+    <w:nsid w:val="1F73317C"/>
+    <w:multiLevelType w:val="multilevel"/>
+    <w:tmpl w:val="5C5E109C"/>
     <w:lvl w:ilvl="0">
       <w:start w:val="1"/>
       <w:numFmt w:val="bullet"/>
@@ -3681,7 +4743,10 @@
       </w:rPr>
     </w:lvl>
   </w:abstractNum>
-  <w:abstractNum w:abstractNumId="4">
+  <w:abstractNum w:abstractNumId="3" w15:restartNumberingAfterBreak="0">
+    <w:nsid w:val="21A16805"/>
+    <w:multiLevelType w:val="multilevel"/>
+    <w:tmpl w:val="A1223B5A"/>
     <w:lvl w:ilvl="0">
       <w:start w:val="1"/>
       <w:numFmt w:val="bullet"/>
@@ -3791,7 +4856,10 @@
       </w:rPr>
     </w:lvl>
   </w:abstractNum>
-  <w:abstractNum w:abstractNumId="5">
+  <w:abstractNum w:abstractNumId="4" w15:restartNumberingAfterBreak="0">
+    <w:nsid w:val="259E6461"/>
+    <w:multiLevelType w:val="multilevel"/>
+    <w:tmpl w:val="36024638"/>
     <w:lvl w:ilvl="0">
       <w:start w:val="1"/>
       <w:numFmt w:val="bullet"/>
@@ -3901,7 +4969,10 @@
       </w:rPr>
     </w:lvl>
   </w:abstractNum>
-  <w:abstractNum w:abstractNumId="6">
+  <w:abstractNum w:abstractNumId="5" w15:restartNumberingAfterBreak="0">
+    <w:nsid w:val="284104FF"/>
+    <w:multiLevelType w:val="multilevel"/>
+    <w:tmpl w:val="C908B0A0"/>
     <w:lvl w:ilvl="0">
       <w:start w:val="1"/>
       <w:numFmt w:val="bullet"/>
@@ -4011,7 +5082,10 @@
       </w:rPr>
     </w:lvl>
   </w:abstractNum>
-  <w:abstractNum w:abstractNumId="7">
+  <w:abstractNum w:abstractNumId="6" w15:restartNumberingAfterBreak="0">
+    <w:nsid w:val="2D763416"/>
+    <w:multiLevelType w:val="multilevel"/>
+    <w:tmpl w:val="F0FC8ECC"/>
     <w:lvl w:ilvl="0">
       <w:start w:val="1"/>
       <w:numFmt w:val="bullet"/>
@@ -4121,7 +5195,10 @@
       </w:rPr>
     </w:lvl>
   </w:abstractNum>
-  <w:abstractNum w:abstractNumId="8">
+  <w:abstractNum w:abstractNumId="7" w15:restartNumberingAfterBreak="0">
+    <w:nsid w:val="2F2721D9"/>
+    <w:multiLevelType w:val="multilevel"/>
+    <w:tmpl w:val="897E0B40"/>
     <w:lvl w:ilvl="0">
       <w:start w:val="1"/>
       <w:numFmt w:val="bullet"/>
@@ -4231,7 +5308,10 @@
       </w:rPr>
     </w:lvl>
   </w:abstractNum>
-  <w:abstractNum w:abstractNumId="9">
+  <w:abstractNum w:abstractNumId="8" w15:restartNumberingAfterBreak="0">
+    <w:nsid w:val="2FCE318E"/>
+    <w:multiLevelType w:val="multilevel"/>
+    <w:tmpl w:val="8988C58A"/>
     <w:lvl w:ilvl="0">
       <w:start w:val="1"/>
       <w:numFmt w:val="bullet"/>
@@ -4341,7 +5421,10 @@
       </w:rPr>
     </w:lvl>
   </w:abstractNum>
-  <w:abstractNum w:abstractNumId="10">
+  <w:abstractNum w:abstractNumId="9" w15:restartNumberingAfterBreak="0">
+    <w:nsid w:val="3B3D5FEF"/>
+    <w:multiLevelType w:val="multilevel"/>
+    <w:tmpl w:val="5148AC20"/>
     <w:lvl w:ilvl="0">
       <w:start w:val="1"/>
       <w:numFmt w:val="bullet"/>
@@ -4451,7 +5534,10 @@
       </w:rPr>
     </w:lvl>
   </w:abstractNum>
-  <w:abstractNum w:abstractNumId="11">
+  <w:abstractNum w:abstractNumId="10" w15:restartNumberingAfterBreak="0">
+    <w:nsid w:val="40E37D22"/>
+    <w:multiLevelType w:val="multilevel"/>
+    <w:tmpl w:val="C3CC1B14"/>
     <w:lvl w:ilvl="0">
       <w:start w:val="1"/>
       <w:numFmt w:val="bullet"/>
@@ -4561,7 +5647,10 @@
       </w:rPr>
     </w:lvl>
   </w:abstractNum>
-  <w:abstractNum w:abstractNumId="12">
+  <w:abstractNum w:abstractNumId="11" w15:restartNumberingAfterBreak="0">
+    <w:nsid w:val="4D0327A1"/>
+    <w:multiLevelType w:val="multilevel"/>
+    <w:tmpl w:val="F946A662"/>
     <w:lvl w:ilvl="0">
       <w:start w:val="1"/>
       <w:numFmt w:val="bullet"/>
@@ -4671,7 +5760,10 @@
       </w:rPr>
     </w:lvl>
   </w:abstractNum>
-  <w:abstractNum w:abstractNumId="13">
+  <w:abstractNum w:abstractNumId="12" w15:restartNumberingAfterBreak="0">
+    <w:nsid w:val="50BA2385"/>
+    <w:multiLevelType w:val="multilevel"/>
+    <w:tmpl w:val="B2E69070"/>
     <w:lvl w:ilvl="0">
       <w:start w:val="1"/>
       <w:numFmt w:val="bullet"/>
@@ -4781,7 +5873,10 @@
       </w:rPr>
     </w:lvl>
   </w:abstractNum>
-  <w:abstractNum w:abstractNumId="14">
+  <w:abstractNum w:abstractNumId="13" w15:restartNumberingAfterBreak="0">
+    <w:nsid w:val="5D392C9F"/>
+    <w:multiLevelType w:val="multilevel"/>
+    <w:tmpl w:val="F62CBF34"/>
     <w:lvl w:ilvl="0">
       <w:start w:val="1"/>
       <w:numFmt w:val="bullet"/>
@@ -4891,7 +5986,10 @@
       </w:rPr>
     </w:lvl>
   </w:abstractNum>
-  <w:abstractNum w:abstractNumId="15">
+  <w:abstractNum w:abstractNumId="14" w15:restartNumberingAfterBreak="0">
+    <w:nsid w:val="639D3E4F"/>
+    <w:multiLevelType w:val="multilevel"/>
+    <w:tmpl w:val="389C4B82"/>
     <w:lvl w:ilvl="0">
       <w:start w:val="1"/>
       <w:numFmt w:val="bullet"/>
@@ -5001,7 +6099,10 @@
       </w:rPr>
     </w:lvl>
   </w:abstractNum>
-  <w:abstractNum w:abstractNumId="16">
+  <w:abstractNum w:abstractNumId="15" w15:restartNumberingAfterBreak="0">
+    <w:nsid w:val="73444098"/>
+    <w:multiLevelType w:val="multilevel"/>
+    <w:tmpl w:val="84B47900"/>
     <w:lvl w:ilvl="0">
       <w:start w:val="1"/>
       <w:numFmt w:val="bullet"/>
@@ -5111,66 +6212,182 @@
       </w:rPr>
     </w:lvl>
   </w:abstractNum>
-  <w:num w:numId="1">
+  <w:abstractNum w:abstractNumId="16" w15:restartNumberingAfterBreak="0">
+    <w:nsid w:val="76CC4FE7"/>
+    <w:multiLevelType w:val="multilevel"/>
+    <w:tmpl w:val="42E48288"/>
+    <w:lvl w:ilvl="0">
+      <w:start w:val="1"/>
+      <w:numFmt w:val="bullet"/>
+      <w:lvlText w:val="●"/>
+      <w:lvlJc w:val="left"/>
+      <w:pPr>
+        <w:ind w:left="720" w:hanging="360"/>
+      </w:pPr>
+      <w:rPr>
+        <w:u w:val="none"/>
+      </w:rPr>
+    </w:lvl>
+    <w:lvl w:ilvl="1">
+      <w:start w:val="1"/>
+      <w:numFmt w:val="bullet"/>
+      <w:lvlText w:val="○"/>
+      <w:lvlJc w:val="left"/>
+      <w:pPr>
+        <w:ind w:left="1440" w:hanging="360"/>
+      </w:pPr>
+      <w:rPr>
+        <w:u w:val="none"/>
+      </w:rPr>
+    </w:lvl>
+    <w:lvl w:ilvl="2">
+      <w:start w:val="1"/>
+      <w:numFmt w:val="bullet"/>
+      <w:lvlText w:val="■"/>
+      <w:lvlJc w:val="left"/>
+      <w:pPr>
+        <w:ind w:left="2160" w:hanging="360"/>
+      </w:pPr>
+      <w:rPr>
+        <w:u w:val="none"/>
+      </w:rPr>
+    </w:lvl>
+    <w:lvl w:ilvl="3">
+      <w:start w:val="1"/>
+      <w:numFmt w:val="bullet"/>
+      <w:lvlText w:val="●"/>
+      <w:lvlJc w:val="left"/>
+      <w:pPr>
+        <w:ind w:left="2880" w:hanging="360"/>
+      </w:pPr>
+      <w:rPr>
+        <w:u w:val="none"/>
+      </w:rPr>
+    </w:lvl>
+    <w:lvl w:ilvl="4">
+      <w:start w:val="1"/>
+      <w:numFmt w:val="bullet"/>
+      <w:lvlText w:val="○"/>
+      <w:lvlJc w:val="left"/>
+      <w:pPr>
+        <w:ind w:left="3600" w:hanging="360"/>
+      </w:pPr>
+      <w:rPr>
+        <w:u w:val="none"/>
+      </w:rPr>
+    </w:lvl>
+    <w:lvl w:ilvl="5">
+      <w:start w:val="1"/>
+      <w:numFmt w:val="bullet"/>
+      <w:lvlText w:val="■"/>
+      <w:lvlJc w:val="left"/>
+      <w:pPr>
+        <w:ind w:left="4320" w:hanging="360"/>
+      </w:pPr>
+      <w:rPr>
+        <w:u w:val="none"/>
+      </w:rPr>
+    </w:lvl>
+    <w:lvl w:ilvl="6">
+      <w:start w:val="1"/>
+      <w:numFmt w:val="bullet"/>
+      <w:lvlText w:val="●"/>
+      <w:lvlJc w:val="left"/>
+      <w:pPr>
+        <w:ind w:left="5040" w:hanging="360"/>
+      </w:pPr>
+      <w:rPr>
+        <w:u w:val="none"/>
+      </w:rPr>
+    </w:lvl>
+    <w:lvl w:ilvl="7">
+      <w:start w:val="1"/>
+      <w:numFmt w:val="bullet"/>
+      <w:lvlText w:val="○"/>
+      <w:lvlJc w:val="left"/>
+      <w:pPr>
+        <w:ind w:left="5760" w:hanging="360"/>
+      </w:pPr>
+      <w:rPr>
+        <w:u w:val="none"/>
+      </w:rPr>
+    </w:lvl>
+    <w:lvl w:ilvl="8">
+      <w:start w:val="1"/>
+      <w:numFmt w:val="bullet"/>
+      <w:lvlText w:val="■"/>
+      <w:lvlJc w:val="left"/>
+      <w:pPr>
+        <w:ind w:left="6480" w:hanging="360"/>
+      </w:pPr>
+      <w:rPr>
+        <w:u w:val="none"/>
+      </w:rPr>
+    </w:lvl>
+  </w:abstractNum>
+  <w:num w:numId="1" w16cid:durableId="1445732259">
     <w:abstractNumId w:val="1"/>
   </w:num>
-  <w:num w:numId="2">
-    <w:abstractNumId w:val="2"/>
+  <w:num w:numId="2" w16cid:durableId="1272978459">
+    <w:abstractNumId w:val="11"/>
   </w:num>
-  <w:num w:numId="3">
+  <w:num w:numId="3" w16cid:durableId="245774018">
+    <w:abstractNumId w:val="16"/>
+  </w:num>
+  <w:num w:numId="4" w16cid:durableId="643244641">
+    <w:abstractNumId w:val="13"/>
+  </w:num>
+  <w:num w:numId="5" w16cid:durableId="1120798833">
+    <w:abstractNumId w:val="8"/>
+  </w:num>
+  <w:num w:numId="6" w16cid:durableId="222762523">
+    <w:abstractNumId w:val="7"/>
+  </w:num>
+  <w:num w:numId="7" w16cid:durableId="1321157704">
+    <w:abstractNumId w:val="0"/>
+  </w:num>
+  <w:num w:numId="8" w16cid:durableId="519784902">
+    <w:abstractNumId w:val="6"/>
+  </w:num>
+  <w:num w:numId="9" w16cid:durableId="1100565654">
+    <w:abstractNumId w:val="4"/>
+  </w:num>
+  <w:num w:numId="10" w16cid:durableId="986668358">
     <w:abstractNumId w:val="3"/>
   </w:num>
-  <w:num w:numId="4">
-    <w:abstractNumId w:val="4"/>
+  <w:num w:numId="11" w16cid:durableId="156268705">
+    <w:abstractNumId w:val="10"/>
   </w:num>
-  <w:num w:numId="5">
+  <w:num w:numId="12" w16cid:durableId="1092169497">
+    <w:abstractNumId w:val="12"/>
+  </w:num>
+  <w:num w:numId="13" w16cid:durableId="902376736">
+    <w:abstractNumId w:val="9"/>
+  </w:num>
+  <w:num w:numId="14" w16cid:durableId="1580796085">
+    <w:abstractNumId w:val="14"/>
+  </w:num>
+  <w:num w:numId="15" w16cid:durableId="1249313582">
+    <w:abstractNumId w:val="15"/>
+  </w:num>
+  <w:num w:numId="16" w16cid:durableId="1342200492">
     <w:abstractNumId w:val="5"/>
   </w:num>
-  <w:num w:numId="6">
-    <w:abstractNumId w:val="6"/>
-  </w:num>
-  <w:num w:numId="7">
-    <w:abstractNumId w:val="7"/>
-  </w:num>
-  <w:num w:numId="8">
-    <w:abstractNumId w:val="8"/>
-  </w:num>
-  <w:num w:numId="9">
-    <w:abstractNumId w:val="9"/>
-  </w:num>
-  <w:num w:numId="10">
-    <w:abstractNumId w:val="10"/>
-  </w:num>
-  <w:num w:numId="11">
-    <w:abstractNumId w:val="11"/>
-  </w:num>
-  <w:num w:numId="12">
-    <w:abstractNumId w:val="12"/>
-  </w:num>
-  <w:num w:numId="13">
-    <w:abstractNumId w:val="13"/>
-  </w:num>
-  <w:num w:numId="14">
-    <w:abstractNumId w:val="14"/>
-  </w:num>
-  <w:num w:numId="15">
-    <w:abstractNumId w:val="15"/>
-  </w:num>
-  <w:num w:numId="16">
-    <w:abstractNumId w:val="16"/>
+  <w:num w:numId="17" w16cid:durableId="2146581021">
+    <w:abstractNumId w:val="2"/>
   </w:num>
 </w:numbering>
 </file>
 
 <file path=word/styles.xml><?xml version="1.0" encoding="utf-8"?>
-<w:styles xmlns:mc="http://schemas.openxmlformats.org/markup-compatibility/2006" xmlns:o="urn:schemas-microsoft-com:office:office" xmlns:r="http://schemas.openxmlformats.org/officeDocument/2006/relationships" xmlns:m="http://schemas.openxmlformats.org/officeDocument/2006/math" xmlns:v="urn:schemas-microsoft-com:vml" xmlns:wp="http://schemas.openxmlformats.org/drawingml/2006/wordprocessingDrawing" xmlns:w10="urn:schemas-microsoft-com:office:word" xmlns:w="http://schemas.openxmlformats.org/wordprocessingml/2006/main" xmlns:wne="http://schemas.microsoft.com/office/word/2006/wordml" xmlns:sl="http://schemas.openxmlformats.org/schemaLibrary/2006/main" xmlns:a="http://schemas.openxmlformats.org/drawingml/2006/main" xmlns:pic="http://schemas.openxmlformats.org/drawingml/2006/picture" xmlns:c="http://schemas.openxmlformats.org/drawingml/2006/chart" xmlns:lc="http://schemas.openxmlformats.org/drawingml/2006/lockedCanvas" xmlns:dgm="http://schemas.openxmlformats.org/drawingml/2006/diagram" xmlns:wps="http://schemas.microsoft.com/office/word/2010/wordprocessingShape" xmlns:wpg="http://schemas.microsoft.com/office/word/2010/wordprocessingGroup" xmlns:w14="http://schemas.microsoft.com/office/word/2010/wordml" xmlns:w15="http://schemas.microsoft.com/office/word/2012/wordml" xmlns:w16="http://schemas.microsoft.com/office/word/2018/wordml" xmlns:w16cex="http://schemas.microsoft.com/office/word/2018/wordml/cex" xmlns:w16cid="http://schemas.microsoft.com/office/word/2016/wordml/cid" xmlns="http://schemas.microsoft.com/office/tasks/2019/documenttasks" xmlns:cr="http://schemas.microsoft.com/office/comments/2020/reactions">
+<w:styles xmlns:mc="http://schemas.openxmlformats.org/markup-compatibility/2006" xmlns:r="http://schemas.openxmlformats.org/officeDocument/2006/relationships" xmlns:w="http://schemas.openxmlformats.org/wordprocessingml/2006/main" xmlns:w14="http://schemas.microsoft.com/office/word/2010/wordml" xmlns:w15="http://schemas.microsoft.com/office/word/2012/wordml" xmlns:w16cex="http://schemas.microsoft.com/office/word/2018/wordml/cex" xmlns:w16cid="http://schemas.microsoft.com/office/word/2016/wordml/cid" xmlns:w16="http://schemas.microsoft.com/office/word/2018/wordml" xmlns:w16du="http://schemas.microsoft.com/office/word/2023/wordml/word16du" xmlns:w16sdtdh="http://schemas.microsoft.com/office/word/2020/wordml/sdtdatahash" xmlns:w16sdtfl="http://schemas.microsoft.com/office/word/2024/wordml/sdtformatlock" xmlns:w16se="http://schemas.microsoft.com/office/word/2015/wordml/symex" mc:Ignorable="w14 w15 w16se w16cid w16 w16cex w16sdtdh w16sdtfl w16du">
   <w:docDefaults>
     <w:rPrDefault>
       <w:rPr>
-        <w:rFonts w:ascii="Arial" w:cs="Arial" w:eastAsia="Arial" w:hAnsi="Arial"/>
+        <w:rFonts w:ascii="Arial" w:eastAsia="Arial" w:hAnsi="Arial" w:cs="Arial"/>
         <w:sz w:val="22"/>
         <w:szCs w:val="22"/>
-        <w:lang w:val="en"/>
+        <w:lang w:val="en" w:eastAsia="en-IN" w:bidi="ar-SA"/>
       </w:rPr>
     </w:rPrDefault>
     <w:pPrDefault>
@@ -5179,29 +6396,399 @@
       </w:pPr>
     </w:pPrDefault>
   </w:docDefaults>
-  <w:style w:type="table" w:styleId="TableNormal" w:default="1">
-    <w:name w:val="TableNormal"/>
-    <w:tblPr>
-      <w:tblCellMar>
-        <w:top w:w="100.0" w:type="dxa"/>
-        <w:left w:w="100.0" w:type="dxa"/>
-        <w:bottom w:w="100.0" w:type="dxa"/>
-        <w:right w:w="100.0" w:type="dxa"/>
-      </w:tblCellMar>
-    </w:tblPr>
-  </w:style>
-  <w:style w:type="paragraph" w:styleId="Normal" w:default="1">
-    <w:name w:val="normal"/>
+  <w:latentStyles w:defLockedState="0" w:defUIPriority="99" w:defSemiHidden="0" w:defUnhideWhenUsed="0" w:defQFormat="0" w:count="376">
+    <w:lsdException w:name="Normal" w:uiPriority="0" w:qFormat="1"/>
+    <w:lsdException w:name="heading 1" w:uiPriority="9" w:qFormat="1"/>
+    <w:lsdException w:name="heading 2" w:semiHidden="1" w:uiPriority="9" w:unhideWhenUsed="1" w:qFormat="1"/>
+    <w:lsdException w:name="heading 3" w:semiHidden="1" w:uiPriority="9" w:unhideWhenUsed="1" w:qFormat="1"/>
+    <w:lsdException w:name="heading 4" w:semiHidden="1" w:uiPriority="9" w:unhideWhenUsed="1" w:qFormat="1"/>
+    <w:lsdException w:name="heading 5" w:semiHidden="1" w:uiPriority="9" w:unhideWhenUsed="1" w:qFormat="1"/>
+    <w:lsdException w:name="heading 6" w:semiHidden="1" w:uiPriority="9" w:unhideWhenUsed="1" w:qFormat="1"/>
+    <w:lsdException w:name="heading 7" w:semiHidden="1" w:uiPriority="9" w:unhideWhenUsed="1" w:qFormat="1"/>
+    <w:lsdException w:name="heading 8" w:semiHidden="1" w:uiPriority="9" w:unhideWhenUsed="1" w:qFormat="1"/>
+    <w:lsdException w:name="heading 9" w:semiHidden="1" w:uiPriority="9" w:unhideWhenUsed="1" w:qFormat="1"/>
+    <w:lsdException w:name="index 1" w:semiHidden="1" w:unhideWhenUsed="1"/>
+    <w:lsdException w:name="index 2" w:semiHidden="1" w:unhideWhenUsed="1"/>
+    <w:lsdException w:name="index 3" w:semiHidden="1" w:unhideWhenUsed="1"/>
+    <w:lsdException w:name="index 4" w:semiHidden="1" w:unhideWhenUsed="1"/>
+    <w:lsdException w:name="index 5" w:semiHidden="1" w:unhideWhenUsed="1"/>
+    <w:lsdException w:name="index 6" w:semiHidden="1" w:unhideWhenUsed="1"/>
+    <w:lsdException w:name="index 7" w:semiHidden="1" w:unhideWhenUsed="1"/>
+    <w:lsdException w:name="index 8" w:semiHidden="1" w:unhideWhenUsed="1"/>
+    <w:lsdException w:name="index 9" w:semiHidden="1" w:unhideWhenUsed="1"/>
+    <w:lsdException w:name="toc 1" w:semiHidden="1" w:uiPriority="39" w:unhideWhenUsed="1"/>
+    <w:lsdException w:name="toc 2" w:semiHidden="1" w:uiPriority="39" w:unhideWhenUsed="1"/>
+    <w:lsdException w:name="toc 3" w:semiHidden="1" w:uiPriority="39" w:unhideWhenUsed="1"/>
+    <w:lsdException w:name="toc 4" w:semiHidden="1" w:uiPriority="39" w:unhideWhenUsed="1"/>
+    <w:lsdException w:name="toc 5" w:semiHidden="1" w:uiPriority="39" w:unhideWhenUsed="1"/>
+    <w:lsdException w:name="toc 6" w:semiHidden="1" w:uiPriority="39" w:unhideWhenUsed="1"/>
+    <w:lsdException w:name="toc 7" w:semiHidden="1" w:uiPriority="39" w:unhideWhenUsed="1"/>
+    <w:lsdException w:name="toc 8" w:semiHidden="1" w:uiPriority="39" w:unhideWhenUsed="1"/>
+    <w:lsdException w:name="toc 9" w:semiHidden="1" w:uiPriority="39" w:unhideWhenUsed="1"/>
+    <w:lsdException w:name="Normal Indent" w:semiHidden="1" w:unhideWhenUsed="1"/>
+    <w:lsdException w:name="footnote text" w:semiHidden="1" w:unhideWhenUsed="1"/>
+    <w:lsdException w:name="annotation text" w:semiHidden="1" w:unhideWhenUsed="1"/>
+    <w:lsdException w:name="header" w:semiHidden="1" w:unhideWhenUsed="1"/>
+    <w:lsdException w:name="footer" w:semiHidden="1" w:unhideWhenUsed="1"/>
+    <w:lsdException w:name="index heading" w:semiHidden="1" w:unhideWhenUsed="1"/>
+    <w:lsdException w:name="caption" w:semiHidden="1" w:uiPriority="35" w:unhideWhenUsed="1" w:qFormat="1"/>
+    <w:lsdException w:name="table of figures" w:semiHidden="1" w:unhideWhenUsed="1"/>
+    <w:lsdException w:name="envelope address" w:semiHidden="1" w:unhideWhenUsed="1"/>
+    <w:lsdException w:name="envelope return" w:semiHidden="1" w:unhideWhenUsed="1"/>
+    <w:lsdException w:name="footnote reference" w:semiHidden="1" w:unhideWhenUsed="1"/>
+    <w:lsdException w:name="annotation reference" w:semiHidden="1" w:unhideWhenUsed="1"/>
+    <w:lsdException w:name="line number" w:semiHidden="1" w:unhideWhenUsed="1"/>
+    <w:lsdException w:name="page number" w:semiHidden="1" w:unhideWhenUsed="1"/>
+    <w:lsdException w:name="endnote reference" w:semiHidden="1" w:unhideWhenUsed="1"/>
+    <w:lsdException w:name="endnote text" w:semiHidden="1" w:unhideWhenUsed="1"/>
+    <w:lsdException w:name="table of authorities" w:semiHidden="1" w:unhideWhenUsed="1"/>
+    <w:lsdException w:name="macro" w:semiHidden="1" w:unhideWhenUsed="1"/>
+    <w:lsdException w:name="toa heading" w:semiHidden="1" w:unhideWhenUsed="1"/>
+    <w:lsdException w:name="List" w:semiHidden="1" w:unhideWhenUsed="1"/>
+    <w:lsdException w:name="List Bullet" w:semiHidden="1" w:unhideWhenUsed="1"/>
+    <w:lsdException w:name="List Number" w:semiHidden="1" w:unhideWhenUsed="1"/>
+    <w:lsdException w:name="List 2" w:semiHidden="1" w:unhideWhenUsed="1"/>
+    <w:lsdException w:name="List 3" w:semiHidden="1" w:unhideWhenUsed="1"/>
+    <w:lsdException w:name="List 4" w:semiHidden="1" w:unhideWhenUsed="1"/>
+    <w:lsdException w:name="List 5" w:semiHidden="1" w:unhideWhenUsed="1"/>
+    <w:lsdException w:name="List Bullet 2" w:semiHidden="1" w:unhideWhenUsed="1"/>
+    <w:lsdException w:name="List Bullet 3" w:semiHidden="1" w:unhideWhenUsed="1"/>
+    <w:lsdException w:name="List Bullet 4" w:semiHidden="1" w:unhideWhenUsed="1"/>
+    <w:lsdException w:name="List Bullet 5" w:semiHidden="1" w:unhideWhenUsed="1"/>
+    <w:lsdException w:name="List Number 2" w:semiHidden="1" w:unhideWhenUsed="1"/>
+    <w:lsdException w:name="List Number 3" w:semiHidden="1" w:unhideWhenUsed="1"/>
+    <w:lsdException w:name="List Number 4" w:semiHidden="1" w:unhideWhenUsed="1"/>
+    <w:lsdException w:name="List Number 5" w:semiHidden="1" w:unhideWhenUsed="1"/>
+    <w:lsdException w:name="Title" w:uiPriority="10" w:qFormat="1"/>
+    <w:lsdException w:name="Closing" w:semiHidden="1" w:unhideWhenUsed="1"/>
+    <w:lsdException w:name="Signature" w:semiHidden="1" w:unhideWhenUsed="1"/>
+    <w:lsdException w:name="Default Paragraph Font" w:semiHidden="1" w:uiPriority="1" w:unhideWhenUsed="1"/>
+    <w:lsdException w:name="Body Text" w:semiHidden="1" w:unhideWhenUsed="1"/>
+    <w:lsdException w:name="Body Text Indent" w:semiHidden="1" w:unhideWhenUsed="1"/>
+    <w:lsdException w:name="List Continue" w:semiHidden="1" w:unhideWhenUsed="1"/>
+    <w:lsdException w:name="List Continue 2" w:semiHidden="1" w:unhideWhenUsed="1"/>
+    <w:lsdException w:name="List Continue 3" w:semiHidden="1" w:unhideWhenUsed="1"/>
+    <w:lsdException w:name="List Continue 4" w:semiHidden="1" w:unhideWhenUsed="1"/>
+    <w:lsdException w:name="List Continue 5" w:semiHidden="1" w:unhideWhenUsed="1"/>
+    <w:lsdException w:name="Message Header" w:semiHidden="1" w:unhideWhenUsed="1"/>
+    <w:lsdException w:name="Subtitle" w:uiPriority="11" w:qFormat="1"/>
+    <w:lsdException w:name="Salutation" w:semiHidden="1" w:unhideWhenUsed="1"/>
+    <w:lsdException w:name="Date" w:semiHidden="1" w:unhideWhenUsed="1"/>
+    <w:lsdException w:name="Body Text First Indent" w:semiHidden="1" w:unhideWhenUsed="1"/>
+    <w:lsdException w:name="Body Text First Indent 2" w:semiHidden="1" w:unhideWhenUsed="1"/>
+    <w:lsdException w:name="Note Heading" w:semiHidden="1" w:unhideWhenUsed="1"/>
+    <w:lsdException w:name="Body Text 2" w:semiHidden="1" w:unhideWhenUsed="1"/>
+    <w:lsdException w:name="Body Text 3" w:semiHidden="1" w:unhideWhenUsed="1"/>
+    <w:lsdException w:name="Body Text Indent 2" w:semiHidden="1" w:unhideWhenUsed="1"/>
+    <w:lsdException w:name="Body Text Indent 3" w:semiHidden="1" w:unhideWhenUsed="1"/>
+    <w:lsdException w:name="Block Text" w:semiHidden="1" w:unhideWhenUsed="1"/>
+    <w:lsdException w:name="Hyperlink" w:semiHidden="1" w:unhideWhenUsed="1"/>
+    <w:lsdException w:name="FollowedHyperlink" w:semiHidden="1" w:unhideWhenUsed="1"/>
+    <w:lsdException w:name="Strong" w:uiPriority="22" w:qFormat="1"/>
+    <w:lsdException w:name="Emphasis" w:uiPriority="20" w:qFormat="1"/>
+    <w:lsdException w:name="Document Map" w:semiHidden="1" w:unhideWhenUsed="1"/>
+    <w:lsdException w:name="Plain Text" w:semiHidden="1" w:unhideWhenUsed="1"/>
+    <w:lsdException w:name="E-mail Signature" w:semiHidden="1" w:unhideWhenUsed="1"/>
+    <w:lsdException w:name="HTML Top of Form" w:semiHidden="1" w:unhideWhenUsed="1"/>
+    <w:lsdException w:name="HTML Bottom of Form" w:semiHidden="1" w:unhideWhenUsed="1"/>
+    <w:lsdException w:name="Normal (Web)" w:semiHidden="1" w:unhideWhenUsed="1"/>
+    <w:lsdException w:name="HTML Acronym" w:semiHidden="1" w:unhideWhenUsed="1"/>
+    <w:lsdException w:name="HTML Address" w:semiHidden="1" w:unhideWhenUsed="1"/>
+    <w:lsdException w:name="HTML Cite" w:semiHidden="1" w:unhideWhenUsed="1"/>
+    <w:lsdException w:name="HTML Code" w:semiHidden="1" w:unhideWhenUsed="1"/>
+    <w:lsdException w:name="HTML Definition" w:semiHidden="1" w:unhideWhenUsed="1"/>
+    <w:lsdException w:name="HTML Keyboard" w:semiHidden="1" w:unhideWhenUsed="1"/>
+    <w:lsdException w:name="HTML Preformatted" w:semiHidden="1" w:unhideWhenUsed="1"/>
+    <w:lsdException w:name="HTML Sample" w:semiHidden="1" w:unhideWhenUsed="1"/>
+    <w:lsdException w:name="HTML Typewriter" w:semiHidden="1" w:unhideWhenUsed="1"/>
+    <w:lsdException w:name="HTML Variable" w:semiHidden="1" w:unhideWhenUsed="1"/>
+    <w:lsdException w:name="Normal Table" w:semiHidden="1" w:unhideWhenUsed="1"/>
+    <w:lsdException w:name="annotation subject" w:semiHidden="1" w:unhideWhenUsed="1"/>
+    <w:lsdException w:name="No List" w:semiHidden="1" w:unhideWhenUsed="1"/>
+    <w:lsdException w:name="Outline List 1" w:semiHidden="1" w:unhideWhenUsed="1"/>
+    <w:lsdException w:name="Outline List 2" w:semiHidden="1" w:unhideWhenUsed="1"/>
+    <w:lsdException w:name="Outline List 3" w:semiHidden="1" w:unhideWhenUsed="1"/>
+    <w:lsdException w:name="Table Simple 1" w:semiHidden="1" w:unhideWhenUsed="1"/>
+    <w:lsdException w:name="Table Simple 2" w:semiHidden="1" w:unhideWhenUsed="1"/>
+    <w:lsdException w:name="Table Simple 3" w:semiHidden="1" w:unhideWhenUsed="1"/>
+    <w:lsdException w:name="Table Classic 1" w:semiHidden="1" w:unhideWhenUsed="1"/>
+    <w:lsdException w:name="Table Classic 2" w:semiHidden="1" w:unhideWhenUsed="1"/>
+    <w:lsdException w:name="Table Classic 3" w:semiHidden="1" w:unhideWhenUsed="1"/>
+    <w:lsdException w:name="Table Classic 4" w:semiHidden="1" w:unhideWhenUsed="1"/>
+    <w:lsdException w:name="Table Colorful 1" w:semiHidden="1" w:unhideWhenUsed="1"/>
+    <w:lsdException w:name="Table Colorful 2" w:semiHidden="1" w:unhideWhenUsed="1"/>
+    <w:lsdException w:name="Table Colorful 3" w:semiHidden="1" w:unhideWhenUsed="1"/>
+    <w:lsdException w:name="Table Columns 1" w:semiHidden="1" w:unhideWhenUsed="1"/>
+    <w:lsdException w:name="Table Columns 2" w:semiHidden="1" w:unhideWhenUsed="1"/>
+    <w:lsdException w:name="Table Columns 3" w:semiHidden="1" w:unhideWhenUsed="1"/>
+    <w:lsdException w:name="Table Columns 4" w:semiHidden="1" w:unhideWhenUsed="1"/>
+    <w:lsdException w:name="Table Columns 5" w:semiHidden="1" w:unhideWhenUsed="1"/>
+    <w:lsdException w:name="Table Grid 1" w:semiHidden="1" w:unhideWhenUsed="1"/>
+    <w:lsdException w:name="Table Grid 2" w:semiHidden="1" w:unhideWhenUsed="1"/>
+    <w:lsdException w:name="Table Grid 3" w:semiHidden="1" w:unhideWhenUsed="1"/>
+    <w:lsdException w:name="Table Grid 4" w:semiHidden="1" w:unhideWhenUsed="1"/>
+    <w:lsdException w:name="Table Grid 5" w:semiHidden="1" w:unhideWhenUsed="1"/>
+    <w:lsdException w:name="Table Grid 6" w:semiHidden="1" w:unhideWhenUsed="1"/>
+    <w:lsdException w:name="Table Grid 7" w:semiHidden="1" w:unhideWhenUsed="1"/>
+    <w:lsdException w:name="Table Grid 8" w:semiHidden="1" w:unhideWhenUsed="1"/>
+    <w:lsdException w:name="Table List 1" w:semiHidden="1" w:unhideWhenUsed="1"/>
+    <w:lsdException w:name="Table List 2" w:semiHidden="1" w:unhideWhenUsed="1"/>
+    <w:lsdException w:name="Table List 3" w:semiHidden="1" w:unhideWhenUsed="1"/>
+    <w:lsdException w:name="Table List 4" w:semiHidden="1" w:unhideWhenUsed="1"/>
+    <w:lsdException w:name="Table List 5" w:semiHidden="1" w:unhideWhenUsed="1"/>
+    <w:lsdException w:name="Table List 6" w:semiHidden="1" w:unhideWhenUsed="1"/>
+    <w:lsdException w:name="Table List 7" w:semiHidden="1" w:unhideWhenUsed="1"/>
+    <w:lsdException w:name="Table List 8" w:semiHidden="1" w:unhideWhenUsed="1"/>
+    <w:lsdException w:name="Table 3D effects 1" w:semiHidden="1" w:unhideWhenUsed="1"/>
+    <w:lsdException w:name="Table 3D effects 2" w:semiHidden="1" w:unhideWhenUsed="1"/>
+    <w:lsdException w:name="Table 3D effects 3" w:semiHidden="1" w:unhideWhenUsed="1"/>
+    <w:lsdException w:name="Table Contemporary" w:semiHidden="1" w:unhideWhenUsed="1"/>
+    <w:lsdException w:name="Table Elegant" w:semiHidden="1" w:unhideWhenUsed="1"/>
+    <w:lsdException w:name="Table Professional" w:semiHidden="1" w:unhideWhenUsed="1"/>
+    <w:lsdException w:name="Table Subtle 1" w:semiHidden="1" w:unhideWhenUsed="1"/>
+    <w:lsdException w:name="Table Subtle 2" w:semiHidden="1" w:unhideWhenUsed="1"/>
+    <w:lsdException w:name="Table Web 1" w:semiHidden="1" w:unhideWhenUsed="1"/>
+    <w:lsdException w:name="Table Web 2" w:semiHidden="1" w:unhideWhenUsed="1"/>
+    <w:lsdException w:name="Table Web 3" w:semiHidden="1" w:unhideWhenUsed="1"/>
+    <w:lsdException w:name="Balloon Text" w:semiHidden="1" w:unhideWhenUsed="1"/>
+    <w:lsdException w:name="Table Grid" w:uiPriority="39"/>
+    <w:lsdException w:name="Table Theme" w:semiHidden="1" w:unhideWhenUsed="1"/>
+    <w:lsdException w:name="Placeholder Text" w:semiHidden="1"/>
+    <w:lsdException w:name="No Spacing" w:uiPriority="1" w:qFormat="1"/>
+    <w:lsdException w:name="Light Shading" w:uiPriority="60"/>
+    <w:lsdException w:name="Light List" w:uiPriority="61"/>
+    <w:lsdException w:name="Light Grid" w:uiPriority="62"/>
+    <w:lsdException w:name="Medium Shading 1" w:uiPriority="63"/>
+    <w:lsdException w:name="Medium Shading 2" w:uiPriority="64"/>
+    <w:lsdException w:name="Medium List 1" w:uiPriority="65"/>
+    <w:lsdException w:name="Medium List 2" w:uiPriority="66"/>
+    <w:lsdException w:name="Medium Grid 1" w:uiPriority="67"/>
+    <w:lsdException w:name="Medium Grid 2" w:uiPriority="68"/>
+    <w:lsdException w:name="Medium Grid 3" w:uiPriority="69"/>
+    <w:lsdException w:name="Dark List" w:uiPriority="70"/>
+    <w:lsdException w:name="Colorful Shading" w:uiPriority="71"/>
+    <w:lsdException w:name="Colorful List" w:uiPriority="72"/>
+    <w:lsdException w:name="Colorful Grid" w:uiPriority="73"/>
+    <w:lsdException w:name="Light Shading Accent 1" w:uiPriority="60"/>
+    <w:lsdException w:name="Light List Accent 1" w:uiPriority="61"/>
+    <w:lsdException w:name="Light Grid Accent 1" w:uiPriority="62"/>
+    <w:lsdException w:name="Medium Shading 1 Accent 1" w:uiPriority="63"/>
+    <w:lsdException w:name="Medium Shading 2 Accent 1" w:uiPriority="64"/>
+    <w:lsdException w:name="Medium List 1 Accent 1" w:uiPriority="65"/>
+    <w:lsdException w:name="Revision" w:semiHidden="1"/>
+    <w:lsdException w:name="List Paragraph" w:uiPriority="34" w:qFormat="1"/>
+    <w:lsdException w:name="Quote" w:uiPriority="29" w:qFormat="1"/>
+    <w:lsdException w:name="Intense Quote" w:uiPriority="30" w:qFormat="1"/>
+    <w:lsdException w:name="Medium List 2 Accent 1" w:uiPriority="66"/>
+    <w:lsdException w:name="Medium Grid 1 Accent 1" w:uiPriority="67"/>
+    <w:lsdException w:name="Medium Grid 2 Accent 1" w:uiPriority="68"/>
+    <w:lsdException w:name="Medium Grid 3 Accent 1" w:uiPriority="69"/>
+    <w:lsdException w:name="Dark List Accent 1" w:uiPriority="70"/>
+    <w:lsdException w:name="Colorful Shading Accent 1" w:uiPriority="71"/>
+    <w:lsdException w:name="Colorful List Accent 1" w:uiPriority="72"/>
+    <w:lsdException w:name="Colorful Grid Accent 1" w:uiPriority="73"/>
+    <w:lsdException w:name="Light Shading Accent 2" w:uiPriority="60"/>
+    <w:lsdException w:name="Light List Accent 2" w:uiPriority="61"/>
+    <w:lsdException w:name="Light Grid Accent 2" w:uiPriority="62"/>
+    <w:lsdException w:name="Medium Shading 1 Accent 2" w:uiPriority="63"/>
+    <w:lsdException w:name="Medium Shading 2 Accent 2" w:uiPriority="64"/>
+    <w:lsdException w:name="Medium List 1 Accent 2" w:uiPriority="65"/>
+    <w:lsdException w:name="Medium List 2 Accent 2" w:uiPriority="66"/>
+    <w:lsdException w:name="Medium Grid 1 Accent 2" w:uiPriority="67"/>
+    <w:lsdException w:name="Medium Grid 2 Accent 2" w:uiPriority="68"/>
+    <w:lsdException w:name="Medium Grid 3 Accent 2" w:uiPriority="69"/>
+    <w:lsdException w:name="Dark List Accent 2" w:uiPriority="70"/>
+    <w:lsdException w:name="Colorful Shading Accent 2" w:uiPriority="71"/>
+    <w:lsdException w:name="Colorful List Accent 2" w:uiPriority="72"/>
+    <w:lsdException w:name="Colorful Grid Accent 2" w:uiPriority="73"/>
+    <w:lsdException w:name="Light Shading Accent 3" w:uiPriority="60"/>
+    <w:lsdException w:name="Light List Accent 3" w:uiPriority="61"/>
+    <w:lsdException w:name="Light Grid Accent 3" w:uiPriority="62"/>
+    <w:lsdException w:name="Medium Shading 1 Accent 3" w:uiPriority="63"/>
+    <w:lsdException w:name="Medium Shading 2 Accent 3" w:uiPriority="64"/>
+    <w:lsdException w:name="Medium List 1 Accent 3" w:uiPriority="65"/>
+    <w:lsdException w:name="Medium List 2 Accent 3" w:uiPriority="66"/>
+    <w:lsdException w:name="Medium Grid 1 Accent 3" w:uiPriority="67"/>
+    <w:lsdException w:name="Medium Grid 2 Accent 3" w:uiPriority="68"/>
+    <w:lsdException w:name="Medium Grid 3 Accent 3" w:uiPriority="69"/>
+    <w:lsdException w:name="Dark List Accent 3" w:uiPriority="70"/>
+    <w:lsdException w:name="Colorful Shading Accent 3" w:uiPriority="71"/>
+    <w:lsdException w:name="Colorful List Accent 3" w:uiPriority="72"/>
+    <w:lsdException w:name="Colorful Grid Accent 3" w:uiPriority="73"/>
+    <w:lsdException w:name="Light Shading Accent 4" w:uiPriority="60"/>
+    <w:lsdException w:name="Light List Accent 4" w:uiPriority="61"/>
+    <w:lsdException w:name="Light Grid Accent 4" w:uiPriority="62"/>
+    <w:lsdException w:name="Medium Shading 1 Accent 4" w:uiPriority="63"/>
+    <w:lsdException w:name="Medium Shading 2 Accent 4" w:uiPriority="64"/>
+    <w:lsdException w:name="Medium List 1 Accent 4" w:uiPriority="65"/>
+    <w:lsdException w:name="Medium List 2 Accent 4" w:uiPriority="66"/>
+    <w:lsdException w:name="Medium Grid 1 Accent 4" w:uiPriority="67"/>
+    <w:lsdException w:name="Medium Grid 2 Accent 4" w:uiPriority="68"/>
+    <w:lsdException w:name="Medium Grid 3 Accent 4" w:uiPriority="69"/>
+    <w:lsdException w:name="Dark List Accent 4" w:uiPriority="70"/>
+    <w:lsdException w:name="Colorful Shading Accent 4" w:uiPriority="71"/>
+    <w:lsdException w:name="Colorful List Accent 4" w:uiPriority="72"/>
+    <w:lsdException w:name="Colorful Grid Accent 4" w:uiPriority="73"/>
+    <w:lsdException w:name="Light Shading Accent 5" w:uiPriority="60"/>
+    <w:lsdException w:name="Light List Accent 5" w:uiPriority="61"/>
+    <w:lsdException w:name="Light Grid Accent 5" w:uiPriority="62"/>
+    <w:lsdException w:name="Medium Shading 1 Accent 5" w:uiPriority="63"/>
+    <w:lsdException w:name="Medium Shading 2 Accent 5" w:uiPriority="64"/>
+    <w:lsdException w:name="Medium List 1 Accent 5" w:uiPriority="65"/>
+    <w:lsdException w:name="Medium List 2 Accent 5" w:uiPriority="66"/>
+    <w:lsdException w:name="Medium Grid 1 Accent 5" w:uiPriority="67"/>
+    <w:lsdException w:name="Medium Grid 2 Accent 5" w:uiPriority="68"/>
+    <w:lsdException w:name="Medium Grid 3 Accent 5" w:uiPriority="69"/>
+    <w:lsdException w:name="Dark List Accent 5" w:uiPriority="70"/>
+    <w:lsdException w:name="Colorful Shading Accent 5" w:uiPriority="71"/>
+    <w:lsdException w:name="Colorful List Accent 5" w:uiPriority="72"/>
+    <w:lsdException w:name="Colorful Grid Accent 5" w:uiPriority="73"/>
+    <w:lsdException w:name="Light Shading Accent 6" w:uiPriority="60"/>
+    <w:lsdException w:name="Light List Accent 6" w:uiPriority="61"/>
+    <w:lsdException w:name="Light Grid Accent 6" w:uiPriority="62"/>
+    <w:lsdException w:name="Medium Shading 1 Accent 6" w:uiPriority="63"/>
+    <w:lsdException w:name="Medium Shading 2 Accent 6" w:uiPriority="64"/>
+    <w:lsdException w:name="Medium List 1 Accent 6" w:uiPriority="65"/>
+    <w:lsdException w:name="Medium List 2 Accent 6" w:uiPriority="66"/>
+    <w:lsdException w:name="Medium Grid 1 Accent 6" w:uiPriority="67"/>
+    <w:lsdException w:name="Medium Grid 2 Accent 6" w:uiPriority="68"/>
+    <w:lsdException w:name="Medium Grid 3 Accent 6" w:uiPriority="69"/>
+    <w:lsdException w:name="Dark List Accent 6" w:uiPriority="70"/>
+    <w:lsdException w:name="Colorful Shading Accent 6" w:uiPriority="71"/>
+    <w:lsdException w:name="Colorful List Accent 6" w:uiPriority="72"/>
+    <w:lsdException w:name="Colorful Grid Accent 6" w:uiPriority="73"/>
+    <w:lsdException w:name="Subtle Emphasis" w:uiPriority="19" w:qFormat="1"/>
+    <w:lsdException w:name="Intense Emphasis" w:uiPriority="21" w:qFormat="1"/>
+    <w:lsdException w:name="Subtle Reference" w:uiPriority="31" w:qFormat="1"/>
+    <w:lsdException w:name="Intense Reference" w:uiPriority="32" w:qFormat="1"/>
+    <w:lsdException w:name="Book Title" w:uiPriority="33" w:qFormat="1"/>
+    <w:lsdException w:name="Bibliography" w:semiHidden="1" w:uiPriority="37" w:unhideWhenUsed="1"/>
+    <w:lsdException w:name="TOC Heading" w:semiHidden="1" w:uiPriority="39" w:unhideWhenUsed="1" w:qFormat="1"/>
+    <w:lsdException w:name="Plain Table 1" w:uiPriority="41"/>
+    <w:lsdException w:name="Plain Table 2" w:uiPriority="42"/>
+    <w:lsdException w:name="Plain Table 3" w:uiPriority="43"/>
+    <w:lsdException w:name="Plain Table 4" w:uiPriority="44"/>
+    <w:lsdException w:name="Plain Table 5" w:uiPriority="45"/>
+    <w:lsdException w:name="Grid Table Light" w:uiPriority="40"/>
+    <w:lsdException w:name="Grid Table 1 Light" w:uiPriority="46"/>
+    <w:lsdException w:name="Grid Table 2" w:uiPriority="47"/>
+    <w:lsdException w:name="Grid Table 3" w:uiPriority="48"/>
+    <w:lsdException w:name="Grid Table 4" w:uiPriority="49"/>
+    <w:lsdException w:name="Grid Table 5 Dark" w:uiPriority="50"/>
+    <w:lsdException w:name="Grid Table 6 Colorful" w:uiPriority="51"/>
+    <w:lsdException w:name="Grid Table 7 Colorful" w:uiPriority="52"/>
+    <w:lsdException w:name="Grid Table 1 Light Accent 1" w:uiPriority="46"/>
+    <w:lsdException w:name="Grid Table 2 Accent 1" w:uiPriority="47"/>
+    <w:lsdException w:name="Grid Table 3 Accent 1" w:uiPriority="48"/>
+    <w:lsdException w:name="Grid Table 4 Accent 1" w:uiPriority="49"/>
+    <w:lsdException w:name="Grid Table 5 Dark Accent 1" w:uiPriority="50"/>
+    <w:lsdException w:name="Grid Table 6 Colorful Accent 1" w:uiPriority="51"/>
+    <w:lsdException w:name="Grid Table 7 Colorful Accent 1" w:uiPriority="52"/>
+    <w:lsdException w:name="Grid Table 1 Light Accent 2" w:uiPriority="46"/>
+    <w:lsdException w:name="Grid Table 2 Accent 2" w:uiPriority="47"/>
+    <w:lsdException w:name="Grid Table 3 Accent 2" w:uiPriority="48"/>
+    <w:lsdException w:name="Grid Table 4 Accent 2" w:uiPriority="49"/>
+    <w:lsdException w:name="Grid Table 5 Dark Accent 2" w:uiPriority="50"/>
+    <w:lsdException w:name="Grid Table 6 Colorful Accent 2" w:uiPriority="51"/>
+    <w:lsdException w:name="Grid Table 7 Colorful Accent 2" w:uiPriority="52"/>
+    <w:lsdException w:name="Grid Table 1 Light Accent 3" w:uiPriority="46"/>
+    <w:lsdException w:name="Grid Table 2 Accent 3" w:uiPriority="47"/>
+    <w:lsdException w:name="Grid Table 3 Accent 3" w:uiPriority="48"/>
+    <w:lsdException w:name="Grid Table 4 Accent 3" w:uiPriority="49"/>
+    <w:lsdException w:name="Grid Table 5 Dark Accent 3" w:uiPriority="50"/>
+    <w:lsdException w:name="Grid Table 6 Colorful Accent 3" w:uiPriority="51"/>
+    <w:lsdException w:name="Grid Table 7 Colorful Accent 3" w:uiPriority="52"/>
+    <w:lsdException w:name="Grid Table 1 Light Accent 4" w:uiPriority="46"/>
+    <w:lsdException w:name="Grid Table 2 Accent 4" w:uiPriority="47"/>
+    <w:lsdException w:name="Grid Table 3 Accent 4" w:uiPriority="48"/>
+    <w:lsdException w:name="Grid Table 4 Accent 4" w:uiPriority="49"/>
+    <w:lsdException w:name="Grid Table 5 Dark Accent 4" w:uiPriority="50"/>
+    <w:lsdException w:name="Grid Table 6 Colorful Accent 4" w:uiPriority="51"/>
+    <w:lsdException w:name="Grid Table 7 Colorful Accent 4" w:uiPriority="52"/>
+    <w:lsdException w:name="Grid Table 1 Light Accent 5" w:uiPriority="46"/>
+    <w:lsdException w:name="Grid Table 2 Accent 5" w:uiPriority="47"/>
+    <w:lsdException w:name="Grid Table 3 Accent 5" w:uiPriority="48"/>
+    <w:lsdException w:name="Grid Table 4 Accent 5" w:uiPriority="49"/>
+    <w:lsdException w:name="Grid Table 5 Dark Accent 5" w:uiPriority="50"/>
+    <w:lsdException w:name="Grid Table 6 Colorful Accent 5" w:uiPriority="51"/>
+    <w:lsdException w:name="Grid Table 7 Colorful Accent 5" w:uiPriority="52"/>
+    <w:lsdException w:name="Grid Table 1 Light Accent 6" w:uiPriority="46"/>
+    <w:lsdException w:name="Grid Table 2 Accent 6" w:uiPriority="47"/>
+    <w:lsdException w:name="Grid Table 3 Accent 6" w:uiPriority="48"/>
+    <w:lsdException w:name="Grid Table 4 Accent 6" w:uiPriority="49"/>
+    <w:lsdException w:name="Grid Table 5 Dark Accent 6" w:uiPriority="50"/>
+    <w:lsdException w:name="Grid Table 6 Colorful Accent 6" w:uiPriority="51"/>
+    <w:lsdException w:name="Grid Table 7 Colorful Accent 6" w:uiPriority="52"/>
+    <w:lsdException w:name="List Table 1 Light" w:uiPriority="46"/>
+    <w:lsdException w:name="List Table 2" w:uiPriority="47"/>
+    <w:lsdException w:name="List Table 3" w:uiPriority="48"/>
+    <w:lsdException w:name="List Table 4" w:uiPriority="49"/>
+    <w:lsdException w:name="List Table 5 Dark" w:uiPriority="50"/>
+    <w:lsdException w:name="List Table 6 Colorful" w:uiPriority="51"/>
+    <w:lsdException w:name="List Table 7 Colorful" w:uiPriority="52"/>
+    <w:lsdException w:name="List Table 1 Light Accent 1" w:uiPriority="46"/>
+    <w:lsdException w:name="List Table 2 Accent 1" w:uiPriority="47"/>
+    <w:lsdException w:name="List Table 3 Accent 1" w:uiPriority="48"/>
+    <w:lsdException w:name="List Table 4 Accent 1" w:uiPriority="49"/>
+    <w:lsdException w:name="List Table 5 Dark Accent 1" w:uiPriority="50"/>
+    <w:lsdException w:name="List Table 6 Colorful Accent 1" w:uiPriority="51"/>
+    <w:lsdException w:name="List Table 7 Colorful Accent 1" w:uiPriority="52"/>
+    <w:lsdException w:name="List Table 1 Light Accent 2" w:uiPriority="46"/>
+    <w:lsdException w:name="List Table 2 Accent 2" w:uiPriority="47"/>
+    <w:lsdException w:name="List Table 3 Accent 2" w:uiPriority="48"/>
+    <w:lsdException w:name="List Table 4 Accent 2" w:uiPriority="49"/>
+    <w:lsdException w:name="List Table 5 Dark Accent 2" w:uiPriority="50"/>
+    <w:lsdException w:name="List Table 6 Colorful Accent 2" w:uiPriority="51"/>
+    <w:lsdException w:name="List Table 7 Colorful Accent 2" w:uiPriority="52"/>
+    <w:lsdException w:name="List Table 1 Light Accent 3" w:uiPriority="46"/>
+    <w:lsdException w:name="List Table 2 Accent 3" w:uiPriority="47"/>
+    <w:lsdException w:name="List Table 3 Accent 3" w:uiPriority="48"/>
+    <w:lsdException w:name="List Table 4 Accent 3" w:uiPriority="49"/>
+    <w:lsdException w:name="List Table 5 Dark Accent 3" w:uiPriority="50"/>
+    <w:lsdException w:name="List Table 6 Colorful Accent 3" w:uiPriority="51"/>
+    <w:lsdException w:name="List Table 7 Colorful Accent 3" w:uiPriority="52"/>
+    <w:lsdException w:name="List Table 1 Light Accent 4" w:uiPriority="46"/>
+    <w:lsdException w:name="List Table 2 Accent 4" w:uiPriority="47"/>
+    <w:lsdException w:name="List Table 3 Accent 4" w:uiPriority="48"/>
+    <w:lsdException w:name="List Table 4 Accent 4" w:uiPriority="49"/>
+    <w:lsdException w:name="List Table 5 Dark Accent 4" w:uiPriority="50"/>
+    <w:lsdException w:name="List Table 6 Colorful Accent 4" w:uiPriority="51"/>
+    <w:lsdException w:name="List Table 7 Colorful Accent 4" w:uiPriority="52"/>
+    <w:lsdException w:name="List Table 1 Light Accent 5" w:uiPriority="46"/>
+    <w:lsdException w:name="List Table 2 Accent 5" w:uiPriority="47"/>
+    <w:lsdException w:name="List Table 3 Accent 5" w:uiPriority="48"/>
+    <w:lsdException w:name="List Table 4 Accent 5" w:uiPriority="49"/>
+    <w:lsdException w:name="List Table 5 Dark Accent 5" w:uiPriority="50"/>
+    <w:lsdException w:name="List Table 6 Colorful Accent 5" w:uiPriority="51"/>
+    <w:lsdException w:name="List Table 7 Colorful Accent 5" w:uiPriority="52"/>
+    <w:lsdException w:name="List Table 1 Light Accent 6" w:uiPriority="46"/>
+    <w:lsdException w:name="List Table 2 Accent 6" w:uiPriority="47"/>
+    <w:lsdException w:name="List Table 3 Accent 6" w:uiPriority="48"/>
+    <w:lsdException w:name="List Table 4 Accent 6" w:uiPriority="49"/>
+    <w:lsdException w:name="List Table 5 Dark Accent 6" w:uiPriority="50"/>
+    <w:lsdException w:name="List Table 6 Colorful Accent 6" w:uiPriority="51"/>
+    <w:lsdException w:name="List Table 7 Colorful Accent 6" w:uiPriority="52"/>
+    <w:lsdException w:name="Mention" w:semiHidden="1" w:unhideWhenUsed="1"/>
+    <w:lsdException w:name="Smart Hyperlink" w:semiHidden="1" w:unhideWhenUsed="1"/>
+    <w:lsdException w:name="Hashtag" w:semiHidden="1" w:unhideWhenUsed="1"/>
+    <w:lsdException w:name="Unresolved Mention" w:semiHidden="1" w:unhideWhenUsed="1"/>
+    <w:lsdException w:name="Smart Link" w:semiHidden="1" w:unhideWhenUsed="1"/>
+  </w:latentStyles>
+  <w:style w:type="paragraph" w:default="1" w:styleId="Normal">
+    <w:name w:val="Normal"/>
+    <w:qFormat/>
   </w:style>
   <w:style w:type="paragraph" w:styleId="Heading1">
     <w:name w:val="heading 1"/>
     <w:basedOn w:val="Normal"/>
     <w:next w:val="Normal"/>
+    <w:uiPriority w:val="9"/>
+    <w:qFormat/>
     <w:pPr>
-      <w:keepNext w:val="1"/>
-      <w:keepLines w:val="1"/>
-      <w:pageBreakBefore w:val="0"/>
-      <w:spacing w:after="120" w:before="400" w:lineRule="auto"/>
+      <w:keepNext/>
+      <w:keepLines/>
+      <w:spacing w:before="400" w:after="120"/>
+      <w:outlineLvl w:val="0"/>
     </w:pPr>
     <w:rPr>
       <w:sz w:val="40"/>
@@ -5212,15 +6799,16 @@
     <w:name w:val="heading 2"/>
     <w:basedOn w:val="Normal"/>
     <w:next w:val="Normal"/>
+    <w:uiPriority w:val="9"/>
+    <w:unhideWhenUsed/>
+    <w:qFormat/>
     <w:pPr>
-      <w:keepNext w:val="1"/>
-      <w:keepLines w:val="1"/>
-      <w:pageBreakBefore w:val="0"/>
-      <w:spacing w:after="120" w:before="360" w:lineRule="auto"/>
+      <w:keepNext/>
+      <w:keepLines/>
+      <w:spacing w:before="360" w:after="120"/>
+      <w:outlineLvl w:val="1"/>
     </w:pPr>
     <w:rPr>
-      <w:b w:val="0"/>
-      <w:bCs w:val="0"/>
       <w:sz w:val="32"/>
       <w:szCs w:val="32"/>
     </w:rPr>
@@ -5229,15 +6817,16 @@
     <w:name w:val="heading 3"/>
     <w:basedOn w:val="Normal"/>
     <w:next w:val="Normal"/>
+    <w:uiPriority w:val="9"/>
+    <w:unhideWhenUsed/>
+    <w:qFormat/>
     <w:pPr>
-      <w:keepNext w:val="1"/>
-      <w:keepLines w:val="1"/>
-      <w:pageBreakBefore w:val="0"/>
-      <w:spacing w:after="80" w:before="320" w:lineRule="auto"/>
+      <w:keepNext/>
+      <w:keepLines/>
+      <w:spacing w:before="320" w:after="80"/>
+      <w:outlineLvl w:val="2"/>
     </w:pPr>
     <w:rPr>
-      <w:b w:val="0"/>
-      <w:bCs w:val="0"/>
       <w:color w:val="434343"/>
       <w:sz w:val="28"/>
       <w:szCs w:val="28"/>
@@ -5247,11 +6836,15 @@
     <w:name w:val="heading 4"/>
     <w:basedOn w:val="Normal"/>
     <w:next w:val="Normal"/>
+    <w:uiPriority w:val="9"/>
+    <w:semiHidden/>
+    <w:unhideWhenUsed/>
+    <w:qFormat/>
     <w:pPr>
-      <w:keepNext w:val="1"/>
-      <w:keepLines w:val="1"/>
-      <w:pageBreakBefore w:val="0"/>
-      <w:spacing w:after="80" w:before="280" w:lineRule="auto"/>
+      <w:keepNext/>
+      <w:keepLines/>
+      <w:spacing w:before="280" w:after="80"/>
+      <w:outlineLvl w:val="3"/>
     </w:pPr>
     <w:rPr>
       <w:color w:val="666666"/>
@@ -5263,45 +6856,88 @@
     <w:name w:val="heading 5"/>
     <w:basedOn w:val="Normal"/>
     <w:next w:val="Normal"/>
+    <w:uiPriority w:val="9"/>
+    <w:semiHidden/>
+    <w:unhideWhenUsed/>
+    <w:qFormat/>
     <w:pPr>
-      <w:keepNext w:val="1"/>
-      <w:keepLines w:val="1"/>
-      <w:pageBreakBefore w:val="0"/>
-      <w:spacing w:after="80" w:before="240" w:lineRule="auto"/>
+      <w:keepNext/>
+      <w:keepLines/>
+      <w:spacing w:before="240" w:after="80"/>
+      <w:outlineLvl w:val="4"/>
     </w:pPr>
     <w:rPr>
       <w:color w:val="666666"/>
-      <w:sz w:val="22"/>
-      <w:szCs w:val="22"/>
     </w:rPr>
   </w:style>
   <w:style w:type="paragraph" w:styleId="Heading6">
     <w:name w:val="heading 6"/>
     <w:basedOn w:val="Normal"/>
     <w:next w:val="Normal"/>
+    <w:uiPriority w:val="9"/>
+    <w:semiHidden/>
+    <w:unhideWhenUsed/>
+    <w:qFormat/>
     <w:pPr>
-      <w:keepNext w:val="1"/>
-      <w:keepLines w:val="1"/>
-      <w:pageBreakBefore w:val="0"/>
-      <w:spacing w:after="80" w:before="240" w:lineRule="auto"/>
+      <w:keepNext/>
+      <w:keepLines/>
+      <w:spacing w:before="240" w:after="80"/>
+      <w:outlineLvl w:val="5"/>
     </w:pPr>
     <w:rPr>
-      <w:i w:val="1"/>
-      <w:iCs w:val="1"/>
+      <w:i/>
+      <w:iCs/>
       <w:color w:val="666666"/>
-      <w:sz w:val="22"/>
-      <w:szCs w:val="22"/>
     </w:rPr>
+  </w:style>
+  <w:style w:type="character" w:default="1" w:styleId="DefaultParagraphFont">
+    <w:name w:val="Default Paragraph Font"/>
+    <w:uiPriority w:val="1"/>
+    <w:semiHidden/>
+    <w:unhideWhenUsed/>
+  </w:style>
+  <w:style w:type="table" w:default="1" w:styleId="TableNormal">
+    <w:name w:val="Normal Table"/>
+    <w:uiPriority w:val="99"/>
+    <w:semiHidden/>
+    <w:unhideWhenUsed/>
+    <w:tblPr>
+      <w:tblInd w:w="0" w:type="dxa"/>
+      <w:tblCellMar>
+        <w:top w:w="0" w:type="dxa"/>
+        <w:left w:w="108" w:type="dxa"/>
+        <w:bottom w:w="0" w:type="dxa"/>
+        <w:right w:w="108" w:type="dxa"/>
+      </w:tblCellMar>
+    </w:tblPr>
+  </w:style>
+  <w:style w:type="numbering" w:default="1" w:styleId="NoList">
+    <w:name w:val="No List"/>
+    <w:uiPriority w:val="99"/>
+    <w:semiHidden/>
+    <w:unhideWhenUsed/>
+  </w:style>
+  <w:style w:type="table" w:customStyle="1" w:styleId="TableNormal0">
+    <w:name w:val="TableNormal"/>
+    <w:tblPr>
+      <w:tblCellMar>
+        <w:top w:w="100" w:type="dxa"/>
+        <w:left w:w="100" w:type="dxa"/>
+        <w:bottom w:w="100" w:type="dxa"/>
+        <w:right w:w="100" w:type="dxa"/>
+      </w:tblCellMar>
+    </w:tblPr>
   </w:style>
   <w:style w:type="paragraph" w:styleId="Title">
     <w:name w:val="Title"/>
     <w:basedOn w:val="Normal"/>
     <w:next w:val="Normal"/>
+    <w:uiPriority w:val="10"/>
+    <w:qFormat/>
     <w:pPr>
-      <w:keepNext w:val="1"/>
-      <w:keepLines w:val="1"/>
-      <w:pageBreakBefore w:val="0"/>
-      <w:spacing w:after="60" w:before="0" w:lineRule="auto"/>
+      <w:keepNext/>
+      <w:keepLines/>
+      <w:spacing w:after="60"/>
     </w:pPr>
     <w:rPr>
       <w:sz w:val="52"/>
@@ -5312,16 +6948,14 @@
     <w:name w:val="Subtitle"/>
     <w:basedOn w:val="Normal"/>
     <w:next w:val="Normal"/>
+    <w:uiPriority w:val="11"/>
+    <w:qFormat/>
     <w:pPr>
-      <w:keepNext w:val="1"/>
-      <w:keepLines w:val="1"/>
-      <w:pageBreakBefore w:val="0"/>
-      <w:spacing w:after="320" w:before="0" w:lineRule="auto"/>
+      <w:keepNext/>
+      <w:keepLines/>
+      <w:spacing w:after="320"/>
     </w:pPr>
     <w:rPr>
-      <w:rFonts w:ascii="Arial" w:cs="Arial" w:eastAsia="Arial" w:hAnsi="Arial"/>
-      <w:i w:val="0"/>
-      <w:iCs w:val="0"/>
       <w:color w:val="666666"/>
       <w:sz w:val="30"/>
       <w:szCs w:val="30"/>
